--- a/05-数字电路/02-时序逻辑电路/随机存储器RAM电路/随机存储器RAM电路.docx
+++ b/05-数字电路/02-时序逻辑电路/随机存储器RAM电路/随机存储器RAM电路.docx
@@ -2436,6 +2436,20 @@
     </w:p>
     <w:bookmarkEnd w:id="26"/>
     <w:bookmarkEnd w:id="27"/>
+    <w:p>
+      <w:pPr>
+        <w:spacing w:before="360"/>
+        <w:jc w:val="center"/>
+      </w:pPr>
+      <w:r>
+        <w:rPr>
+          <w:rFonts w:ascii="Times New Roman" w:hAnsi="Times New Roman"/>
+          <w:color w:val="555555"/>
+          <w:sz w:val="21"/>
+        </w:rPr>
+        <w:t>材料收集者：杜文杰</w:t>
+      </w:r>
+    </w:p>
     <w:sectPr>
       <w:headerReference r:id="rId9" w:type="default"/>
       <w:footerReference r:id="rId10" w:type="default"/>

--- a/05-数字电路/02-时序逻辑电路/随机存储器RAM电路/随机存储器RAM电路.docx
+++ b/05-数字电路/02-时序逻辑电路/随机存储器RAM电路/随机存储器RAM电路.docx
@@ -1,6 +1,6 @@
 
 <file path=word/document.xml><?xml version="1.0" encoding="utf-8"?>
-<w:document xmlns:w="http://schemas.openxmlformats.org/wordprocessingml/2006/main" xmlns:m="http://schemas.openxmlformats.org/officeDocument/2006/math" xmlns:r="http://schemas.openxmlformats.org/officeDocument/2006/relationships" xmlns:o="urn:schemas-microsoft-com:office:office" xmlns:v="urn:schemas-microsoft-com:vml" xmlns:w10="urn:schemas-microsoft-com:office:word" xmlns:a="http://schemas.openxmlformats.org/drawingml/2006/main" xmlns:pic="http://schemas.openxmlformats.org/drawingml/2006/picture" xmlns:wp="http://schemas.openxmlformats.org/drawingml/2006/wordprocessingDrawing">
+<w:document xmlns:m="http://schemas.openxmlformats.org/officeDocument/2006/math" xmlns:r="http://schemas.openxmlformats.org/officeDocument/2006/relationships" xmlns:w="http://schemas.openxmlformats.org/wordprocessingml/2006/main" xmlns:o="urn:schemas-microsoft-com:office:office" xmlns:v="urn:schemas-microsoft-com:vml" xmlns:w10="urn:schemas-microsoft-com:office:word" xmlns:a="http://schemas.openxmlformats.org/drawingml/2006/main" xmlns:pic="http://schemas.openxmlformats.org/drawingml/2006/picture" xmlns:wp="http://schemas.openxmlformats.org/drawingml/2006/wordprocessingDrawing">
   <w:body>
     <w:bookmarkStart w:id="27" w:name="随机存储器-ram-电路"/>
     <w:p>
@@ -9,16 +9,19 @@
       </w:pPr>
       <w:r>
         <w:rPr>
-          <w:rFonts w:hint="eastAsia"/>
+          <w:rFonts w:hint="eastAsia" w:eastAsia="黑体"/>
         </w:rPr>
         <w:t xml:space="preserve">随机存储器</w:t>
       </w:r>
       <w:r>
+        <w:rPr>
+          <w:rFonts w:eastAsia="黑体"/>
+        </w:rPr>
         <w:t xml:space="preserve"> RAM </w:t>
       </w:r>
       <w:r>
         <w:rPr>
-          <w:rFonts w:hint="eastAsia"/>
+          <w:rFonts w:hint="eastAsia" w:eastAsia="黑体"/>
         </w:rPr>
         <w:t xml:space="preserve">电路</w:t>
       </w:r>
@@ -30,7 +33,7 @@
       </w:pPr>
       <w:r>
         <w:rPr>
-          <w:rFonts w:hint="eastAsia"/>
+          <w:rFonts w:hint="eastAsia" w:eastAsia="黑体"/>
         </w:rPr>
         <w:t xml:space="preserve">拓扑描述</w:t>
       </w:r>
@@ -41,13 +44,13 @@
       </w:pPr>
       <w:r>
         <w:rPr>
-          <w:rFonts w:hint="eastAsia"/>
+          <w:rFonts w:hint="eastAsia" w:eastAsia="黑体"/>
         </w:rPr>
         <w:t xml:space="preserve">由</w:t>
       </w:r>
       <w:r>
         <w:rPr>
-          <w:rFonts w:hint="eastAsia"/>
+          <w:rFonts w:hint="eastAsia" w:eastAsia="黑体"/>
           <w:b/>
           <w:bCs/>
         </w:rPr>
@@ -55,6 +58,7 @@
       </w:r>
       <w:r>
         <w:rPr>
+          <w:rFonts w:eastAsia="黑体"/>
           <w:b/>
           <w:bCs/>
         </w:rPr>
@@ -67,7 +71,7 @@
       </m:oMath>
       <w:r>
         <w:rPr>
-          <w:rFonts w:hint="eastAsia"/>
+          <w:rFonts w:hint="eastAsia" w:eastAsia="黑体"/>
         </w:rPr>
         <w:t xml:space="preserve">（</w:t>
       </w:r>
@@ -86,18 +90,27 @@
         </m:sSup>
       </m:oMath>
       <w:r>
+        <w:rPr>
+          <w:rFonts w:eastAsia="黑体"/>
+        </w:rPr>
         <w:t xml:space="preserve"> </w:t>
       </w:r>
       <w:r>
         <w:rPr>
-          <w:rFonts w:hint="eastAsia"/>
+          <w:rFonts w:hint="eastAsia" w:eastAsia="黑体"/>
         </w:rPr>
         <w:t xml:space="preserve">字</w:t>
       </w:r>
       <w:r>
+        <w:rPr>
+          <w:rFonts w:eastAsia="黑体"/>
+        </w:rPr>
         <w:t xml:space="preserve"> ×</w:t>
       </w:r>
       <w:r>
+        <w:rPr>
+          <w:rFonts w:eastAsia="黑体"/>
+        </w:rPr>
         <w:t xml:space="preserve"> </w:t>
       </w:r>
       <m:oMath>
@@ -106,17 +119,20 @@
         </m:r>
       </m:oMath>
       <w:r>
+        <w:rPr>
+          <w:rFonts w:eastAsia="黑体"/>
+        </w:rPr>
         <w:t xml:space="preserve"> </w:t>
       </w:r>
       <w:r>
         <w:rPr>
-          <w:rFonts w:hint="eastAsia"/>
+          <w:rFonts w:hint="eastAsia" w:eastAsia="黑体"/>
         </w:rPr>
         <w:t xml:space="preserve">位，按行、列组织的记忆单元）、</w:t>
       </w:r>
       <w:r>
         <w:rPr>
-          <w:rFonts w:hint="eastAsia"/>
+          <w:rFonts w:hint="eastAsia" w:eastAsia="黑体"/>
           <w:b/>
           <w:bCs/>
         </w:rPr>
@@ -124,6 +140,7 @@
       </w:r>
       <w:r>
         <w:rPr>
+          <w:rFonts w:eastAsia="黑体"/>
           <w:b/>
           <w:bCs/>
         </w:rPr>
@@ -141,11 +158,14 @@
         </m:r>
       </m:oMath>
       <w:r>
+        <w:rPr>
+          <w:rFonts w:eastAsia="黑体"/>
+        </w:rPr>
         <w:t xml:space="preserve">、</w:t>
       </w:r>
       <w:r>
         <w:rPr>
-          <w:rFonts w:hint="eastAsia"/>
+          <w:rFonts w:hint="eastAsia" w:eastAsia="黑体"/>
           <w:b/>
           <w:bCs/>
         </w:rPr>
@@ -153,6 +173,7 @@
       </w:r>
       <w:r>
         <w:rPr>
+          <w:rFonts w:eastAsia="黑体"/>
           <w:b/>
           <w:bCs/>
         </w:rPr>
@@ -171,13 +192,13 @@
       </m:oMath>
       <w:r>
         <w:rPr>
-          <w:rFonts w:hint="eastAsia"/>
+          <w:rFonts w:hint="eastAsia" w:eastAsia="黑体"/>
         </w:rPr>
         <w:t xml:space="preserve">与</w:t>
       </w:r>
       <w:r>
         <w:rPr>
-          <w:rFonts w:hint="eastAsia"/>
+          <w:rFonts w:hint="eastAsia" w:eastAsia="黑体"/>
           <w:b/>
           <w:bCs/>
         </w:rPr>
@@ -185,6 +206,7 @@
       </w:r>
       <w:r>
         <w:rPr>
+          <w:rFonts w:eastAsia="黑体"/>
           <w:b/>
           <w:bCs/>
         </w:rPr>
@@ -203,40 +225,49 @@
       </m:oMath>
       <w:r>
         <w:rPr>
-          <w:rFonts w:hint="eastAsia"/>
+          <w:rFonts w:hint="eastAsia" w:eastAsia="黑体"/>
         </w:rPr>
         <w:t xml:space="preserve">组成，存储单元分为</w:t>
       </w:r>
       <w:r>
+        <w:rPr>
+          <w:rFonts w:eastAsia="黑体"/>
+        </w:rPr>
         <w:t xml:space="preserve"> </w:t>
       </w:r>
       <w:r>
         <w:rPr>
-          <w:rFonts w:hint="eastAsia"/>
+          <w:rFonts w:hint="eastAsia" w:eastAsia="黑体"/>
         </w:rPr>
         <w:t xml:space="preserve">SRAM（交叉耦合触发器）与</w:t>
       </w:r>
       <w:r>
+        <w:rPr>
+          <w:rFonts w:eastAsia="黑体"/>
+        </w:rPr>
         <w:t xml:space="preserve"> </w:t>
       </w:r>
       <w:r>
         <w:rPr>
-          <w:rFonts w:hint="eastAsia"/>
+          <w:rFonts w:hint="eastAsia" w:eastAsia="黑体"/>
         </w:rPr>
         <w:t xml:space="preserve">DRAM（电容）两类。电路共</w:t>
       </w:r>
       <w:r>
+        <w:rPr>
+          <w:rFonts w:eastAsia="黑体"/>
+        </w:rPr>
         <w:t xml:space="preserve"> 5 </w:t>
       </w:r>
       <w:r>
         <w:rPr>
-          <w:rFonts w:hint="eastAsia"/>
+          <w:rFonts w:hint="eastAsia" w:eastAsia="黑体"/>
         </w:rPr>
         <w:t xml:space="preserve">组关键节点：</w:t>
       </w:r>
       <w:r>
         <w:rPr>
-          <w:rFonts w:hint="eastAsia"/>
+          <w:rFonts w:hint="eastAsia" w:eastAsia="黑体"/>
           <w:b/>
           <w:bCs/>
         </w:rPr>
@@ -244,6 +275,7 @@
       </w:r>
       <w:r>
         <w:rPr>
+          <w:rFonts w:eastAsia="黑体"/>
           <w:b/>
           <w:bCs/>
         </w:rPr>
@@ -251,7 +283,7 @@
       </w:r>
       <w:r>
         <w:rPr>
-          <w:rFonts w:hint="eastAsia"/>
+          <w:rFonts w:hint="eastAsia" w:eastAsia="黑体"/>
           <w:b/>
           <w:bCs/>
         </w:rPr>
@@ -259,6 +291,7 @@
       </w:r>
       <w:r>
         <w:rPr>
+          <w:rFonts w:eastAsia="黑体"/>
           <w:b/>
           <w:bCs/>
         </w:rPr>
@@ -337,13 +370,13 @@
       </m:oMath>
       <w:r>
         <w:rPr>
-          <w:rFonts w:hint="eastAsia"/>
+          <w:rFonts w:hint="eastAsia" w:eastAsia="黑体"/>
         </w:rPr>
         <w:t xml:space="preserve">（接地址译码器）；</w:t>
       </w:r>
       <w:r>
         <w:rPr>
-          <w:rFonts w:hint="eastAsia"/>
+          <w:rFonts w:hint="eastAsia" w:eastAsia="黑体"/>
           <w:b/>
           <w:bCs/>
         </w:rPr>
@@ -351,6 +384,7 @@
       </w:r>
       <w:r>
         <w:rPr>
+          <w:rFonts w:eastAsia="黑体"/>
           <w:b/>
           <w:bCs/>
         </w:rPr>
@@ -358,7 +392,7 @@
       </w:r>
       <w:r>
         <w:rPr>
-          <w:rFonts w:hint="eastAsia"/>
+          <w:rFonts w:hint="eastAsia" w:eastAsia="黑体"/>
           <w:b/>
           <w:bCs/>
         </w:rPr>
@@ -366,6 +400,7 @@
       </w:r>
       <w:r>
         <w:rPr>
+          <w:rFonts w:eastAsia="黑体"/>
           <w:b/>
           <w:bCs/>
         </w:rPr>
@@ -426,13 +461,13 @@
       </m:oMath>
       <w:r>
         <w:rPr>
-          <w:rFonts w:hint="eastAsia"/>
+          <w:rFonts w:hint="eastAsia" w:eastAsia="黑体"/>
         </w:rPr>
         <w:t xml:space="preserve">（接数据缓冲器，双向）；</w:t>
       </w:r>
       <w:r>
         <w:rPr>
-          <w:rFonts w:hint="eastAsia"/>
+          <w:rFonts w:hint="eastAsia" w:eastAsia="黑体"/>
           <w:b/>
           <w:bCs/>
         </w:rPr>
@@ -440,6 +475,7 @@
       </w:r>
       <w:r>
         <w:rPr>
+          <w:rFonts w:eastAsia="黑体"/>
           <w:b/>
           <w:bCs/>
         </w:rPr>
@@ -447,7 +483,7 @@
       </w:r>
       <w:r>
         <w:rPr>
-          <w:rFonts w:hint="eastAsia"/>
+          <w:rFonts w:hint="eastAsia" w:eastAsia="黑体"/>
           <w:b/>
           <w:bCs/>
         </w:rPr>
@@ -455,6 +491,7 @@
       </w:r>
       <w:r>
         <w:rPr>
+          <w:rFonts w:eastAsia="黑体"/>
           <w:b/>
           <w:bCs/>
         </w:rPr>
@@ -477,13 +514,13 @@
       </m:oMath>
       <w:r>
         <w:rPr>
-          <w:rFonts w:hint="eastAsia"/>
+          <w:rFonts w:hint="eastAsia" w:eastAsia="黑体"/>
         </w:rPr>
         <w:t xml:space="preserve">（接读写控制逻辑）；</w:t>
       </w:r>
       <w:r>
         <w:rPr>
-          <w:rFonts w:hint="eastAsia"/>
+          <w:rFonts w:hint="eastAsia" w:eastAsia="黑体"/>
           <w:b/>
           <w:bCs/>
         </w:rPr>
@@ -491,6 +528,7 @@
       </w:r>
       <w:r>
         <w:rPr>
+          <w:rFonts w:eastAsia="黑体"/>
           <w:b/>
           <w:bCs/>
         </w:rPr>
@@ -498,7 +536,7 @@
       </w:r>
       <w:r>
         <w:rPr>
-          <w:rFonts w:hint="eastAsia"/>
+          <w:rFonts w:hint="eastAsia" w:eastAsia="黑体"/>
           <w:b/>
           <w:bCs/>
         </w:rPr>
@@ -506,6 +544,7 @@
       </w:r>
       <w:r>
         <w:rPr>
+          <w:rFonts w:eastAsia="黑体"/>
           <w:b/>
           <w:bCs/>
         </w:rPr>
@@ -528,13 +567,13 @@
       </m:oMath>
       <w:r>
         <w:rPr>
-          <w:rFonts w:hint="eastAsia"/>
+          <w:rFonts w:hint="eastAsia" w:eastAsia="黑体"/>
         </w:rPr>
         <w:t xml:space="preserve">（接数据缓冲器与读控制）；</w:t>
       </w:r>
       <w:r>
         <w:rPr>
-          <w:rFonts w:hint="eastAsia"/>
+          <w:rFonts w:hint="eastAsia" w:eastAsia="黑体"/>
           <w:b/>
           <w:bCs/>
         </w:rPr>
@@ -542,6 +581,7 @@
       </w:r>
       <w:r>
         <w:rPr>
+          <w:rFonts w:eastAsia="黑体"/>
           <w:b/>
           <w:bCs/>
         </w:rPr>
@@ -549,7 +589,7 @@
       </w:r>
       <w:r>
         <w:rPr>
-          <w:rFonts w:hint="eastAsia"/>
+          <w:rFonts w:hint="eastAsia" w:eastAsia="黑体"/>
           <w:b/>
           <w:bCs/>
         </w:rPr>
@@ -557,6 +597,7 @@
       </w:r>
       <w:r>
         <w:rPr>
+          <w:rFonts w:eastAsia="黑体"/>
           <w:b/>
           <w:bCs/>
         </w:rPr>
@@ -579,13 +620,13 @@
       </m:oMath>
       <w:r>
         <w:rPr>
-          <w:rFonts w:hint="eastAsia"/>
+          <w:rFonts w:hint="eastAsia" w:eastAsia="黑体"/>
         </w:rPr>
         <w:t xml:space="preserve">（接控制逻辑），即</w:t>
       </w:r>
       <w:r>
         <w:rPr>
-          <w:rFonts w:hint="eastAsia"/>
+          <w:rFonts w:hint="eastAsia" w:eastAsia="黑体"/>
           <w:b/>
           <w:bCs/>
         </w:rPr>
@@ -593,6 +634,7 @@
       </w:r>
       <w:r>
         <w:rPr>
+          <w:rFonts w:eastAsia="黑体"/>
           <w:b/>
           <w:bCs/>
         </w:rPr>
@@ -600,7 +642,7 @@
       </w:r>
       <w:r>
         <w:rPr>
-          <w:rFonts w:hint="eastAsia"/>
+          <w:rFonts w:hint="eastAsia" w:eastAsia="黑体"/>
           <w:b/>
           <w:bCs/>
         </w:rPr>
@@ -608,6 +650,7 @@
       </w:r>
       <w:r>
         <w:rPr>
+          <w:rFonts w:eastAsia="黑体"/>
           <w:b/>
           <w:bCs/>
         </w:rPr>
@@ -623,6 +666,7 @@
       </m:oMath>
       <w:r>
         <w:rPr>
+          <w:rFonts w:eastAsia="黑体"/>
           <w:b/>
           <w:bCs/>
         </w:rPr>
@@ -638,7 +682,7 @@
       </m:oMath>
       <w:r>
         <w:rPr>
-          <w:rFonts w:hint="eastAsia"/>
+          <w:rFonts w:hint="eastAsia" w:eastAsia="黑体"/>
         </w:rPr>
         <w:t xml:space="preserve">（译码器选中存储单元）。</w:t>
       </w:r>
@@ -647,13 +691,13 @@
       <w:pPr/>
       <w:r>
         <w:rPr>
-          <w:rFonts w:hint="eastAsia"/>
+          <w:rFonts w:hint="eastAsia" w:eastAsia="黑体"/>
         </w:rPr>
         <w:t xml:space="preserve">各单元管脚连接：</w:t>
       </w:r>
       <w:r>
         <w:rPr>
-          <w:rFonts w:hint="eastAsia"/>
+          <w:rFonts w:hint="eastAsia" w:eastAsia="黑体"/>
           <w:b/>
           <w:bCs/>
         </w:rPr>
@@ -661,6 +705,7 @@
       </w:r>
       <w:r>
         <w:rPr>
+          <w:rFonts w:eastAsia="黑体"/>
           <w:b/>
           <w:bCs/>
         </w:rPr>
@@ -678,15 +723,21 @@
         </m:r>
       </m:oMath>
       <w:r>
+        <w:rPr>
+          <w:rFonts w:eastAsia="黑体"/>
+        </w:rPr>
         <w:t xml:space="preserve"> </w:t>
       </w:r>
       <w:r>
         <w:rPr>
-          <w:rFonts w:hint="eastAsia"/>
+          <w:rFonts w:hint="eastAsia" w:eastAsia="黑体"/>
         </w:rPr>
         <w:t xml:space="preserve">的输入端接地址节点</w:t>
       </w:r>
       <w:r>
+        <w:rPr>
+          <w:rFonts w:eastAsia="黑体"/>
+        </w:rPr>
         <w:t xml:space="preserve"> </w:t>
       </w:r>
       <m:oMath>
@@ -696,11 +747,14 @@
       </m:oMath>
       <w:r>
         <w:rPr>
-          <w:rFonts w:hint="eastAsia"/>
+          <w:rFonts w:hint="eastAsia" w:eastAsia="黑体"/>
         </w:rPr>
         <w:t xml:space="preserve">，输出行/列选中线（字线</w:t>
       </w:r>
       <w:r>
+        <w:rPr>
+          <w:rFonts w:eastAsia="黑体"/>
+        </w:rPr>
         <w:t xml:space="preserve"> </w:t>
       </w:r>
       <m:oMath>
@@ -713,11 +767,14 @@
       </m:oMath>
       <w:r>
         <w:rPr>
-          <w:rFonts w:hint="eastAsia"/>
+          <w:rFonts w:hint="eastAsia" w:eastAsia="黑体"/>
         </w:rPr>
         <w:t xml:space="preserve">、位线</w:t>
       </w:r>
       <w:r>
+        <w:rPr>
+          <w:rFonts w:eastAsia="黑体"/>
+        </w:rPr>
         <w:t xml:space="preserve"> </w:t>
       </w:r>
       <m:oMath>
@@ -730,11 +787,14 @@
       </m:oMath>
       <w:r>
         <w:rPr>
-          <w:rFonts w:hint="eastAsia"/>
+          <w:rFonts w:hint="eastAsia" w:eastAsia="黑体"/>
         </w:rPr>
         <w:t xml:space="preserve">）接存储阵列</w:t>
       </w:r>
       <w:r>
+        <w:rPr>
+          <w:rFonts w:eastAsia="黑体"/>
+        </w:rPr>
         <w:t xml:space="preserve"> </w:t>
       </w:r>
       <m:oMath>
@@ -744,13 +804,13 @@
       </m:oMath>
       <w:r>
         <w:rPr>
-          <w:rFonts w:hint="eastAsia"/>
+          <w:rFonts w:hint="eastAsia" w:eastAsia="黑体"/>
         </w:rPr>
         <w:t xml:space="preserve">；</w:t>
       </w:r>
       <w:r>
         <w:rPr>
-          <w:rFonts w:hint="eastAsia"/>
+          <w:rFonts w:hint="eastAsia" w:eastAsia="黑体"/>
           <w:b/>
           <w:bCs/>
         </w:rPr>
@@ -758,6 +818,7 @@
       </w:r>
       <w:r>
         <w:rPr>
+          <w:rFonts w:eastAsia="黑体"/>
           <w:b/>
           <w:bCs/>
         </w:rPr>
@@ -769,15 +830,21 @@
         </m:r>
       </m:oMath>
       <w:r>
+        <w:rPr>
+          <w:rFonts w:eastAsia="黑体"/>
+        </w:rPr>
         <w:t xml:space="preserve"> </w:t>
       </w:r>
       <w:r>
         <w:rPr>
-          <w:rFonts w:hint="eastAsia"/>
+          <w:rFonts w:hint="eastAsia" w:eastAsia="黑体"/>
         </w:rPr>
         <w:t xml:space="preserve">的位线接数据缓冲器</w:t>
       </w:r>
       <w:r>
+        <w:rPr>
+          <w:rFonts w:eastAsia="黑体"/>
+        </w:rPr>
         <w:t xml:space="preserve"> </w:t>
       </w:r>
       <m:oMath>
@@ -793,13 +860,13 @@
       </m:oMath>
       <w:r>
         <w:rPr>
-          <w:rFonts w:hint="eastAsia"/>
+          <w:rFonts w:hint="eastAsia" w:eastAsia="黑体"/>
         </w:rPr>
         <w:t xml:space="preserve">；</w:t>
       </w:r>
       <w:r>
         <w:rPr>
-          <w:rFonts w:hint="eastAsia"/>
+          <w:rFonts w:hint="eastAsia" w:eastAsia="黑体"/>
           <w:b/>
           <w:bCs/>
         </w:rPr>
@@ -807,6 +874,7 @@
       </w:r>
       <w:r>
         <w:rPr>
+          <w:rFonts w:eastAsia="黑体"/>
           <w:b/>
           <w:bCs/>
         </w:rPr>
@@ -824,15 +892,21 @@
         </m:r>
       </m:oMath>
       <w:r>
+        <w:rPr>
+          <w:rFonts w:eastAsia="黑体"/>
+        </w:rPr>
         <w:t xml:space="preserve"> </w:t>
       </w:r>
       <w:r>
         <w:rPr>
-          <w:rFonts w:hint="eastAsia"/>
+          <w:rFonts w:hint="eastAsia" w:eastAsia="黑体"/>
         </w:rPr>
         <w:t xml:space="preserve">的输入/输出脚接数据节点</w:t>
       </w:r>
       <w:r>
+        <w:rPr>
+          <w:rFonts w:eastAsia="黑体"/>
+        </w:rPr>
         <w:t xml:space="preserve"> </w:t>
       </w:r>
       <m:oMath>
@@ -851,11 +925,14 @@
       </m:oMath>
       <w:r>
         <w:rPr>
-          <w:rFonts w:hint="eastAsia"/>
+          <w:rFonts w:hint="eastAsia" w:eastAsia="黑体"/>
         </w:rPr>
         <w:t xml:space="preserve">，读/写控制脚接</w:t>
       </w:r>
       <w:r>
+        <w:rPr>
+          <w:rFonts w:eastAsia="黑体"/>
+        </w:rPr>
         <w:t xml:space="preserve"> </w:t>
       </w:r>
       <m:oMath>
@@ -874,6 +951,9 @@
         </m:bar>
       </m:oMath>
       <w:r>
+        <w:rPr>
+          <w:rFonts w:eastAsia="黑体"/>
+        </w:rPr>
         <w:t xml:space="preserve">、</w:t>
       </w:r>
       <m:oMath>
@@ -893,13 +973,13 @@
       </m:oMath>
       <w:r>
         <w:rPr>
-          <w:rFonts w:hint="eastAsia"/>
+          <w:rFonts w:hint="eastAsia" w:eastAsia="黑体"/>
         </w:rPr>
         <w:t xml:space="preserve">；</w:t>
       </w:r>
       <w:r>
         <w:rPr>
-          <w:rFonts w:hint="eastAsia"/>
+          <w:rFonts w:hint="eastAsia" w:eastAsia="黑体"/>
           <w:b/>
           <w:bCs/>
         </w:rPr>
@@ -907,6 +987,7 @@
       </w:r>
       <w:r>
         <w:rPr>
+          <w:rFonts w:eastAsia="黑体"/>
           <w:b/>
           <w:bCs/>
         </w:rPr>
@@ -924,15 +1005,21 @@
         </m:r>
       </m:oMath>
       <w:r>
+        <w:rPr>
+          <w:rFonts w:eastAsia="黑体"/>
+        </w:rPr>
         <w:t xml:space="preserve"> </w:t>
       </w:r>
       <w:r>
         <w:rPr>
-          <w:rFonts w:hint="eastAsia"/>
+          <w:rFonts w:hint="eastAsia" w:eastAsia="黑体"/>
         </w:rPr>
         <w:t xml:space="preserve">接</w:t>
       </w:r>
       <w:r>
+        <w:rPr>
+          <w:rFonts w:eastAsia="黑体"/>
+        </w:rPr>
         <w:t xml:space="preserve"> </w:t>
       </w:r>
       <m:oMath>
@@ -951,6 +1038,9 @@
         </m:bar>
       </m:oMath>
       <w:r>
+        <w:rPr>
+          <w:rFonts w:eastAsia="黑体"/>
+        </w:rPr>
         <w:t xml:space="preserve">、</w:t>
       </w:r>
       <m:oMath>
@@ -970,11 +1060,14 @@
       </m:oMath>
       <w:r>
         <w:rPr>
-          <w:rFonts w:hint="eastAsia"/>
+          <w:rFonts w:hint="eastAsia" w:eastAsia="黑体"/>
         </w:rPr>
         <w:t xml:space="preserve">，控制写使能与读出；各单元</w:t>
       </w:r>
       <w:r>
+        <w:rPr>
+          <w:rFonts w:eastAsia="黑体"/>
+        </w:rPr>
         <w:t xml:space="preserve"> </w:t>
       </w:r>
       <m:oMath>
@@ -995,15 +1088,21 @@
         </m:sSub>
       </m:oMath>
       <w:r>
+        <w:rPr>
+          <w:rFonts w:eastAsia="黑体"/>
+        </w:rPr>
         <w:t xml:space="preserve"> </w:t>
       </w:r>
       <w:r>
         <w:rPr>
-          <w:rFonts w:hint="eastAsia"/>
+          <w:rFonts w:hint="eastAsia" w:eastAsia="黑体"/>
         </w:rPr>
         <w:t xml:space="preserve">接</w:t>
       </w:r>
       <w:r>
+        <w:rPr>
+          <w:rFonts w:eastAsia="黑体"/>
+        </w:rPr>
         <w:t xml:space="preserve"> </w:t>
       </w:r>
       <m:oMath>
@@ -1030,6 +1129,9 @@
         </m:sSub>
       </m:oMath>
       <w:r>
+        <w:rPr>
+          <w:rFonts w:eastAsia="黑体"/>
+        </w:rPr>
         <w:t xml:space="preserve">、</w:t>
       </w:r>
       <m:oMath>
@@ -1044,20 +1146,26 @@
         </m:r>
       </m:oMath>
       <w:r>
+        <w:rPr>
+          <w:rFonts w:eastAsia="黑体"/>
+        </w:rPr>
         <w:t xml:space="preserve"> </w:t>
       </w:r>
       <w:r>
         <w:rPr>
-          <w:rFonts w:hint="eastAsia"/>
+          <w:rFonts w:hint="eastAsia" w:eastAsia="黑体"/>
         </w:rPr>
         <w:t xml:space="preserve">接地（DRAM</w:t>
       </w:r>
       <w:r>
+        <w:rPr>
+          <w:rFonts w:eastAsia="黑体"/>
+        </w:rPr>
         <w:t xml:space="preserve"> </w:t>
       </w:r>
       <w:r>
         <w:rPr>
-          <w:rFonts w:hint="eastAsia"/>
+          <w:rFonts w:hint="eastAsia" w:eastAsia="黑体"/>
         </w:rPr>
         <w:t xml:space="preserve">另含刷新控制）。读操作把选中单元数据送到数据线，写操作在写使能有效时把数据写入单元。</w:t>
       </w:r>
@@ -1066,38 +1174,50 @@
       <w:pPr/>
       <w:r>
         <w:rPr>
-          <w:rFonts w:hint="eastAsia"/>
+          <w:rFonts w:hint="eastAsia" w:eastAsia="黑体"/>
         </w:rPr>
         <w:t xml:space="preserve">由此构成“地址译码</w:t>
       </w:r>
       <w:r>
+        <w:rPr>
+          <w:rFonts w:eastAsia="黑体"/>
+        </w:rPr>
         <w:t xml:space="preserve"> + </w:t>
       </w:r>
       <w:r>
         <w:rPr>
-          <w:rFonts w:hint="eastAsia"/>
+          <w:rFonts w:hint="eastAsia" w:eastAsia="黑体"/>
         </w:rPr>
         <w:t xml:space="preserve">阵列存储”的随机存取存储器组态，任意地址读写时间基本相同，SRAM</w:t>
       </w:r>
       <w:r>
+        <w:rPr>
+          <w:rFonts w:eastAsia="黑体"/>
+        </w:rPr>
         <w:t xml:space="preserve"> </w:t>
       </w:r>
       <w:r>
         <w:rPr>
-          <w:rFonts w:hint="eastAsia"/>
+          <w:rFonts w:hint="eastAsia" w:eastAsia="黑体"/>
         </w:rPr>
         <w:t xml:space="preserve">免刷新、DRAM</w:t>
       </w:r>
       <w:r>
+        <w:rPr>
+          <w:rFonts w:eastAsia="黑体"/>
+        </w:rPr>
         <w:t xml:space="preserve"> </w:t>
       </w:r>
       <w:r>
         <w:rPr>
-          <w:rFonts w:hint="eastAsia"/>
+          <w:rFonts w:hint="eastAsia" w:eastAsia="黑体"/>
         </w:rPr>
         <w:t xml:space="preserve">需周期性刷新，容量为</w:t>
       </w:r>
       <w:r>
+        <w:rPr>
+          <w:rFonts w:eastAsia="黑体"/>
+        </w:rPr>
         <w:t xml:space="preserve"> </w:t>
       </w:r>
       <m:oMath>
@@ -1124,6 +1244,9 @@
         </m:r>
       </m:oMath>
       <w:r>
+        <w:rPr>
+          <w:rFonts w:eastAsia="黑体"/>
+        </w:rPr>
         <w:t xml:space="preserve">。</w:t>
       </w:r>
     </w:p>
@@ -1135,7 +1258,7 @@
       </w:pPr>
       <w:r>
         <w:rPr>
-          <w:rFonts w:hint="eastAsia"/>
+          <w:rFonts w:hint="eastAsia" w:eastAsia="黑体"/>
         </w:rPr>
         <w:t xml:space="preserve">工作原理</w:t>
       </w:r>
@@ -1146,25 +1269,31 @@
       </w:pPr>
       <w:r>
         <w:rPr>
-          <w:rFonts w:hint="eastAsia"/>
+          <w:rFonts w:hint="eastAsia" w:eastAsia="黑体"/>
         </w:rPr>
         <w:t xml:space="preserve">地址译码器选中某个存储单元的行与列，读操作将单元数据输出到数据线，写操作在写使能有效时把数据写入单元。SRAM</w:t>
       </w:r>
       <w:r>
+        <w:rPr>
+          <w:rFonts w:eastAsia="黑体"/>
+        </w:rPr>
         <w:t xml:space="preserve"> </w:t>
       </w:r>
       <w:r>
         <w:rPr>
-          <w:rFonts w:hint="eastAsia"/>
+          <w:rFonts w:hint="eastAsia" w:eastAsia="黑体"/>
         </w:rPr>
         <w:t xml:space="preserve">用交叉耦合触发器保存数据无需刷新；DRAM</w:t>
       </w:r>
       <w:r>
+        <w:rPr>
+          <w:rFonts w:eastAsia="黑体"/>
+        </w:rPr>
         <w:t xml:space="preserve"> </w:t>
       </w:r>
       <w:r>
         <w:rPr>
-          <w:rFonts w:hint="eastAsia"/>
+          <w:rFonts w:hint="eastAsia" w:eastAsia="黑体"/>
         </w:rPr>
         <w:t xml:space="preserve">用电容电荷保存数据，需周期性刷新以免电荷泄漏丢失。</w:t>
       </w:r>
@@ -1177,7 +1306,7 @@
       </w:pPr>
       <w:r>
         <w:rPr>
-          <w:rFonts w:hint="eastAsia"/>
+          <w:rFonts w:hint="eastAsia" w:eastAsia="黑体"/>
         </w:rPr>
         <w:t xml:space="preserve">关键计算公式</w:t>
       </w:r>
@@ -1191,7 +1320,7 @@
       </w:pPr>
       <w:r>
         <w:rPr>
-          <w:rFonts w:hint="eastAsia"/>
+          <w:rFonts w:hint="eastAsia" w:eastAsia="黑体"/>
         </w:rPr>
         <w:t xml:space="preserve">存储容量：</w:t>
       </w:r>
@@ -1261,25 +1390,31 @@
       </w:pPr>
       <w:r>
         <w:rPr>
-          <w:rFonts w:hint="eastAsia"/>
+          <w:rFonts w:hint="eastAsia" w:eastAsia="黑体"/>
         </w:rPr>
         <w:t xml:space="preserve">地址范围（n</w:t>
       </w:r>
       <w:r>
+        <w:rPr>
+          <w:rFonts w:eastAsia="黑体"/>
+        </w:rPr>
         <w:t xml:space="preserve"> </w:t>
       </w:r>
       <w:r>
         <w:rPr>
-          <w:rFonts w:hint="eastAsia"/>
+          <w:rFonts w:hint="eastAsia" w:eastAsia="黑体"/>
         </w:rPr>
         <w:t xml:space="preserve">位地址、m</w:t>
       </w:r>
       <w:r>
+        <w:rPr>
+          <w:rFonts w:eastAsia="黑体"/>
+        </w:rPr>
         <w:t xml:space="preserve"> </w:t>
       </w:r>
       <w:r>
         <w:rPr>
-          <w:rFonts w:hint="eastAsia"/>
+          <w:rFonts w:hint="eastAsia" w:eastAsia="黑体"/>
         </w:rPr>
         <w:t xml:space="preserve">位数据）：</w:t>
       </w:r>
@@ -1347,11 +1482,14 @@
         </w:numPr>
       </w:pPr>
       <w:r>
+        <w:rPr>
+          <w:rFonts w:eastAsia="黑体"/>
+        </w:rPr>
         <w:t xml:space="preserve">DRAM </w:t>
       </w:r>
       <w:r>
         <w:rPr>
-          <w:rFonts w:hint="eastAsia"/>
+          <w:rFonts w:hint="eastAsia" w:eastAsia="黑体"/>
         </w:rPr>
         <w:t xml:space="preserve">刷新周期（典型）：</w:t>
       </w:r>
@@ -1413,7 +1551,7 @@
       </w:pPr>
       <w:r>
         <w:rPr>
-          <w:rFonts w:hint="eastAsia"/>
+          <w:rFonts w:hint="eastAsia" w:eastAsia="黑体"/>
         </w:rPr>
         <w:t xml:space="preserve">数据访问速率上限：</w:t>
       </w:r>
@@ -1511,7 +1649,7 @@
             </w:pPr>
             <w:r>
               <w:rPr>
-                <w:rFonts w:hint="eastAsia"/>
+                <w:rFonts w:hint="eastAsia" w:eastAsia="黑体"/>
               </w:rPr>
               <w:t xml:space="preserve">符号</w:t>
             </w:r>
@@ -1525,7 +1663,7 @@
             </w:pPr>
             <w:r>
               <w:rPr>
-                <w:rFonts w:hint="eastAsia"/>
+                <w:rFonts w:hint="eastAsia" w:eastAsia="黑体"/>
               </w:rPr>
               <w:t xml:space="preserve">含义</w:t>
             </w:r>
@@ -1539,7 +1677,7 @@
             </w:pPr>
             <w:r>
               <w:rPr>
-                <w:rFonts w:hint="eastAsia"/>
+                <w:rFonts w:hint="eastAsia" w:eastAsia="黑体"/>
               </w:rPr>
               <w:t xml:space="preserve">单位</w:t>
             </w:r>
@@ -1559,6 +1697,9 @@
               </m:r>
             </m:oMath>
             <w:r>
+              <w:rPr>
+                <w:rFonts w:eastAsia="黑体"/>
+              </w:rPr>
               <w:t xml:space="preserve">​</w:t>
             </w:r>
           </w:p>
@@ -1571,7 +1712,7 @@
             </w:pPr>
             <w:r>
               <w:rPr>
-                <w:rFonts w:hint="eastAsia"/>
+                <w:rFonts w:hint="eastAsia" w:eastAsia="黑体"/>
               </w:rPr>
               <w:t xml:space="preserve">地址线位数</w:t>
             </w:r>
@@ -1584,6 +1725,9 @@
               <w:pStyle w:val="Compact"/>
             </w:pPr>
             <w:r>
+              <w:rPr>
+                <w:rFonts w:eastAsia="黑体"/>
+              </w:rPr>
               <w:t xml:space="preserve">—</w:t>
             </w:r>
           </w:p>
@@ -1602,6 +1746,9 @@
               </m:r>
             </m:oMath>
             <w:r>
+              <w:rPr>
+                <w:rFonts w:eastAsia="黑体"/>
+              </w:rPr>
               <w:t xml:space="preserve">​</w:t>
             </w:r>
           </w:p>
@@ -1614,7 +1761,7 @@
             </w:pPr>
             <w:r>
               <w:rPr>
-                <w:rFonts w:hint="eastAsia"/>
+                <w:rFonts w:hint="eastAsia" w:eastAsia="黑体"/>
               </w:rPr>
               <w:t xml:space="preserve">数据线位数</w:t>
             </w:r>
@@ -1627,6 +1774,9 @@
               <w:pStyle w:val="Compact"/>
             </w:pPr>
             <w:r>
+              <w:rPr>
+                <w:rFonts w:eastAsia="黑体"/>
+              </w:rPr>
               <w:t xml:space="preserve">—</w:t>
             </w:r>
           </w:p>
@@ -1658,6 +1808,9 @@
               </m:sSub>
             </m:oMath>
             <w:r>
+              <w:rPr>
+                <w:rFonts w:eastAsia="黑体"/>
+              </w:rPr>
               <w:t xml:space="preserve">​</w:t>
             </w:r>
           </w:p>
@@ -1670,7 +1823,7 @@
             </w:pPr>
             <w:r>
               <w:rPr>
-                <w:rFonts w:hint="eastAsia"/>
+                <w:rFonts w:hint="eastAsia" w:eastAsia="黑体"/>
               </w:rPr>
               <w:t xml:space="preserve">总存储容量</w:t>
             </w:r>
@@ -1683,6 +1836,9 @@
               <w:pStyle w:val="Compact"/>
             </w:pPr>
             <w:r>
+              <w:rPr>
+                <w:rFonts w:eastAsia="黑体"/>
+              </w:rPr>
               <w:t xml:space="preserve">bit</w:t>
             </w:r>
           </w:p>
@@ -1714,6 +1870,9 @@
               </m:sSub>
             </m:oMath>
             <w:r>
+              <w:rPr>
+                <w:rFonts w:eastAsia="黑体"/>
+              </w:rPr>
               <w:t xml:space="preserve">​</w:t>
             </w:r>
           </w:p>
@@ -1726,7 +1885,7 @@
             </w:pPr>
             <w:r>
               <w:rPr>
-                <w:rFonts w:hint="eastAsia"/>
+                <w:rFonts w:hint="eastAsia" w:eastAsia="黑体"/>
               </w:rPr>
               <w:t xml:space="preserve">刷新周期</w:t>
             </w:r>
@@ -1739,6 +1898,9 @@
               <w:pStyle w:val="Compact"/>
             </w:pPr>
             <w:r>
+              <w:rPr>
+                <w:rFonts w:eastAsia="黑体"/>
+              </w:rPr>
               <w:t xml:space="preserve">s</w:t>
             </w:r>
           </w:p>
@@ -1760,6 +1922,9 @@
               </m:r>
             </m:oMath>
             <w:r>
+              <w:rPr>
+                <w:rFonts w:eastAsia="黑体"/>
+              </w:rPr>
               <w:t xml:space="preserve">​</w:t>
             </w:r>
           </w:p>
@@ -1772,7 +1937,7 @@
             </w:pPr>
             <w:r>
               <w:rPr>
-                <w:rFonts w:hint="eastAsia"/>
+                <w:rFonts w:hint="eastAsia" w:eastAsia="黑体"/>
               </w:rPr>
               <w:t xml:space="preserve">访问带宽</w:t>
             </w:r>
@@ -1785,6 +1950,9 @@
               <w:pStyle w:val="Compact"/>
             </w:pPr>
             <w:r>
+              <w:rPr>
+                <w:rFonts w:eastAsia="黑体"/>
+              </w:rPr>
               <w:t xml:space="preserve">bit/s</w:t>
             </w:r>
           </w:p>
@@ -1799,7 +1967,7 @@
       </w:pPr>
       <w:r>
         <w:rPr>
-          <w:rFonts w:hint="eastAsia"/>
+          <w:rFonts w:hint="eastAsia" w:eastAsia="黑体"/>
         </w:rPr>
         <w:t xml:space="preserve">元件调整影响</w:t>
       </w:r>
@@ -1814,7 +1982,7 @@
       </w:pPr>
       <w:r>
         <w:rPr>
-          <w:rFonts w:hint="eastAsia"/>
+          <w:rFonts w:hint="eastAsia" w:eastAsia="黑体"/>
           <w:b/>
           <w:bCs/>
         </w:rPr>
@@ -1822,6 +1990,7 @@
       </w:r>
       <w:r>
         <w:rPr>
+          <w:rFonts w:eastAsia="黑体"/>
           <w:b/>
           <w:bCs/>
         </w:rPr>
@@ -1829,25 +1998,34 @@
       </w:r>
       <w:r>
         <w:rPr>
-          <w:rFonts w:hint="eastAsia"/>
+          <w:rFonts w:hint="eastAsia" w:eastAsia="黑体"/>
           <w:b/>
           <w:bCs/>
         </w:rPr>
         <w:t xml:space="preserve">增大</w:t>
       </w:r>
       <w:r>
+        <w:rPr>
+          <w:rFonts w:eastAsia="黑体"/>
+        </w:rPr>
         <w:t xml:space="preserve"> </w:t>
       </w:r>
       <w:r>
+        <w:rPr>
+          <w:rFonts w:eastAsia="黑体"/>
+        </w:rPr>
         <w:t xml:space="preserve">→ </w:t>
       </w:r>
       <w:r>
         <w:rPr>
-          <w:rFonts w:hint="eastAsia"/>
+          <w:rFonts w:hint="eastAsia" w:eastAsia="黑体"/>
         </w:rPr>
         <w:t xml:space="preserve">容量按</w:t>
       </w:r>
       <w:r>
+        <w:rPr>
+          <w:rFonts w:eastAsia="黑体"/>
+        </w:rPr>
         <w:t xml:space="preserve"> </w:t>
       </w:r>
       <m:oMath>
@@ -1865,11 +2043,14 @@
         </m:sSup>
       </m:oMath>
       <w:r>
+        <w:rPr>
+          <w:rFonts w:eastAsia="黑体"/>
+        </w:rPr>
         <w:t xml:space="preserve"> </w:t>
       </w:r>
       <w:r>
         <w:rPr>
-          <w:rFonts w:hint="eastAsia"/>
+          <w:rFonts w:hint="eastAsia" w:eastAsia="黑体"/>
         </w:rPr>
         <w:t xml:space="preserve">增长，译码逻辑与访问时间上升。</w:t>
       </w:r>
@@ -1884,7 +2065,7 @@
       </w:pPr>
       <w:r>
         <w:rPr>
-          <w:rFonts w:hint="eastAsia"/>
+          <w:rFonts w:hint="eastAsia" w:eastAsia="黑体"/>
           <w:b/>
           <w:bCs/>
         </w:rPr>
@@ -1892,6 +2073,7 @@
       </w:r>
       <w:r>
         <w:rPr>
+          <w:rFonts w:eastAsia="黑体"/>
           <w:b/>
           <w:bCs/>
         </w:rPr>
@@ -1899,21 +2081,27 @@
       </w:r>
       <w:r>
         <w:rPr>
-          <w:rFonts w:hint="eastAsia"/>
+          <w:rFonts w:hint="eastAsia" w:eastAsia="黑体"/>
           <w:b/>
           <w:bCs/>
         </w:rPr>
         <w:t xml:space="preserve">增大</w:t>
       </w:r>
       <w:r>
+        <w:rPr>
+          <w:rFonts w:eastAsia="黑体"/>
+        </w:rPr>
         <w:t xml:space="preserve"> </w:t>
       </w:r>
       <w:r>
+        <w:rPr>
+          <w:rFonts w:eastAsia="黑体"/>
+        </w:rPr>
         <w:t xml:space="preserve">→ </w:t>
       </w:r>
       <w:r>
         <w:rPr>
-          <w:rFonts w:hint="eastAsia"/>
+          <w:rFonts w:hint="eastAsia" w:eastAsia="黑体"/>
         </w:rPr>
         <w:t xml:space="preserve">单次吞吐量增大，缓存与接口开销增加。</w:t>
       </w:r>
@@ -1928,6 +2116,7 @@
       </w:pPr>
       <w:r>
         <w:rPr>
+          <w:rFonts w:eastAsia="黑体"/>
           <w:b/>
           <w:bCs/>
         </w:rPr>
@@ -1935,7 +2124,7 @@
       </w:r>
       <w:r>
         <w:rPr>
-          <w:rFonts w:hint="eastAsia"/>
+          <w:rFonts w:hint="eastAsia" w:eastAsia="黑体"/>
           <w:b/>
           <w:bCs/>
         </w:rPr>
@@ -1943,20 +2132,27 @@
       </w:r>
       <w:r>
         <w:rPr>
+          <w:rFonts w:eastAsia="黑体"/>
           <w:b/>
           <w:bCs/>
         </w:rPr>
         <w:t xml:space="preserve"> DRAM</w:t>
       </w:r>
       <w:r>
+        <w:rPr>
+          <w:rFonts w:eastAsia="黑体"/>
+        </w:rPr>
         <w:t xml:space="preserve"> </w:t>
       </w:r>
       <w:r>
+        <w:rPr>
+          <w:rFonts w:eastAsia="黑体"/>
+        </w:rPr>
         <w:t xml:space="preserve">→ </w:t>
       </w:r>
       <w:r>
         <w:rPr>
-          <w:rFonts w:hint="eastAsia"/>
+          <w:rFonts w:hint="eastAsia" w:eastAsia="黑体"/>
         </w:rPr>
         <w:t xml:space="preserve">单位成本降低、集成度提高，但需刷新电路。</w:t>
       </w:r>
@@ -1971,21 +2167,27 @@
       </w:pPr>
       <w:r>
         <w:rPr>
-          <w:rFonts w:hint="eastAsia"/>
+          <w:rFonts w:hint="eastAsia" w:eastAsia="黑体"/>
           <w:b/>
           <w:bCs/>
         </w:rPr>
         <w:t xml:space="preserve">访问周期缩短</w:t>
       </w:r>
       <w:r>
+        <w:rPr>
+          <w:rFonts w:eastAsia="黑体"/>
+        </w:rPr>
         <w:t xml:space="preserve"> </w:t>
       </w:r>
       <w:r>
+        <w:rPr>
+          <w:rFonts w:eastAsia="黑体"/>
+        </w:rPr>
         <w:t xml:space="preserve">→ </w:t>
       </w:r>
       <w:r>
         <w:rPr>
-          <w:rFonts w:hint="eastAsia"/>
+          <w:rFonts w:hint="eastAsia" w:eastAsia="黑体"/>
         </w:rPr>
         <w:t xml:space="preserve">带宽提高，受存储阵列读出/写入时间限制。</w:t>
       </w:r>
@@ -1998,7 +2200,7 @@
       </w:pPr>
       <w:r>
         <w:rPr>
-          <w:rFonts w:hint="eastAsia"/>
+          <w:rFonts w:hint="eastAsia" w:eastAsia="黑体"/>
         </w:rPr>
         <w:t xml:space="preserve">典型参数示例</w:t>
       </w:r>
@@ -2013,25 +2215,31 @@
       </w:pPr>
       <w:r>
         <w:rPr>
-          <w:rFonts w:hint="eastAsia"/>
+          <w:rFonts w:hint="eastAsia" w:eastAsia="黑体"/>
         </w:rPr>
         <w:t xml:space="preserve">一个</w:t>
       </w:r>
       <w:r>
+        <w:rPr>
+          <w:rFonts w:eastAsia="黑体"/>
+        </w:rPr>
         <w:t xml:space="preserve"> 16 K×8 </w:t>
       </w:r>
       <w:r>
         <w:rPr>
-          <w:rFonts w:hint="eastAsia"/>
+          <w:rFonts w:hint="eastAsia" w:eastAsia="黑体"/>
         </w:rPr>
         <w:t xml:space="preserve">的</w:t>
       </w:r>
       <w:r>
+        <w:rPr>
+          <w:rFonts w:eastAsia="黑体"/>
+        </w:rPr>
         <w:t xml:space="preserve"> </w:t>
       </w:r>
       <w:r>
         <w:rPr>
-          <w:rFonts w:hint="eastAsia"/>
+          <w:rFonts w:hint="eastAsia" w:eastAsia="黑体"/>
         </w:rPr>
         <w:t xml:space="preserve">SRAM：</w:t>
       </w:r>
@@ -2051,7 +2259,7 @@
       </m:oMath>
       <w:r>
         <w:rPr>
-          <w:rFonts w:hint="eastAsia"/>
+          <w:rFonts w:hint="eastAsia" w:eastAsia="黑体"/>
         </w:rPr>
         <w:t xml:space="preserve">（</w:t>
       </w:r>
@@ -2080,7 +2288,7 @@
       </m:oMath>
       <w:r>
         <w:rPr>
-          <w:rFonts w:hint="eastAsia"/>
+          <w:rFonts w:hint="eastAsia" w:eastAsia="黑体"/>
         </w:rPr>
         <w:t xml:space="preserve">）、</w:t>
       </w:r>
@@ -2100,11 +2308,14 @@
       </m:oMath>
       <w:r>
         <w:rPr>
-          <w:rFonts w:hint="eastAsia"/>
+          <w:rFonts w:hint="eastAsia" w:eastAsia="黑体"/>
         </w:rPr>
         <w:t xml:space="preserve">，容量</w:t>
       </w:r>
       <w:r>
+        <w:rPr>
+          <w:rFonts w:eastAsia="黑体"/>
+        </w:rPr>
         <w:t xml:space="preserve"> </w:t>
       </w:r>
       <m:oMath>
@@ -2182,6 +2393,9 @@
         </m:r>
       </m:oMath>
       <w:r>
+        <w:rPr>
+          <w:rFonts w:eastAsia="黑体"/>
+        </w:rPr>
         <w:t xml:space="preserve">。</w:t>
       </w:r>
     </w:p>
@@ -2195,25 +2409,31 @@
       </w:pPr>
       <w:r>
         <w:rPr>
-          <w:rFonts w:hint="eastAsia"/>
+          <w:rFonts w:hint="eastAsia" w:eastAsia="黑体"/>
         </w:rPr>
         <w:t xml:space="preserve">常用</w:t>
       </w:r>
       <w:r>
+        <w:rPr>
+          <w:rFonts w:eastAsia="黑体"/>
+        </w:rPr>
         <w:t xml:space="preserve"> DDR4 DRAM </w:t>
       </w:r>
       <w:r>
         <w:rPr>
-          <w:rFonts w:hint="eastAsia"/>
+          <w:rFonts w:hint="eastAsia" w:eastAsia="黑体"/>
         </w:rPr>
         <w:t xml:space="preserve">刷新周期约</w:t>
       </w:r>
       <w:r>
+        <w:rPr>
+          <w:rFonts w:eastAsia="黑体"/>
+        </w:rPr>
         <w:t xml:space="preserve"> 64 </w:t>
       </w:r>
       <w:r>
         <w:rPr>
-          <w:rFonts w:hint="eastAsia"/>
+          <w:rFonts w:hint="eastAsia" w:eastAsia="黑体"/>
         </w:rPr>
         <w:t xml:space="preserve">ms，需在此时间内把全部行刷新一遍。</w:t>
       </w:r>
@@ -2226,7 +2446,7 @@
       </w:pPr>
       <w:r>
         <w:rPr>
-          <w:rFonts w:hint="eastAsia"/>
+          <w:rFonts w:hint="eastAsia" w:eastAsia="黑体"/>
         </w:rPr>
         <w:t xml:space="preserve">常见器件型号</w:t>
       </w:r>
@@ -2241,7 +2461,7 @@
       </w:pPr>
       <w:r>
         <w:rPr>
-          <w:rFonts w:hint="eastAsia"/>
+          <w:rFonts w:hint="eastAsia" w:eastAsia="黑体"/>
         </w:rPr>
         <w:t xml:space="preserve">SRAM：IS62C256（32K×8）、HM62256、CY62256。</w:t>
       </w:r>
@@ -2256,25 +2476,31 @@
       </w:pPr>
       <w:r>
         <w:rPr>
-          <w:rFonts w:hint="eastAsia"/>
+          <w:rFonts w:hint="eastAsia" w:eastAsia="黑体"/>
         </w:rPr>
         <w:t xml:space="preserve">DRAM：MT48LC（DDR</w:t>
       </w:r>
       <w:r>
+        <w:rPr>
+          <w:rFonts w:eastAsia="黑体"/>
+        </w:rPr>
         <w:t xml:space="preserve"> </w:t>
       </w:r>
       <w:r>
         <w:rPr>
-          <w:rFonts w:hint="eastAsia"/>
+          <w:rFonts w:hint="eastAsia" w:eastAsia="黑体"/>
         </w:rPr>
         <w:t xml:space="preserve">SDRAM）、HY57V</w:t>
       </w:r>
       <w:r>
+        <w:rPr>
+          <w:rFonts w:eastAsia="黑体"/>
+        </w:rPr>
         <w:t xml:space="preserve"> </w:t>
       </w:r>
       <w:r>
         <w:rPr>
-          <w:rFonts w:hint="eastAsia"/>
+          <w:rFonts w:hint="eastAsia" w:eastAsia="黑体"/>
         </w:rPr>
         <w:t xml:space="preserve">系列。</w:t>
       </w:r>
@@ -2289,7 +2515,7 @@
       </w:pPr>
       <w:r>
         <w:rPr>
-          <w:rFonts w:hint="eastAsia"/>
+          <w:rFonts w:hint="eastAsia" w:eastAsia="黑体"/>
         </w:rPr>
         <w:t xml:space="preserve">常用：按需选型（容量/速度按需求确定）。</w:t>
       </w:r>
@@ -2302,7 +2528,7 @@
       </w:pPr>
       <w:r>
         <w:rPr>
-          <w:rFonts w:hint="eastAsia"/>
+          <w:rFonts w:hint="eastAsia" w:eastAsia="黑体"/>
         </w:rPr>
         <w:t xml:space="preserve">注意事项</w:t>
       </w:r>
@@ -2316,15 +2542,21 @@
         </w:numPr>
       </w:pPr>
       <w:r>
+        <w:rPr>
+          <w:rFonts w:eastAsia="黑体"/>
+        </w:rPr>
         <w:t xml:space="preserve">SRAM </w:t>
       </w:r>
       <w:r>
         <w:rPr>
-          <w:rFonts w:hint="eastAsia"/>
+          <w:rFonts w:hint="eastAsia" w:eastAsia="黑体"/>
         </w:rPr>
         <w:t xml:space="preserve">掉电即失数据（易失性），需持久保存时用电池或改</w:t>
       </w:r>
       <w:r>
+        <w:rPr>
+          <w:rFonts w:eastAsia="黑体"/>
+        </w:rPr>
         <w:t xml:space="preserve"> EEPROM/Flash。</w:t>
       </w:r>
     </w:p>
@@ -2337,11 +2569,14 @@
         </w:numPr>
       </w:pPr>
       <w:r>
+        <w:rPr>
+          <w:rFonts w:eastAsia="黑体"/>
+        </w:rPr>
         <w:t xml:space="preserve">DRAM </w:t>
       </w:r>
       <w:r>
         <w:rPr>
-          <w:rFonts w:hint="eastAsia"/>
+          <w:rFonts w:hint="eastAsia" w:eastAsia="黑体"/>
         </w:rPr>
         <w:t xml:space="preserve">必须按周期刷新，否则数据丢失。</w:t>
       </w:r>
@@ -2356,7 +2591,7 @@
       </w:pPr>
       <w:r>
         <w:rPr>
-          <w:rFonts w:hint="eastAsia"/>
+          <w:rFonts w:hint="eastAsia" w:eastAsia="黑体"/>
         </w:rPr>
         <w:t xml:space="preserve">大容量时注意地址/数据总线位宽匹配与读写时序余量。</w:t>
       </w:r>
@@ -2369,7 +2604,7 @@
       </w:pPr>
       <w:r>
         <w:rPr>
-          <w:rFonts w:hint="eastAsia"/>
+          <w:rFonts w:hint="eastAsia" w:eastAsia="黑体"/>
         </w:rPr>
         <w:t xml:space="preserve">参考资料</w:t>
       </w:r>
@@ -2383,6 +2618,9 @@
         </w:numPr>
       </w:pPr>
       <w:r>
+        <w:rPr>
+          <w:rFonts w:eastAsia="黑体"/>
+        </w:rPr>
         <w:t xml:space="preserve">Wikipedia: Random-access memory。</w:t>
       </w:r>
     </w:p>
@@ -2396,7 +2634,7 @@
       </w:pPr>
       <w:r>
         <w:rPr>
-          <w:rFonts w:hint="eastAsia"/>
+          <w:rFonts w:hint="eastAsia" w:eastAsia="黑体"/>
         </w:rPr>
         <w:t xml:space="preserve">《数字电子技术基础》（阎石）。</w:t>
       </w:r>
@@ -2411,25 +2649,31 @@
       </w:pPr>
       <w:r>
         <w:rPr>
-          <w:rFonts w:hint="eastAsia"/>
+          <w:rFonts w:hint="eastAsia" w:eastAsia="黑体"/>
         </w:rPr>
         <w:t xml:space="preserve">常用</w:t>
       </w:r>
       <w:r>
+        <w:rPr>
+          <w:rFonts w:eastAsia="黑体"/>
+        </w:rPr>
         <w:t xml:space="preserve"> SRAM/DRAM </w:t>
       </w:r>
       <w:r>
         <w:rPr>
-          <w:rFonts w:hint="eastAsia"/>
+          <w:rFonts w:hint="eastAsia" w:eastAsia="黑体"/>
         </w:rPr>
         <w:t xml:space="preserve">数据手册（如</w:t>
       </w:r>
       <w:r>
+        <w:rPr>
+          <w:rFonts w:eastAsia="黑体"/>
+        </w:rPr>
         <w:t xml:space="preserve"> </w:t>
       </w:r>
       <w:r>
         <w:rPr>
-          <w:rFonts w:hint="eastAsia"/>
+          <w:rFonts w:hint="eastAsia" w:eastAsia="黑体"/>
         </w:rPr>
         <w:t xml:space="preserve">Micron、ISSI）。</w:t>
       </w:r>
@@ -2443,11 +2687,11 @@
       </w:pPr>
       <w:r>
         <w:rPr>
-          <w:rFonts w:ascii="Times New Roman" w:hAnsi="Times New Roman"/>
+          <w:rFonts w:ascii="Times New Roman" w:hAnsi="Times New Roman" w:eastAsia="黑体"/>
           <w:color w:val="555555"/>
           <w:sz w:val="21"/>
         </w:rPr>
-        <w:t>材料收集者：杜文杰</w:t>
+        <w:t>材料收集者：杜文杰，WX手机：19519196569，QQ:3478827729</w:t>
       </w:r>
     </w:p>
     <w:sectPr>
@@ -2467,7 +2711,7 @@
 </file>
 
 <file path=word/footer1.xml><?xml version="1.0" encoding="utf-8"?>
-<w:ftr xmlns:m="http://schemas.openxmlformats.org/officeDocument/2006/math" xmlns:mc="http://schemas.openxmlformats.org/markup-compatibility/2006" xmlns:mo="http://schemas.microsoft.com/office/mac/office/2008/main" xmlns:mv="urn:schemas-microsoft-com:mac:vml" xmlns:o="urn:schemas-microsoft-com:office:office" xmlns:r="http://schemas.openxmlformats.org/officeDocument/2006/relationships" xmlns:v="urn:schemas-microsoft-com:vml" xmlns:w10="urn:schemas-microsoft-com:office:word" xmlns:w14="http://schemas.microsoft.com/office/word/2010/wordml" xmlns:w="http://schemas.openxmlformats.org/wordprocessingml/2006/main" xmlns:wne="http://schemas.microsoft.com/office/word/2006/wordml" xmlns:wp14="http://schemas.microsoft.com/office/word/2010/wordprocessingDrawing" xmlns:wp="http://schemas.openxmlformats.org/drawingml/2006/wordprocessingDrawing" xmlns:wpc="http://schemas.microsoft.com/office/word/2010/wordprocessingCanvas" xmlns:wpg="http://schemas.microsoft.com/office/word/2010/wordprocessingGroup" xmlns:wpi="http://schemas.microsoft.com/office/word/2010/wordprocessingInk" xmlns:wps="http://schemas.microsoft.com/office/word/2010/wordprocessingShape" mc:Ignorable="w14 wp14">
+<w:ftr xmlns:mc="http://schemas.openxmlformats.org/markup-compatibility/2006" xmlns:w="http://schemas.openxmlformats.org/wordprocessingml/2006/main" xmlns:m="http://schemas.openxmlformats.org/officeDocument/2006/math" xmlns:mo="http://schemas.microsoft.com/office/mac/office/2008/main" xmlns:mv="urn:schemas-microsoft-com:mac:vml" xmlns:o="urn:schemas-microsoft-com:office:office" xmlns:r="http://schemas.openxmlformats.org/officeDocument/2006/relationships" xmlns:v="urn:schemas-microsoft-com:vml" xmlns:w10="urn:schemas-microsoft-com:office:word" xmlns:w14="http://schemas.microsoft.com/office/word/2010/wordml" xmlns:wne="http://schemas.microsoft.com/office/word/2006/wordml" xmlns:wp14="http://schemas.microsoft.com/office/word/2010/wordprocessingDrawing" xmlns:wp="http://schemas.openxmlformats.org/drawingml/2006/wordprocessingDrawing" xmlns:wpc="http://schemas.microsoft.com/office/word/2010/wordprocessingCanvas" xmlns:wpg="http://schemas.microsoft.com/office/word/2010/wordprocessingGroup" xmlns:wpi="http://schemas.microsoft.com/office/word/2010/wordprocessingInk" xmlns:wps="http://schemas.microsoft.com/office/word/2010/wordprocessingShape" mc:Ignorable="w14 wp14">
   <w:p>
     <w:pPr>
       <w:pStyle w:val="Footer"/>
@@ -2475,12 +2719,14 @@
     </w:pPr>
     <w:r>
       <w:rPr>
+        <w:rFonts w:eastAsia="黑体"/>
         <w:sz w:val="18"/>
       </w:rPr>
       <w:t xml:space="preserve">第 </w:t>
     </w:r>
     <w:r>
       <w:rPr>
+        <w:rFonts w:eastAsia="黑体"/>
         <w:sz w:val="18"/>
       </w:rPr>
       <w:fldChar w:fldCharType="begin"/>
@@ -2489,6 +2735,7 @@
     </w:r>
     <w:r>
       <w:rPr>
+        <w:rFonts w:eastAsia="黑体"/>
         <w:sz w:val="18"/>
       </w:rPr>
       <w:t xml:space="preserve"> 页</w:t>
@@ -2502,6 +2749,9 @@
   <w:footnote w:type="continuationSeparator" w:id="0">
     <w:p>
       <w:r>
+        <w:rPr>
+          <w:rFonts w:eastAsia="黑体"/>
+        </w:rPr>
         <w:continuationSeparator/>
       </w:r>
     </w:p>
@@ -2509,6 +2759,9 @@
   <w:footnote w:type="separator" w:id="-1">
     <w:p>
       <w:r>
+        <w:rPr>
+          <w:rFonts w:eastAsia="黑体"/>
+        </w:rPr>
         <w:separator/>
       </w:r>
     </w:p>
@@ -2517,7 +2770,7 @@
 </file>
 
 <file path=word/header1.xml><?xml version="1.0" encoding="utf-8"?>
-<w:hdr xmlns:m="http://schemas.openxmlformats.org/officeDocument/2006/math" xmlns:mc="http://schemas.openxmlformats.org/markup-compatibility/2006" xmlns:mo="http://schemas.microsoft.com/office/mac/office/2008/main" xmlns:mv="urn:schemas-microsoft-com:mac:vml" xmlns:o="urn:schemas-microsoft-com:office:office" xmlns:r="http://schemas.openxmlformats.org/officeDocument/2006/relationships" xmlns:v="urn:schemas-microsoft-com:vml" xmlns:w10="urn:schemas-microsoft-com:office:word" xmlns:w14="http://schemas.microsoft.com/office/word/2010/wordml" xmlns:w="http://schemas.openxmlformats.org/wordprocessingml/2006/main" xmlns:wne="http://schemas.microsoft.com/office/word/2006/wordml" xmlns:wp14="http://schemas.microsoft.com/office/word/2010/wordprocessingDrawing" xmlns:wp="http://schemas.openxmlformats.org/drawingml/2006/wordprocessingDrawing" xmlns:wpc="http://schemas.microsoft.com/office/word/2010/wordprocessingCanvas" xmlns:wpg="http://schemas.microsoft.com/office/word/2010/wordprocessingGroup" xmlns:wpi="http://schemas.microsoft.com/office/word/2010/wordprocessingInk" xmlns:wps="http://schemas.microsoft.com/office/word/2010/wordprocessingShape" mc:Ignorable="w14 wp14">
+<w:hdr xmlns:mc="http://schemas.openxmlformats.org/markup-compatibility/2006" xmlns:w="http://schemas.openxmlformats.org/wordprocessingml/2006/main" xmlns:m="http://schemas.openxmlformats.org/officeDocument/2006/math" xmlns:mo="http://schemas.microsoft.com/office/mac/office/2008/main" xmlns:mv="urn:schemas-microsoft-com:mac:vml" xmlns:o="urn:schemas-microsoft-com:office:office" xmlns:r="http://schemas.openxmlformats.org/officeDocument/2006/relationships" xmlns:v="urn:schemas-microsoft-com:vml" xmlns:w10="urn:schemas-microsoft-com:office:word" xmlns:w14="http://schemas.microsoft.com/office/word/2010/wordml" xmlns:wne="http://schemas.microsoft.com/office/word/2006/wordml" xmlns:wp14="http://schemas.microsoft.com/office/word/2010/wordprocessingDrawing" xmlns:wp="http://schemas.openxmlformats.org/drawingml/2006/wordprocessingDrawing" xmlns:wpc="http://schemas.microsoft.com/office/word/2010/wordprocessingCanvas" xmlns:wpg="http://schemas.microsoft.com/office/word/2010/wordprocessingGroup" xmlns:wpi="http://schemas.microsoft.com/office/word/2010/wordprocessingInk" xmlns:wps="http://schemas.microsoft.com/office/word/2010/wordprocessingShape" mc:Ignorable="w14 wp14">
   <w:p>
     <w:pPr>
       <w:pStyle w:val="Header"/>
@@ -2525,7 +2778,7 @@
     </w:pPr>
     <w:r>
       <w:rPr>
-        <w:rFonts w:ascii="Times New Roman" w:hAnsi="Times New Roman"/>
+        <w:rFonts w:ascii="Times New Roman" w:hAnsi="Times New Roman" w:eastAsia="黑体"/>
         <w:sz w:val="18"/>
         <w:rFonts w:eastAsia="黑体"/>
         <w:rFonts w:eastAsia="黑体"/>
@@ -2537,7 +2790,7 @@
 </file>
 
 <file path=word/numbering.xml><?xml version="1.0" encoding="utf-8"?>
-<w:numbering xmlns:m="http://schemas.openxmlformats.org/officeDocument/2006/math" xmlns:mc="http://schemas.openxmlformats.org/markup-compatibility/2006" xmlns:mo="http://schemas.microsoft.com/office/mac/office/2008/main" xmlns:mv="urn:schemas-microsoft-com:mac:vml" xmlns:o="urn:schemas-microsoft-com:office:office" xmlns:r="http://schemas.openxmlformats.org/officeDocument/2006/relationships" xmlns:v="urn:schemas-microsoft-com:vml" xmlns:w="http://schemas.openxmlformats.org/wordprocessingml/2006/main" xmlns:w10="urn:schemas-microsoft-com:office:word" xmlns:w14="http://schemas.microsoft.com/office/word/2010/wordml" xmlns:wne="http://schemas.microsoft.com/office/word/2006/wordml" xmlns:wp="http://schemas.openxmlformats.org/drawingml/2006/wordprocessingDrawing" xmlns:wp14="http://schemas.microsoft.com/office/word/2010/wordprocessingDrawing" xmlns:wpc="http://schemas.microsoft.com/office/word/2010/wordprocessingCanvas" xmlns:wpg="http://schemas.microsoft.com/office/word/2010/wordprocessingGroup" xmlns:wpi="http://schemas.microsoft.com/office/word/2010/wordprocessingInk" xmlns:wps="http://schemas.microsoft.com/office/word/2010/wordprocessingShape" mc:Ignorable="w14 wp14">
+<w:numbering xmlns:mc="http://schemas.openxmlformats.org/markup-compatibility/2006" xmlns:w="http://schemas.openxmlformats.org/wordprocessingml/2006/main" xmlns:m="http://schemas.openxmlformats.org/officeDocument/2006/math" xmlns:mo="http://schemas.microsoft.com/office/mac/office/2008/main" xmlns:mv="urn:schemas-microsoft-com:mac:vml" xmlns:o="urn:schemas-microsoft-com:office:office" xmlns:r="http://schemas.openxmlformats.org/officeDocument/2006/relationships" xmlns:v="urn:schemas-microsoft-com:vml" xmlns:w10="urn:schemas-microsoft-com:office:word" xmlns:w14="http://schemas.microsoft.com/office/word/2010/wordml" xmlns:wne="http://schemas.microsoft.com/office/word/2006/wordml" xmlns:wp="http://schemas.openxmlformats.org/drawingml/2006/wordprocessingDrawing" xmlns:wp14="http://schemas.microsoft.com/office/word/2010/wordprocessingDrawing" xmlns:wpc="http://schemas.microsoft.com/office/word/2010/wordprocessingCanvas" xmlns:wpg="http://schemas.microsoft.com/office/word/2010/wordprocessingGroup" xmlns:wpi="http://schemas.microsoft.com/office/word/2010/wordprocessingInk" xmlns:wps="http://schemas.microsoft.com/office/word/2010/wordprocessingShape" mc:Ignorable="w14 wp14">
   <w:abstractNum w:abstractNumId="0">
     <w:nsid w:val="FFFFFF7C"/>
     <w:multiLevelType w:val="singleLevel"/>
@@ -2624,7 +2877,7 @@
         <w:ind w:hanging="360" w:left="1440"/>
       </w:pPr>
       <w:rPr>
-        <w:rFonts w:ascii="Symbol" w:hAnsi="Symbol" w:hint="default"/>
+        <w:rFonts w:ascii="Symbol" w:hAnsi="Symbol" w:hint="default" w:eastAsia="黑体"/>
       </w:rPr>
     </w:lvl>
   </w:abstractNum>
@@ -2645,7 +2898,7 @@
         <w:ind w:hanging="360" w:left="1080"/>
       </w:pPr>
       <w:rPr>
-        <w:rFonts w:ascii="Symbol" w:hAnsi="Symbol" w:hint="default"/>
+        <w:rFonts w:ascii="Symbol" w:hAnsi="Symbol" w:hint="default" w:eastAsia="黑体"/>
       </w:rPr>
     </w:lvl>
   </w:abstractNum>
@@ -2666,7 +2919,7 @@
         <w:ind w:hanging="360" w:left="720"/>
       </w:pPr>
       <w:rPr>
-        <w:rFonts w:ascii="Symbol" w:hAnsi="Symbol" w:hint="default"/>
+        <w:rFonts w:ascii="Symbol" w:hAnsi="Symbol" w:hint="default" w:eastAsia="黑体"/>
       </w:rPr>
     </w:lvl>
   </w:abstractNum>
@@ -2705,7 +2958,7 @@
         <w:ind w:hanging="360" w:left="360"/>
       </w:pPr>
       <w:rPr>
-        <w:rFonts w:ascii="Symbol" w:hAnsi="Symbol" w:hint="default"/>
+        <w:rFonts w:ascii="Symbol" w:hAnsi="Symbol" w:hint="default" w:eastAsia="黑体"/>
       </w:rPr>
     </w:lvl>
   </w:abstractNum>
@@ -2796,7 +3049,7 @@
         <w:ind w:left="720" w:hanging="360"/>
       </w:pPr>
       <w:rPr>
-        <w:rFonts w:ascii="Symbol" w:hAnsi="Symbol" w:cs="Symbol" w:hint="default"/>
+        <w:rFonts w:ascii="Symbol" w:hAnsi="Symbol" w:cs="Symbol" w:hint="default" w:eastAsia="黑体"/>
       </w:rPr>
     </w:lvl>
     <w:lvl w:ilvl="1">
@@ -2807,7 +3060,7 @@
         <w:ind w:left="1440" w:hanging="360"/>
       </w:pPr>
       <w:rPr>
-        <w:rFonts w:ascii="Courier New" w:hAnsi="Courier New" w:cs="Courier New" w:hint="default"/>
+        <w:rFonts w:ascii="Courier New" w:hAnsi="Courier New" w:cs="Courier New" w:hint="default" w:eastAsia="黑体"/>
       </w:rPr>
     </w:lvl>
     <w:lvl w:ilvl="2">
@@ -2818,7 +3071,7 @@
         <w:ind w:left="2160" w:hanging="360"/>
       </w:pPr>
       <w:rPr>
-        <w:rFonts w:ascii="Wingdings" w:hAnsi="Wingdings" w:cs="Wingdings" w:hint="default"/>
+        <w:rFonts w:ascii="Wingdings" w:hAnsi="Wingdings" w:cs="Wingdings" w:hint="default" w:eastAsia="黑体"/>
       </w:rPr>
     </w:lvl>
     <w:lvl w:ilvl="3">
@@ -2829,7 +3082,7 @@
         <w:ind w:left="2880" w:hanging="360"/>
       </w:pPr>
       <w:rPr>
-        <w:rFonts w:ascii="Symbol" w:hAnsi="Symbol" w:cs="Symbol" w:hint="default"/>
+        <w:rFonts w:ascii="Symbol" w:hAnsi="Symbol" w:cs="Symbol" w:hint="default" w:eastAsia="黑体"/>
       </w:rPr>
     </w:lvl>
     <w:lvl w:ilvl="4">
@@ -2840,7 +3093,7 @@
         <w:ind w:left="3600" w:hanging="360"/>
       </w:pPr>
       <w:rPr>
-        <w:rFonts w:ascii="Courier New" w:hAnsi="Courier New" w:cs="Courier New" w:hint="default"/>
+        <w:rFonts w:ascii="Courier New" w:hAnsi="Courier New" w:cs="Courier New" w:hint="default" w:eastAsia="黑体"/>
       </w:rPr>
     </w:lvl>
     <w:lvl w:ilvl="5">
@@ -2851,7 +3104,7 @@
         <w:ind w:left="4320" w:hanging="360"/>
       </w:pPr>
       <w:rPr>
-        <w:rFonts w:ascii="Wingdings" w:hAnsi="Wingdings" w:cs="Wingdings" w:hint="default"/>
+        <w:rFonts w:ascii="Wingdings" w:hAnsi="Wingdings" w:cs="Wingdings" w:hint="default" w:eastAsia="黑体"/>
       </w:rPr>
     </w:lvl>
     <w:lvl w:ilvl="6">
@@ -2862,7 +3115,7 @@
         <w:ind w:left="5040" w:hanging="360"/>
       </w:pPr>
       <w:rPr>
-        <w:rFonts w:ascii="Symbol" w:hAnsi="Symbol" w:cs="Symbol" w:hint="default"/>
+        <w:rFonts w:ascii="Symbol" w:hAnsi="Symbol" w:cs="Symbol" w:hint="default" w:eastAsia="黑体"/>
       </w:rPr>
     </w:lvl>
     <w:lvl w:ilvl="7">
@@ -2873,7 +3126,7 @@
         <w:ind w:left="5760" w:hanging="360"/>
       </w:pPr>
       <w:rPr>
-        <w:rFonts w:ascii="Courier New" w:hAnsi="Courier New" w:cs="Courier New" w:hint="default"/>
+        <w:rFonts w:ascii="Courier New" w:hAnsi="Courier New" w:cs="Courier New" w:hint="default" w:eastAsia="黑体"/>
       </w:rPr>
     </w:lvl>
     <w:lvl w:ilvl="8">
@@ -2884,7 +3137,7 @@
         <w:ind w:left="6480" w:hanging="360"/>
       </w:pPr>
       <w:rPr>
-        <w:rFonts w:ascii="Wingdings" w:hAnsi="Wingdings" w:cs="Wingdings" w:hint="default"/>
+        <w:rFonts w:ascii="Wingdings" w:hAnsi="Wingdings" w:cs="Wingdings" w:hint="default" w:eastAsia="黑体"/>
       </w:rPr>
     </w:lvl>
   </w:abstractNum>
@@ -2940,11 +3193,11 @@
 </file>
 
 <file path=word/styles.xml><?xml version="1.0" encoding="utf-8"?>
-<w:styles xmlns:mc="http://schemas.openxmlformats.org/markup-compatibility/2006" xmlns:r="http://schemas.openxmlformats.org/officeDocument/2006/relationships" xmlns:w="http://schemas.openxmlformats.org/wordprocessingml/2006/main" xmlns:w14="http://schemas.microsoft.com/office/word/2010/wordml" mc:Ignorable="w14">
+<w:styles xmlns:mc="http://schemas.openxmlformats.org/markup-compatibility/2006" xmlns:w="http://schemas.openxmlformats.org/wordprocessingml/2006/main" xmlns:r="http://schemas.openxmlformats.org/officeDocument/2006/relationships" xmlns:w14="http://schemas.microsoft.com/office/word/2010/wordml" mc:Ignorable="w14">
   <w:docDefaults>
     <w:rPrDefault>
       <w:rPr>
-        <w:rFonts w:asciiTheme="minorHAnsi" w:cstheme="minorBidi" w:eastAsiaTheme="minorEastAsia" w:hAnsiTheme="minorHAnsi"/>
+        <w:rFonts w:asciiTheme="minorHAnsi" w:cstheme="minorBidi" w:hAnsiTheme="minorHAnsi" w:eastAsia="黑体"/>
         <w:sz w:val="22"/>
         <w:szCs w:val="22"/>
         <w:lang w:bidi="ar-SA" w:eastAsia="en-US" w:val="en-US"/>
@@ -3166,7 +3419,7 @@
       <w:outlineLvl w:val="0"/>
     </w:pPr>
     <w:rPr>
-      <w:rFonts w:ascii="Times New Roman" w:asciiTheme="majorHAnsi" w:cstheme="majorBidi" w:eastAsia="黑体" w:eastAsiaTheme="majorEastAsia" w:hAnsi="Times New Roman" w:hAnsiTheme="majorHAnsi"/>
+      <w:rFonts w:ascii="Times New Roman" w:asciiTheme="majorHAnsi" w:cstheme="majorBidi" w:eastAsia="黑体" w:hAnsi="Times New Roman" w:hAnsiTheme="majorHAnsi"/>
       <w:b/>
       <w:bCs/>
       <w:color w:val="1F3864"/>
@@ -3190,7 +3443,7 @@
       <w:outlineLvl w:val="1"/>
     </w:pPr>
     <w:rPr>
-      <w:rFonts w:ascii="Times New Roman" w:asciiTheme="majorHAnsi" w:cstheme="majorBidi" w:eastAsia="黑体" w:eastAsiaTheme="majorEastAsia" w:hAnsi="Times New Roman" w:hAnsiTheme="majorHAnsi"/>
+      <w:rFonts w:ascii="Times New Roman" w:asciiTheme="majorHAnsi" w:cstheme="majorBidi" w:eastAsia="黑体" w:hAnsi="Times New Roman" w:hAnsiTheme="majorHAnsi"/>
       <w:b/>
       <w:bCs/>
       <w:color w:val="2E4E7E"/>
@@ -3214,7 +3467,7 @@
       <w:outlineLvl w:val="2"/>
     </w:pPr>
     <w:rPr>
-      <w:rFonts w:ascii="Times New Roman" w:asciiTheme="majorHAnsi" w:cstheme="majorBidi" w:eastAsia="黑体" w:eastAsiaTheme="majorEastAsia" w:hAnsi="Times New Roman" w:hAnsiTheme="majorHAnsi"/>
+      <w:rFonts w:ascii="Times New Roman" w:asciiTheme="majorHAnsi" w:cstheme="majorBidi" w:eastAsia="黑体" w:hAnsi="Times New Roman" w:hAnsiTheme="majorHAnsi"/>
       <w:b/>
       <w:bCs/>
       <w:color w:val="2E4E7E"/>
@@ -3238,7 +3491,7 @@
       <w:outlineLvl w:val="3"/>
     </w:pPr>
     <w:rPr>
-      <w:rFonts w:ascii="Times New Roman" w:asciiTheme="majorHAnsi" w:cstheme="majorBidi" w:eastAsia="黑体" w:eastAsiaTheme="majorEastAsia" w:hAnsi="Times New Roman" w:hAnsiTheme="majorHAnsi"/>
+      <w:rFonts w:ascii="Times New Roman" w:asciiTheme="majorHAnsi" w:cstheme="majorBidi" w:eastAsia="黑体" w:hAnsi="Times New Roman" w:hAnsiTheme="majorHAnsi"/>
       <w:b/>
       <w:bCs/>
       <w:i/>
@@ -3264,7 +3517,7 @@
       <w:outlineLvl w:val="4"/>
     </w:pPr>
     <w:rPr>
-      <w:rFonts w:ascii="Times New Roman" w:asciiTheme="majorHAnsi" w:cstheme="majorBidi" w:eastAsia="黑体" w:eastAsiaTheme="majorEastAsia" w:hAnsi="Times New Roman" w:hAnsiTheme="majorHAnsi"/>
+      <w:rFonts w:ascii="Times New Roman" w:asciiTheme="majorHAnsi" w:cstheme="majorBidi" w:eastAsia="黑体" w:hAnsi="Times New Roman" w:hAnsiTheme="majorHAnsi"/>
       <w:b/>
       <w:color w:val="333333"/>
       <w:sz w:val="22"/>
@@ -3287,7 +3540,7 @@
       <w:outlineLvl w:val="5"/>
     </w:pPr>
     <w:rPr>
-      <w:rFonts w:asciiTheme="majorHAnsi" w:cstheme="majorBidi" w:eastAsiaTheme="majorEastAsia" w:hAnsiTheme="majorHAnsi"/>
+      <w:rFonts w:asciiTheme="majorHAnsi" w:cstheme="majorBidi" w:hAnsiTheme="majorHAnsi" w:eastAsia="黑体"/>
       <w:i/>
       <w:iCs/>
       <w:color w:themeColor="accent1" w:themeShade="7F" w:val="243F60"/>
@@ -3310,7 +3563,7 @@
       <w:outlineLvl w:val="6"/>
     </w:pPr>
     <w:rPr>
-      <w:rFonts w:asciiTheme="majorHAnsi" w:cstheme="majorBidi" w:eastAsiaTheme="majorEastAsia" w:hAnsiTheme="majorHAnsi"/>
+      <w:rFonts w:asciiTheme="majorHAnsi" w:cstheme="majorBidi" w:hAnsiTheme="majorHAnsi" w:eastAsia="黑体"/>
       <w:i/>
       <w:iCs/>
       <w:color w:themeColor="text1" w:themeTint="BF" w:val="404040"/>
@@ -3333,7 +3586,7 @@
       <w:outlineLvl w:val="7"/>
     </w:pPr>
     <w:rPr>
-      <w:rFonts w:asciiTheme="majorHAnsi" w:cstheme="majorBidi" w:eastAsiaTheme="majorEastAsia" w:hAnsiTheme="majorHAnsi"/>
+      <w:rFonts w:asciiTheme="majorHAnsi" w:cstheme="majorBidi" w:hAnsiTheme="majorHAnsi" w:eastAsia="黑体"/>
       <w:color w:themeColor="accent1" w:val="4F81BD"/>
       <w:sz w:val="20"/>
       <w:szCs w:val="20"/>
@@ -3356,7 +3609,7 @@
       <w:outlineLvl w:val="8"/>
     </w:pPr>
     <w:rPr>
-      <w:rFonts w:asciiTheme="majorHAnsi" w:cstheme="majorBidi" w:eastAsiaTheme="majorEastAsia" w:hAnsiTheme="majorHAnsi"/>
+      <w:rFonts w:asciiTheme="majorHAnsi" w:cstheme="majorBidi" w:hAnsiTheme="majorHAnsi" w:eastAsia="黑体"/>
       <w:i/>
       <w:iCs/>
       <w:color w:themeColor="text1" w:themeTint="BF" w:val="404040"/>
@@ -3407,7 +3660,7 @@
     <w:uiPriority w:val="9"/>
     <w:rsid w:val="00FC693F"/>
     <w:rPr>
-      <w:rFonts w:asciiTheme="majorHAnsi" w:cstheme="majorBidi" w:eastAsiaTheme="majorEastAsia" w:hAnsiTheme="majorHAnsi"/>
+      <w:rFonts w:asciiTheme="majorHAnsi" w:cstheme="majorBidi" w:hAnsiTheme="majorHAnsi" w:eastAsia="黑体"/>
       <w:b/>
       <w:bCs/>
       <w:color w:themeColor="accent1" w:themeShade="BF" w:val="365F91"/>
@@ -3422,7 +3675,7 @@
     <w:uiPriority w:val="9"/>
     <w:rsid w:val="00FC693F"/>
     <w:rPr>
-      <w:rFonts w:asciiTheme="majorHAnsi" w:cstheme="majorBidi" w:eastAsiaTheme="majorEastAsia" w:hAnsiTheme="majorHAnsi"/>
+      <w:rFonts w:asciiTheme="majorHAnsi" w:cstheme="majorBidi" w:hAnsiTheme="majorHAnsi" w:eastAsia="黑体"/>
       <w:b/>
       <w:bCs/>
       <w:color w:themeColor="accent1" w:val="4F81BD"/>
@@ -3437,7 +3690,7 @@
     <w:uiPriority w:val="9"/>
     <w:rsid w:val="00FC693F"/>
     <w:rPr>
-      <w:rFonts w:asciiTheme="majorHAnsi" w:cstheme="majorBidi" w:eastAsiaTheme="majorEastAsia" w:hAnsiTheme="majorHAnsi"/>
+      <w:rFonts w:asciiTheme="majorHAnsi" w:cstheme="majorBidi" w:hAnsiTheme="majorHAnsi" w:eastAsia="黑体"/>
       <w:b/>
       <w:bCs/>
       <w:color w:themeColor="accent1" w:val="4F81BD"/>
@@ -3460,7 +3713,7 @@
       <w:contextualSpacing/>
     </w:pPr>
     <w:rPr>
-      <w:rFonts w:ascii="Times New Roman" w:asciiTheme="majorHAnsi" w:cstheme="majorBidi" w:eastAsia="黑体" w:eastAsiaTheme="majorEastAsia" w:hAnsi="Times New Roman" w:hAnsiTheme="majorHAnsi"/>
+      <w:rFonts w:ascii="Times New Roman" w:asciiTheme="majorHAnsi" w:cstheme="majorBidi" w:eastAsia="黑体" w:hAnsi="Times New Roman" w:hAnsiTheme="majorHAnsi"/>
       <w:b/>
       <w:color w:val="1F3864"/>
       <w:spacing w:val="5"/>
@@ -3476,7 +3729,7 @@
     <w:uiPriority w:val="10"/>
     <w:rsid w:val="00FC693F"/>
     <w:rPr>
-      <w:rFonts w:asciiTheme="majorHAnsi" w:cstheme="majorBidi" w:eastAsiaTheme="majorEastAsia" w:hAnsiTheme="majorHAnsi"/>
+      <w:rFonts w:asciiTheme="majorHAnsi" w:cstheme="majorBidi" w:hAnsiTheme="majorHAnsi" w:eastAsia="黑体"/>
       <w:color w:themeColor="text2" w:themeShade="BF" w:val="17365D"/>
       <w:spacing w:val="5"/>
       <w:kern w:val="28"/>
@@ -3498,7 +3751,7 @@
       </w:numPr>
     </w:pPr>
     <w:rPr>
-      <w:rFonts w:asciiTheme="majorHAnsi" w:cstheme="majorBidi" w:eastAsiaTheme="majorEastAsia" w:hAnsiTheme="majorHAnsi"/>
+      <w:rFonts w:asciiTheme="majorHAnsi" w:cstheme="majorBidi" w:hAnsiTheme="majorHAnsi" w:eastAsia="黑体"/>
       <w:i/>
       <w:iCs/>
       <w:color w:themeColor="accent1" w:val="4F81BD"/>
@@ -3514,7 +3767,7 @@
     <w:uiPriority w:val="11"/>
     <w:rsid w:val="00FC693F"/>
     <w:rPr>
-      <w:rFonts w:asciiTheme="majorHAnsi" w:cstheme="majorBidi" w:eastAsiaTheme="majorEastAsia" w:hAnsiTheme="majorHAnsi"/>
+      <w:rFonts w:asciiTheme="majorHAnsi" w:cstheme="majorBidi" w:hAnsiTheme="majorHAnsi" w:eastAsia="黑体"/>
       <w:i/>
       <w:iCs/>
       <w:color w:themeColor="accent1" w:val="4F81BD"/>
@@ -3581,6 +3834,7 @@
       <w:spacing w:after="120"/>
     </w:pPr>
     <w:rPr>
+      <w:rFonts w:eastAsia="黑体"/>
       <w:sz w:val="16"/>
       <w:szCs w:val="16"/>
     </w:rPr>
@@ -3592,6 +3846,7 @@
     <w:uiPriority w:val="99"/>
     <w:rsid w:val="00AA1D8D"/>
     <w:rPr>
+      <w:rFonts w:eastAsia="黑体"/>
       <w:sz w:val="16"/>
       <w:szCs w:val="16"/>
     </w:rPr>
@@ -3761,7 +4016,7 @@
       </w:tabs>
     </w:pPr>
     <w:rPr>
-      <w:rFonts w:ascii="Courier" w:hAnsi="Courier"/>
+      <w:rFonts w:ascii="Courier" w:hAnsi="Courier" w:eastAsia="黑体"/>
       <w:sz w:val="20"/>
       <w:szCs w:val="20"/>
     </w:rPr>
@@ -3773,7 +4028,7 @@
     <w:uiPriority w:val="99"/>
     <w:rsid w:val="0029639D"/>
     <w:rPr>
-      <w:rFonts w:ascii="Courier" w:hAnsi="Courier"/>
+      <w:rFonts w:ascii="Courier" w:hAnsi="Courier" w:eastAsia="黑体"/>
       <w:sz w:val="20"/>
       <w:szCs w:val="20"/>
     </w:rPr>
@@ -3809,6 +4064,7 @@
     <w:uiPriority w:val="29"/>
     <w:rsid w:val="00FC693F"/>
     <w:rPr>
+      <w:rFonts w:eastAsia="黑体"/>
       <w:i/>
       <w:iCs/>
       <w:color w:themeColor="text1" w:val="000000"/>
@@ -3822,7 +4078,7 @@
     <w:semiHidden/>
     <w:rsid w:val="00FC693F"/>
     <w:rPr>
-      <w:rFonts w:asciiTheme="majorHAnsi" w:cstheme="majorBidi" w:eastAsiaTheme="majorEastAsia" w:hAnsiTheme="majorHAnsi"/>
+      <w:rFonts w:asciiTheme="majorHAnsi" w:cstheme="majorBidi" w:hAnsiTheme="majorHAnsi" w:eastAsia="黑体"/>
       <w:b/>
       <w:bCs/>
       <w:i/>
@@ -3838,7 +4094,7 @@
     <w:semiHidden/>
     <w:rsid w:val="00FC693F"/>
     <w:rPr>
-      <w:rFonts w:asciiTheme="majorHAnsi" w:cstheme="majorBidi" w:eastAsiaTheme="majorEastAsia" w:hAnsiTheme="majorHAnsi"/>
+      <w:rFonts w:asciiTheme="majorHAnsi" w:cstheme="majorBidi" w:hAnsiTheme="majorHAnsi" w:eastAsia="黑体"/>
       <w:color w:themeColor="accent1" w:themeShade="7F" w:val="243F60"/>
     </w:rPr>
   </w:style>
@@ -3850,7 +4106,7 @@
     <w:semiHidden/>
     <w:rsid w:val="00FC693F"/>
     <w:rPr>
-      <w:rFonts w:asciiTheme="majorHAnsi" w:cstheme="majorBidi" w:eastAsiaTheme="majorEastAsia" w:hAnsiTheme="majorHAnsi"/>
+      <w:rFonts w:asciiTheme="majorHAnsi" w:cstheme="majorBidi" w:hAnsiTheme="majorHAnsi" w:eastAsia="黑体"/>
       <w:i/>
       <w:iCs/>
       <w:color w:themeColor="accent1" w:themeShade="7F" w:val="243F60"/>
@@ -3864,7 +4120,7 @@
     <w:semiHidden/>
     <w:rsid w:val="00FC693F"/>
     <w:rPr>
-      <w:rFonts w:asciiTheme="majorHAnsi" w:cstheme="majorBidi" w:eastAsiaTheme="majorEastAsia" w:hAnsiTheme="majorHAnsi"/>
+      <w:rFonts w:asciiTheme="majorHAnsi" w:cstheme="majorBidi" w:hAnsiTheme="majorHAnsi" w:eastAsia="黑体"/>
       <w:i/>
       <w:iCs/>
       <w:color w:themeColor="text1" w:themeTint="BF" w:val="404040"/>
@@ -3878,7 +4134,7 @@
     <w:semiHidden/>
     <w:rsid w:val="00FC693F"/>
     <w:rPr>
-      <w:rFonts w:asciiTheme="majorHAnsi" w:cstheme="majorBidi" w:eastAsiaTheme="majorEastAsia" w:hAnsiTheme="majorHAnsi"/>
+      <w:rFonts w:asciiTheme="majorHAnsi" w:cstheme="majorBidi" w:hAnsiTheme="majorHAnsi" w:eastAsia="黑体"/>
       <w:color w:themeColor="accent1" w:val="4F81BD"/>
       <w:sz w:val="20"/>
       <w:szCs w:val="20"/>
@@ -3892,7 +4148,7 @@
     <w:semiHidden/>
     <w:rsid w:val="00FC693F"/>
     <w:rPr>
-      <w:rFonts w:asciiTheme="majorHAnsi" w:cstheme="majorBidi" w:eastAsiaTheme="majorEastAsia" w:hAnsiTheme="majorHAnsi"/>
+      <w:rFonts w:asciiTheme="majorHAnsi" w:cstheme="majorBidi" w:hAnsiTheme="majorHAnsi" w:eastAsia="黑体"/>
       <w:i/>
       <w:iCs/>
       <w:color w:themeColor="text1" w:themeTint="BF" w:val="404040"/>
@@ -3913,6 +4169,7 @@
       <w:spacing w:line="240" w:lineRule="auto"/>
     </w:pPr>
     <w:rPr>
+      <w:rFonts w:eastAsia="黑体"/>
       <w:b/>
       <w:bCs/>
       <w:color w:themeColor="accent1" w:val="4F81BD"/>
@@ -3927,6 +4184,7 @@
     <w:qFormat/>
     <w:rsid w:val="00FC693F"/>
     <w:rPr>
+      <w:rFonts w:eastAsia="黑体"/>
       <w:b/>
       <w:bCs/>
     </w:rPr>
@@ -3938,6 +4196,7 @@
     <w:qFormat/>
     <w:rsid w:val="00FC693F"/>
     <w:rPr>
+      <w:rFonts w:eastAsia="黑体"/>
       <w:i/>
       <w:iCs/>
     </w:rPr>
@@ -3958,6 +4217,7 @@
       <w:ind w:left="936" w:right="936"/>
     </w:pPr>
     <w:rPr>
+      <w:rFonts w:eastAsia="黑体"/>
       <w:b/>
       <w:bCs/>
       <w:i/>
@@ -3972,6 +4232,7 @@
     <w:uiPriority w:val="30"/>
     <w:rsid w:val="00FC693F"/>
     <w:rPr>
+      <w:rFonts w:eastAsia="黑体"/>
       <w:b/>
       <w:bCs/>
       <w:i/>
@@ -3986,6 +4247,7 @@
     <w:qFormat/>
     <w:rsid w:val="00FC693F"/>
     <w:rPr>
+      <w:rFonts w:eastAsia="黑体"/>
       <w:i/>
       <w:iCs/>
       <w:color w:themeColor="text1" w:themeTint="7F" w:val="808080"/>
@@ -3998,6 +4260,7 @@
     <w:qFormat/>
     <w:rsid w:val="00FC693F"/>
     <w:rPr>
+      <w:rFonts w:eastAsia="黑体"/>
       <w:b/>
       <w:bCs/>
       <w:i/>
@@ -4012,6 +4275,7 @@
     <w:qFormat/>
     <w:rsid w:val="00FC693F"/>
     <w:rPr>
+      <w:rFonts w:eastAsia="黑体"/>
       <w:smallCaps/>
       <w:color w:themeColor="accent2" w:val="C0504D"/>
       <w:u w:val="single"/>
@@ -4024,6 +4288,7 @@
     <w:qFormat/>
     <w:rsid w:val="00FC693F"/>
     <w:rPr>
+      <w:rFonts w:eastAsia="黑体"/>
       <w:b/>
       <w:bCs/>
       <w:smallCaps/>
@@ -4039,6 +4304,7 @@
     <w:qFormat/>
     <w:rsid w:val="00FC693F"/>
     <w:rPr>
+      <w:rFonts w:eastAsia="黑体"/>
       <w:b/>
       <w:bCs/>
       <w:smallCaps/>
@@ -4093,6 +4359,7 @@
       <w:spacing w:after="0" w:line="240" w:lineRule="auto"/>
     </w:pPr>
     <w:rPr>
+      <w:rFonts w:eastAsia="黑体"/>
       <w:color w:themeColor="text1" w:themeShade="BF" w:val="000000"/>
     </w:rPr>
     <w:tblPr>
@@ -4115,6 +4382,7 @@
         <w:spacing w:after="0" w:before="0" w:line="240" w:lineRule="auto"/>
       </w:pPr>
       <w:rPr>
+        <w:rFonts w:eastAsia="黑体"/>
         <w:b/>
         <w:bCs/>
       </w:rPr>
@@ -4135,6 +4403,7 @@
         <w:spacing w:after="0" w:before="0" w:line="240" w:lineRule="auto"/>
       </w:pPr>
       <w:rPr>
+        <w:rFonts w:eastAsia="黑体"/>
         <w:b/>
         <w:bCs/>
       </w:rPr>
@@ -4152,12 +4421,14 @@
     </w:tblStylePr>
     <w:tblStylePr w:type="firstCol">
       <w:rPr>
+        <w:rFonts w:eastAsia="黑体"/>
         <w:b/>
         <w:bCs/>
       </w:rPr>
     </w:tblStylePr>
     <w:tblStylePr w:type="lastCol">
       <w:rPr>
+        <w:rFonts w:eastAsia="黑体"/>
         <w:b/>
         <w:bCs/>
       </w:rPr>
@@ -4196,6 +4467,7 @@
       <w:spacing w:after="0" w:line="240" w:lineRule="auto"/>
     </w:pPr>
     <w:rPr>
+      <w:rFonts w:eastAsia="黑体"/>
       <w:color w:themeColor="accent1" w:themeShade="BF" w:val="365F91"/>
     </w:rPr>
     <w:tblPr>
@@ -4218,6 +4490,7 @@
         <w:spacing w:after="0" w:before="0" w:line="240" w:lineRule="auto"/>
       </w:pPr>
       <w:rPr>
+        <w:rFonts w:eastAsia="黑体"/>
         <w:b/>
         <w:bCs/>
       </w:rPr>
@@ -4238,6 +4511,7 @@
         <w:spacing w:after="0" w:before="0" w:line="240" w:lineRule="auto"/>
       </w:pPr>
       <w:rPr>
+        <w:rFonts w:eastAsia="黑体"/>
         <w:b/>
         <w:bCs/>
       </w:rPr>
@@ -4255,12 +4529,14 @@
     </w:tblStylePr>
     <w:tblStylePr w:type="firstCol">
       <w:rPr>
+        <w:rFonts w:eastAsia="黑体"/>
         <w:b/>
         <w:bCs/>
       </w:rPr>
     </w:tblStylePr>
     <w:tblStylePr w:type="lastCol">
       <w:rPr>
+        <w:rFonts w:eastAsia="黑体"/>
         <w:b/>
         <w:bCs/>
       </w:rPr>
@@ -4299,6 +4575,7 @@
       <w:spacing w:after="0" w:line="240" w:lineRule="auto"/>
     </w:pPr>
     <w:rPr>
+      <w:rFonts w:eastAsia="黑体"/>
       <w:color w:themeColor="accent2" w:themeShade="BF" w:val="943634"/>
     </w:rPr>
     <w:tblPr>
@@ -4321,6 +4598,7 @@
         <w:spacing w:after="0" w:before="0" w:line="240" w:lineRule="auto"/>
       </w:pPr>
       <w:rPr>
+        <w:rFonts w:eastAsia="黑体"/>
         <w:b/>
         <w:bCs/>
       </w:rPr>
@@ -4341,6 +4619,7 @@
         <w:spacing w:after="0" w:before="0" w:line="240" w:lineRule="auto"/>
       </w:pPr>
       <w:rPr>
+        <w:rFonts w:eastAsia="黑体"/>
         <w:b/>
         <w:bCs/>
       </w:rPr>
@@ -4358,12 +4637,14 @@
     </w:tblStylePr>
     <w:tblStylePr w:type="firstCol">
       <w:rPr>
+        <w:rFonts w:eastAsia="黑体"/>
         <w:b/>
         <w:bCs/>
       </w:rPr>
     </w:tblStylePr>
     <w:tblStylePr w:type="lastCol">
       <w:rPr>
+        <w:rFonts w:eastAsia="黑体"/>
         <w:b/>
         <w:bCs/>
       </w:rPr>
@@ -4402,6 +4683,7 @@
       <w:spacing w:after="0" w:line="240" w:lineRule="auto"/>
     </w:pPr>
     <w:rPr>
+      <w:rFonts w:eastAsia="黑体"/>
       <w:color w:themeColor="accent3" w:themeShade="BF" w:val="76923C"/>
     </w:rPr>
     <w:tblPr>
@@ -4424,6 +4706,7 @@
         <w:spacing w:after="0" w:before="0" w:line="240" w:lineRule="auto"/>
       </w:pPr>
       <w:rPr>
+        <w:rFonts w:eastAsia="黑体"/>
         <w:b/>
         <w:bCs/>
       </w:rPr>
@@ -4444,6 +4727,7 @@
         <w:spacing w:after="0" w:before="0" w:line="240" w:lineRule="auto"/>
       </w:pPr>
       <w:rPr>
+        <w:rFonts w:eastAsia="黑体"/>
         <w:b/>
         <w:bCs/>
       </w:rPr>
@@ -4461,12 +4745,14 @@
     </w:tblStylePr>
     <w:tblStylePr w:type="firstCol">
       <w:rPr>
+        <w:rFonts w:eastAsia="黑体"/>
         <w:b/>
         <w:bCs/>
       </w:rPr>
     </w:tblStylePr>
     <w:tblStylePr w:type="lastCol">
       <w:rPr>
+        <w:rFonts w:eastAsia="黑体"/>
         <w:b/>
         <w:bCs/>
       </w:rPr>
@@ -4505,6 +4791,7 @@
       <w:spacing w:after="0" w:line="240" w:lineRule="auto"/>
     </w:pPr>
     <w:rPr>
+      <w:rFonts w:eastAsia="黑体"/>
       <w:color w:themeColor="accent4" w:themeShade="BF" w:val="5F497A"/>
     </w:rPr>
     <w:tblPr>
@@ -4527,6 +4814,7 @@
         <w:spacing w:after="0" w:before="0" w:line="240" w:lineRule="auto"/>
       </w:pPr>
       <w:rPr>
+        <w:rFonts w:eastAsia="黑体"/>
         <w:b/>
         <w:bCs/>
       </w:rPr>
@@ -4547,6 +4835,7 @@
         <w:spacing w:after="0" w:before="0" w:line="240" w:lineRule="auto"/>
       </w:pPr>
       <w:rPr>
+        <w:rFonts w:eastAsia="黑体"/>
         <w:b/>
         <w:bCs/>
       </w:rPr>
@@ -4564,12 +4853,14 @@
     </w:tblStylePr>
     <w:tblStylePr w:type="firstCol">
       <w:rPr>
+        <w:rFonts w:eastAsia="黑体"/>
         <w:b/>
         <w:bCs/>
       </w:rPr>
     </w:tblStylePr>
     <w:tblStylePr w:type="lastCol">
       <w:rPr>
+        <w:rFonts w:eastAsia="黑体"/>
         <w:b/>
         <w:bCs/>
       </w:rPr>
@@ -4608,6 +4899,7 @@
       <w:spacing w:after="0" w:line="240" w:lineRule="auto"/>
     </w:pPr>
     <w:rPr>
+      <w:rFonts w:eastAsia="黑体"/>
       <w:color w:themeColor="accent5" w:themeShade="BF" w:val="31849B"/>
     </w:rPr>
     <w:tblPr>
@@ -4630,6 +4922,7 @@
         <w:spacing w:after="0" w:before="0" w:line="240" w:lineRule="auto"/>
       </w:pPr>
       <w:rPr>
+        <w:rFonts w:eastAsia="黑体"/>
         <w:b/>
         <w:bCs/>
       </w:rPr>
@@ -4650,6 +4943,7 @@
         <w:spacing w:after="0" w:before="0" w:line="240" w:lineRule="auto"/>
       </w:pPr>
       <w:rPr>
+        <w:rFonts w:eastAsia="黑体"/>
         <w:b/>
         <w:bCs/>
       </w:rPr>
@@ -4667,12 +4961,14 @@
     </w:tblStylePr>
     <w:tblStylePr w:type="firstCol">
       <w:rPr>
+        <w:rFonts w:eastAsia="黑体"/>
         <w:b/>
         <w:bCs/>
       </w:rPr>
     </w:tblStylePr>
     <w:tblStylePr w:type="lastCol">
       <w:rPr>
+        <w:rFonts w:eastAsia="黑体"/>
         <w:b/>
         <w:bCs/>
       </w:rPr>
@@ -4711,6 +5007,7 @@
       <w:spacing w:after="0" w:line="240" w:lineRule="auto"/>
     </w:pPr>
     <w:rPr>
+      <w:rFonts w:eastAsia="黑体"/>
       <w:color w:themeColor="accent6" w:themeShade="BF" w:val="E36C0A"/>
     </w:rPr>
     <w:tblPr>
@@ -4733,6 +5030,7 @@
         <w:spacing w:after="0" w:before="0" w:line="240" w:lineRule="auto"/>
       </w:pPr>
       <w:rPr>
+        <w:rFonts w:eastAsia="黑体"/>
         <w:b/>
         <w:bCs/>
       </w:rPr>
@@ -4753,6 +5051,7 @@
         <w:spacing w:after="0" w:before="0" w:line="240" w:lineRule="auto"/>
       </w:pPr>
       <w:rPr>
+        <w:rFonts w:eastAsia="黑体"/>
         <w:b/>
         <w:bCs/>
       </w:rPr>
@@ -4770,12 +5069,14 @@
     </w:tblStylePr>
     <w:tblStylePr w:type="firstCol">
       <w:rPr>
+        <w:rFonts w:eastAsia="黑体"/>
         <w:b/>
         <w:bCs/>
       </w:rPr>
     </w:tblStylePr>
     <w:tblStylePr w:type="lastCol">
       <w:rPr>
+        <w:rFonts w:eastAsia="黑体"/>
         <w:b/>
         <w:bCs/>
       </w:rPr>
@@ -4835,6 +5136,7 @@
         <w:spacing w:after="0" w:before="0" w:line="240" w:lineRule="auto"/>
       </w:pPr>
       <w:rPr>
+        <w:rFonts w:eastAsia="黑体"/>
         <w:b/>
         <w:bCs/>
         <w:color w:themeColor="background1" w:val="FFFFFF"/>
@@ -4849,6 +5151,7 @@
         <w:spacing w:after="0" w:before="0" w:line="240" w:lineRule="auto"/>
       </w:pPr>
       <w:rPr>
+        <w:rFonts w:eastAsia="黑体"/>
         <w:b/>
         <w:bCs/>
       </w:rPr>
@@ -4864,12 +5167,14 @@
     </w:tblStylePr>
     <w:tblStylePr w:type="firstCol">
       <w:rPr>
+        <w:rFonts w:eastAsia="黑体"/>
         <w:b/>
         <w:bCs/>
       </w:rPr>
     </w:tblStylePr>
     <w:tblStylePr w:type="lastCol">
       <w:rPr>
+        <w:rFonts w:eastAsia="黑体"/>
         <w:b/>
         <w:bCs/>
       </w:rPr>
@@ -4927,6 +5232,7 @@
         <w:spacing w:after="0" w:before="0" w:line="240" w:lineRule="auto"/>
       </w:pPr>
       <w:rPr>
+        <w:rFonts w:eastAsia="黑体"/>
         <w:b/>
         <w:bCs/>
         <w:color w:themeColor="background1" w:val="FFFFFF"/>
@@ -4941,6 +5247,7 @@
         <w:spacing w:after="0" w:before="0" w:line="240" w:lineRule="auto"/>
       </w:pPr>
       <w:rPr>
+        <w:rFonts w:eastAsia="黑体"/>
         <w:b/>
         <w:bCs/>
       </w:rPr>
@@ -4956,12 +5263,14 @@
     </w:tblStylePr>
     <w:tblStylePr w:type="firstCol">
       <w:rPr>
+        <w:rFonts w:eastAsia="黑体"/>
         <w:b/>
         <w:bCs/>
       </w:rPr>
     </w:tblStylePr>
     <w:tblStylePr w:type="lastCol">
       <w:rPr>
+        <w:rFonts w:eastAsia="黑体"/>
         <w:b/>
         <w:bCs/>
       </w:rPr>
@@ -5019,6 +5328,7 @@
         <w:spacing w:after="0" w:before="0" w:line="240" w:lineRule="auto"/>
       </w:pPr>
       <w:rPr>
+        <w:rFonts w:eastAsia="黑体"/>
         <w:b/>
         <w:bCs/>
         <w:color w:themeColor="background1" w:val="FFFFFF"/>
@@ -5033,6 +5343,7 @@
         <w:spacing w:after="0" w:before="0" w:line="240" w:lineRule="auto"/>
       </w:pPr>
       <w:rPr>
+        <w:rFonts w:eastAsia="黑体"/>
         <w:b/>
         <w:bCs/>
       </w:rPr>
@@ -5048,12 +5359,14 @@
     </w:tblStylePr>
     <w:tblStylePr w:type="firstCol">
       <w:rPr>
+        <w:rFonts w:eastAsia="黑体"/>
         <w:b/>
         <w:bCs/>
       </w:rPr>
     </w:tblStylePr>
     <w:tblStylePr w:type="lastCol">
       <w:rPr>
+        <w:rFonts w:eastAsia="黑体"/>
         <w:b/>
         <w:bCs/>
       </w:rPr>
@@ -5111,6 +5424,7 @@
         <w:spacing w:after="0" w:before="0" w:line="240" w:lineRule="auto"/>
       </w:pPr>
       <w:rPr>
+        <w:rFonts w:eastAsia="黑体"/>
         <w:b/>
         <w:bCs/>
         <w:color w:themeColor="background1" w:val="FFFFFF"/>
@@ -5125,6 +5439,7 @@
         <w:spacing w:after="0" w:before="0" w:line="240" w:lineRule="auto"/>
       </w:pPr>
       <w:rPr>
+        <w:rFonts w:eastAsia="黑体"/>
         <w:b/>
         <w:bCs/>
       </w:rPr>
@@ -5140,12 +5455,14 @@
     </w:tblStylePr>
     <w:tblStylePr w:type="firstCol">
       <w:rPr>
+        <w:rFonts w:eastAsia="黑体"/>
         <w:b/>
         <w:bCs/>
       </w:rPr>
     </w:tblStylePr>
     <w:tblStylePr w:type="lastCol">
       <w:rPr>
+        <w:rFonts w:eastAsia="黑体"/>
         <w:b/>
         <w:bCs/>
       </w:rPr>
@@ -5203,6 +5520,7 @@
         <w:spacing w:after="0" w:before="0" w:line="240" w:lineRule="auto"/>
       </w:pPr>
       <w:rPr>
+        <w:rFonts w:eastAsia="黑体"/>
         <w:b/>
         <w:bCs/>
         <w:color w:themeColor="background1" w:val="FFFFFF"/>
@@ -5217,6 +5535,7 @@
         <w:spacing w:after="0" w:before="0" w:line="240" w:lineRule="auto"/>
       </w:pPr>
       <w:rPr>
+        <w:rFonts w:eastAsia="黑体"/>
         <w:b/>
         <w:bCs/>
       </w:rPr>
@@ -5232,12 +5551,14 @@
     </w:tblStylePr>
     <w:tblStylePr w:type="firstCol">
       <w:rPr>
+        <w:rFonts w:eastAsia="黑体"/>
         <w:b/>
         <w:bCs/>
       </w:rPr>
     </w:tblStylePr>
     <w:tblStylePr w:type="lastCol">
       <w:rPr>
+        <w:rFonts w:eastAsia="黑体"/>
         <w:b/>
         <w:bCs/>
       </w:rPr>
@@ -5295,6 +5616,7 @@
         <w:spacing w:after="0" w:before="0" w:line="240" w:lineRule="auto"/>
       </w:pPr>
       <w:rPr>
+        <w:rFonts w:eastAsia="黑体"/>
         <w:b/>
         <w:bCs/>
         <w:color w:themeColor="background1" w:val="FFFFFF"/>
@@ -5309,6 +5631,7 @@
         <w:spacing w:after="0" w:before="0" w:line="240" w:lineRule="auto"/>
       </w:pPr>
       <w:rPr>
+        <w:rFonts w:eastAsia="黑体"/>
         <w:b/>
         <w:bCs/>
       </w:rPr>
@@ -5324,12 +5647,14 @@
     </w:tblStylePr>
     <w:tblStylePr w:type="firstCol">
       <w:rPr>
+        <w:rFonts w:eastAsia="黑体"/>
         <w:b/>
         <w:bCs/>
       </w:rPr>
     </w:tblStylePr>
     <w:tblStylePr w:type="lastCol">
       <w:rPr>
+        <w:rFonts w:eastAsia="黑体"/>
         <w:b/>
         <w:bCs/>
       </w:rPr>
@@ -5387,6 +5712,7 @@
         <w:spacing w:after="0" w:before="0" w:line="240" w:lineRule="auto"/>
       </w:pPr>
       <w:rPr>
+        <w:rFonts w:eastAsia="黑体"/>
         <w:b/>
         <w:bCs/>
         <w:color w:themeColor="background1" w:val="FFFFFF"/>
@@ -5401,6 +5727,7 @@
         <w:spacing w:after="0" w:before="0" w:line="240" w:lineRule="auto"/>
       </w:pPr>
       <w:rPr>
+        <w:rFonts w:eastAsia="黑体"/>
         <w:b/>
         <w:bCs/>
       </w:rPr>
@@ -5416,12 +5743,14 @@
     </w:tblStylePr>
     <w:tblStylePr w:type="firstCol">
       <w:rPr>
+        <w:rFonts w:eastAsia="黑体"/>
         <w:b/>
         <w:bCs/>
       </w:rPr>
     </w:tblStylePr>
     <w:tblStylePr w:type="lastCol">
       <w:rPr>
+        <w:rFonts w:eastAsia="黑体"/>
         <w:b/>
         <w:bCs/>
       </w:rPr>
@@ -5481,7 +5810,7 @@
         <w:spacing w:after="0" w:before="0" w:line="240" w:lineRule="auto"/>
       </w:pPr>
       <w:rPr>
-        <w:rFonts w:asciiTheme="majorHAnsi" w:cstheme="majorBidi" w:eastAsiaTheme="majorEastAsia" w:hAnsiTheme="majorHAnsi"/>
+        <w:rFonts w:asciiTheme="majorHAnsi" w:cstheme="majorBidi" w:hAnsiTheme="majorHAnsi" w:eastAsia="黑体"/>
         <w:b/>
         <w:bCs/>
       </w:rPr>
@@ -5502,7 +5831,7 @@
         <w:spacing w:after="0" w:before="0" w:line="240" w:lineRule="auto"/>
       </w:pPr>
       <w:rPr>
-        <w:rFonts w:asciiTheme="majorHAnsi" w:cstheme="majorBidi" w:eastAsiaTheme="majorEastAsia" w:hAnsiTheme="majorHAnsi"/>
+        <w:rFonts w:asciiTheme="majorHAnsi" w:cstheme="majorBidi" w:hAnsiTheme="majorHAnsi" w:eastAsia="黑体"/>
         <w:b/>
         <w:bCs/>
       </w:rPr>
@@ -5520,14 +5849,14 @@
     </w:tblStylePr>
     <w:tblStylePr w:type="firstCol">
       <w:rPr>
-        <w:rFonts w:asciiTheme="majorHAnsi" w:cstheme="majorBidi" w:eastAsiaTheme="majorEastAsia" w:hAnsiTheme="majorHAnsi"/>
+        <w:rFonts w:asciiTheme="majorHAnsi" w:cstheme="majorBidi" w:hAnsiTheme="majorHAnsi" w:eastAsia="黑体"/>
         <w:b/>
         <w:bCs/>
       </w:rPr>
     </w:tblStylePr>
     <w:tblStylePr w:type="lastCol">
       <w:rPr>
-        <w:rFonts w:asciiTheme="majorHAnsi" w:cstheme="majorBidi" w:eastAsiaTheme="majorEastAsia" w:hAnsiTheme="majorHAnsi"/>
+        <w:rFonts w:asciiTheme="majorHAnsi" w:cstheme="majorBidi" w:hAnsiTheme="majorHAnsi" w:eastAsia="黑体"/>
         <w:b/>
         <w:bCs/>
       </w:rPr>
@@ -5611,7 +5940,7 @@
         <w:spacing w:after="0" w:before="0" w:line="240" w:lineRule="auto"/>
       </w:pPr>
       <w:rPr>
-        <w:rFonts w:asciiTheme="majorHAnsi" w:cstheme="majorBidi" w:eastAsiaTheme="majorEastAsia" w:hAnsiTheme="majorHAnsi"/>
+        <w:rFonts w:asciiTheme="majorHAnsi" w:cstheme="majorBidi" w:hAnsiTheme="majorHAnsi" w:eastAsia="黑体"/>
         <w:b/>
         <w:bCs/>
       </w:rPr>
@@ -5632,7 +5961,7 @@
         <w:spacing w:after="0" w:before="0" w:line="240" w:lineRule="auto"/>
       </w:pPr>
       <w:rPr>
-        <w:rFonts w:asciiTheme="majorHAnsi" w:cstheme="majorBidi" w:eastAsiaTheme="majorEastAsia" w:hAnsiTheme="majorHAnsi"/>
+        <w:rFonts w:asciiTheme="majorHAnsi" w:cstheme="majorBidi" w:hAnsiTheme="majorHAnsi" w:eastAsia="黑体"/>
         <w:b/>
         <w:bCs/>
       </w:rPr>
@@ -5650,14 +5979,14 @@
     </w:tblStylePr>
     <w:tblStylePr w:type="firstCol">
       <w:rPr>
-        <w:rFonts w:asciiTheme="majorHAnsi" w:cstheme="majorBidi" w:eastAsiaTheme="majorEastAsia" w:hAnsiTheme="majorHAnsi"/>
+        <w:rFonts w:asciiTheme="majorHAnsi" w:cstheme="majorBidi" w:hAnsiTheme="majorHAnsi" w:eastAsia="黑体"/>
         <w:b/>
         <w:bCs/>
       </w:rPr>
     </w:tblStylePr>
     <w:tblStylePr w:type="lastCol">
       <w:rPr>
-        <w:rFonts w:asciiTheme="majorHAnsi" w:cstheme="majorBidi" w:eastAsiaTheme="majorEastAsia" w:hAnsiTheme="majorHAnsi"/>
+        <w:rFonts w:asciiTheme="majorHAnsi" w:cstheme="majorBidi" w:hAnsiTheme="majorHAnsi" w:eastAsia="黑体"/>
         <w:b/>
         <w:bCs/>
       </w:rPr>
@@ -5741,7 +6070,7 @@
         <w:spacing w:after="0" w:before="0" w:line="240" w:lineRule="auto"/>
       </w:pPr>
       <w:rPr>
-        <w:rFonts w:asciiTheme="majorHAnsi" w:cstheme="majorBidi" w:eastAsiaTheme="majorEastAsia" w:hAnsiTheme="majorHAnsi"/>
+        <w:rFonts w:asciiTheme="majorHAnsi" w:cstheme="majorBidi" w:hAnsiTheme="majorHAnsi" w:eastAsia="黑体"/>
         <w:b/>
         <w:bCs/>
       </w:rPr>
@@ -5762,7 +6091,7 @@
         <w:spacing w:after="0" w:before="0" w:line="240" w:lineRule="auto"/>
       </w:pPr>
       <w:rPr>
-        <w:rFonts w:asciiTheme="majorHAnsi" w:cstheme="majorBidi" w:eastAsiaTheme="majorEastAsia" w:hAnsiTheme="majorHAnsi"/>
+        <w:rFonts w:asciiTheme="majorHAnsi" w:cstheme="majorBidi" w:hAnsiTheme="majorHAnsi" w:eastAsia="黑体"/>
         <w:b/>
         <w:bCs/>
       </w:rPr>
@@ -5780,14 +6109,14 @@
     </w:tblStylePr>
     <w:tblStylePr w:type="firstCol">
       <w:rPr>
-        <w:rFonts w:asciiTheme="majorHAnsi" w:cstheme="majorBidi" w:eastAsiaTheme="majorEastAsia" w:hAnsiTheme="majorHAnsi"/>
+        <w:rFonts w:asciiTheme="majorHAnsi" w:cstheme="majorBidi" w:hAnsiTheme="majorHAnsi" w:eastAsia="黑体"/>
         <w:b/>
         <w:bCs/>
       </w:rPr>
     </w:tblStylePr>
     <w:tblStylePr w:type="lastCol">
       <w:rPr>
-        <w:rFonts w:asciiTheme="majorHAnsi" w:cstheme="majorBidi" w:eastAsiaTheme="majorEastAsia" w:hAnsiTheme="majorHAnsi"/>
+        <w:rFonts w:asciiTheme="majorHAnsi" w:cstheme="majorBidi" w:hAnsiTheme="majorHAnsi" w:eastAsia="黑体"/>
         <w:b/>
         <w:bCs/>
       </w:rPr>
@@ -5871,7 +6200,7 @@
         <w:spacing w:after="0" w:before="0" w:line="240" w:lineRule="auto"/>
       </w:pPr>
       <w:rPr>
-        <w:rFonts w:asciiTheme="majorHAnsi" w:cstheme="majorBidi" w:eastAsiaTheme="majorEastAsia" w:hAnsiTheme="majorHAnsi"/>
+        <w:rFonts w:asciiTheme="majorHAnsi" w:cstheme="majorBidi" w:hAnsiTheme="majorHAnsi" w:eastAsia="黑体"/>
         <w:b/>
         <w:bCs/>
       </w:rPr>
@@ -5892,7 +6221,7 @@
         <w:spacing w:after="0" w:before="0" w:line="240" w:lineRule="auto"/>
       </w:pPr>
       <w:rPr>
-        <w:rFonts w:asciiTheme="majorHAnsi" w:cstheme="majorBidi" w:eastAsiaTheme="majorEastAsia" w:hAnsiTheme="majorHAnsi"/>
+        <w:rFonts w:asciiTheme="majorHAnsi" w:cstheme="majorBidi" w:hAnsiTheme="majorHAnsi" w:eastAsia="黑体"/>
         <w:b/>
         <w:bCs/>
       </w:rPr>
@@ -5910,14 +6239,14 @@
     </w:tblStylePr>
     <w:tblStylePr w:type="firstCol">
       <w:rPr>
-        <w:rFonts w:asciiTheme="majorHAnsi" w:cstheme="majorBidi" w:eastAsiaTheme="majorEastAsia" w:hAnsiTheme="majorHAnsi"/>
+        <w:rFonts w:asciiTheme="majorHAnsi" w:cstheme="majorBidi" w:hAnsiTheme="majorHAnsi" w:eastAsia="黑体"/>
         <w:b/>
         <w:bCs/>
       </w:rPr>
     </w:tblStylePr>
     <w:tblStylePr w:type="lastCol">
       <w:rPr>
-        <w:rFonts w:asciiTheme="majorHAnsi" w:cstheme="majorBidi" w:eastAsiaTheme="majorEastAsia" w:hAnsiTheme="majorHAnsi"/>
+        <w:rFonts w:asciiTheme="majorHAnsi" w:cstheme="majorBidi" w:hAnsiTheme="majorHAnsi" w:eastAsia="黑体"/>
         <w:b/>
         <w:bCs/>
       </w:rPr>
@@ -6001,7 +6330,7 @@
         <w:spacing w:after="0" w:before="0" w:line="240" w:lineRule="auto"/>
       </w:pPr>
       <w:rPr>
-        <w:rFonts w:asciiTheme="majorHAnsi" w:cstheme="majorBidi" w:eastAsiaTheme="majorEastAsia" w:hAnsiTheme="majorHAnsi"/>
+        <w:rFonts w:asciiTheme="majorHAnsi" w:cstheme="majorBidi" w:hAnsiTheme="majorHAnsi" w:eastAsia="黑体"/>
         <w:b/>
         <w:bCs/>
       </w:rPr>
@@ -6022,7 +6351,7 @@
         <w:spacing w:after="0" w:before="0" w:line="240" w:lineRule="auto"/>
       </w:pPr>
       <w:rPr>
-        <w:rFonts w:asciiTheme="majorHAnsi" w:cstheme="majorBidi" w:eastAsiaTheme="majorEastAsia" w:hAnsiTheme="majorHAnsi"/>
+        <w:rFonts w:asciiTheme="majorHAnsi" w:cstheme="majorBidi" w:hAnsiTheme="majorHAnsi" w:eastAsia="黑体"/>
         <w:b/>
         <w:bCs/>
       </w:rPr>
@@ -6040,14 +6369,14 @@
     </w:tblStylePr>
     <w:tblStylePr w:type="firstCol">
       <w:rPr>
-        <w:rFonts w:asciiTheme="majorHAnsi" w:cstheme="majorBidi" w:eastAsiaTheme="majorEastAsia" w:hAnsiTheme="majorHAnsi"/>
+        <w:rFonts w:asciiTheme="majorHAnsi" w:cstheme="majorBidi" w:hAnsiTheme="majorHAnsi" w:eastAsia="黑体"/>
         <w:b/>
         <w:bCs/>
       </w:rPr>
     </w:tblStylePr>
     <w:tblStylePr w:type="lastCol">
       <w:rPr>
-        <w:rFonts w:asciiTheme="majorHAnsi" w:cstheme="majorBidi" w:eastAsiaTheme="majorEastAsia" w:hAnsiTheme="majorHAnsi"/>
+        <w:rFonts w:asciiTheme="majorHAnsi" w:cstheme="majorBidi" w:hAnsiTheme="majorHAnsi" w:eastAsia="黑体"/>
         <w:b/>
         <w:bCs/>
       </w:rPr>
@@ -6131,7 +6460,7 @@
         <w:spacing w:after="0" w:before="0" w:line="240" w:lineRule="auto"/>
       </w:pPr>
       <w:rPr>
-        <w:rFonts w:asciiTheme="majorHAnsi" w:cstheme="majorBidi" w:eastAsiaTheme="majorEastAsia" w:hAnsiTheme="majorHAnsi"/>
+        <w:rFonts w:asciiTheme="majorHAnsi" w:cstheme="majorBidi" w:hAnsiTheme="majorHAnsi" w:eastAsia="黑体"/>
         <w:b/>
         <w:bCs/>
       </w:rPr>
@@ -6152,7 +6481,7 @@
         <w:spacing w:after="0" w:before="0" w:line="240" w:lineRule="auto"/>
       </w:pPr>
       <w:rPr>
-        <w:rFonts w:asciiTheme="majorHAnsi" w:cstheme="majorBidi" w:eastAsiaTheme="majorEastAsia" w:hAnsiTheme="majorHAnsi"/>
+        <w:rFonts w:asciiTheme="majorHAnsi" w:cstheme="majorBidi" w:hAnsiTheme="majorHAnsi" w:eastAsia="黑体"/>
         <w:b/>
         <w:bCs/>
       </w:rPr>
@@ -6170,14 +6499,14 @@
     </w:tblStylePr>
     <w:tblStylePr w:type="firstCol">
       <w:rPr>
-        <w:rFonts w:asciiTheme="majorHAnsi" w:cstheme="majorBidi" w:eastAsiaTheme="majorEastAsia" w:hAnsiTheme="majorHAnsi"/>
+        <w:rFonts w:asciiTheme="majorHAnsi" w:cstheme="majorBidi" w:hAnsiTheme="majorHAnsi" w:eastAsia="黑体"/>
         <w:b/>
         <w:bCs/>
       </w:rPr>
     </w:tblStylePr>
     <w:tblStylePr w:type="lastCol">
       <w:rPr>
-        <w:rFonts w:asciiTheme="majorHAnsi" w:cstheme="majorBidi" w:eastAsiaTheme="majorEastAsia" w:hAnsiTheme="majorHAnsi"/>
+        <w:rFonts w:asciiTheme="majorHAnsi" w:cstheme="majorBidi" w:hAnsiTheme="majorHAnsi" w:eastAsia="黑体"/>
         <w:b/>
         <w:bCs/>
       </w:rPr>
@@ -6261,7 +6590,7 @@
         <w:spacing w:after="0" w:before="0" w:line="240" w:lineRule="auto"/>
       </w:pPr>
       <w:rPr>
-        <w:rFonts w:asciiTheme="majorHAnsi" w:cstheme="majorBidi" w:eastAsiaTheme="majorEastAsia" w:hAnsiTheme="majorHAnsi"/>
+        <w:rFonts w:asciiTheme="majorHAnsi" w:cstheme="majorBidi" w:hAnsiTheme="majorHAnsi" w:eastAsia="黑体"/>
         <w:b/>
         <w:bCs/>
       </w:rPr>
@@ -6282,7 +6611,7 @@
         <w:spacing w:after="0" w:before="0" w:line="240" w:lineRule="auto"/>
       </w:pPr>
       <w:rPr>
-        <w:rFonts w:asciiTheme="majorHAnsi" w:cstheme="majorBidi" w:eastAsiaTheme="majorEastAsia" w:hAnsiTheme="majorHAnsi"/>
+        <w:rFonts w:asciiTheme="majorHAnsi" w:cstheme="majorBidi" w:hAnsiTheme="majorHAnsi" w:eastAsia="黑体"/>
         <w:b/>
         <w:bCs/>
       </w:rPr>
@@ -6300,14 +6629,14 @@
     </w:tblStylePr>
     <w:tblStylePr w:type="firstCol">
       <w:rPr>
-        <w:rFonts w:asciiTheme="majorHAnsi" w:cstheme="majorBidi" w:eastAsiaTheme="majorEastAsia" w:hAnsiTheme="majorHAnsi"/>
+        <w:rFonts w:asciiTheme="majorHAnsi" w:cstheme="majorBidi" w:hAnsiTheme="majorHAnsi" w:eastAsia="黑体"/>
         <w:b/>
         <w:bCs/>
       </w:rPr>
     </w:tblStylePr>
     <w:tblStylePr w:type="lastCol">
       <w:rPr>
-        <w:rFonts w:asciiTheme="majorHAnsi" w:cstheme="majorBidi" w:eastAsiaTheme="majorEastAsia" w:hAnsiTheme="majorHAnsi"/>
+        <w:rFonts w:asciiTheme="majorHAnsi" w:cstheme="majorBidi" w:hAnsiTheme="majorHAnsi" w:eastAsia="黑体"/>
         <w:b/>
         <w:bCs/>
       </w:rPr>
@@ -6390,6 +6719,7 @@
         <w:spacing w:after="0" w:before="0" w:line="240" w:lineRule="auto"/>
       </w:pPr>
       <w:rPr>
+        <w:rFonts w:eastAsia="黑体"/>
         <w:b/>
         <w:bCs/>
         <w:color w:themeColor="background1" w:val="FFFFFF"/>
@@ -6412,6 +6742,7 @@
         <w:spacing w:after="0" w:before="0" w:line="240" w:lineRule="auto"/>
       </w:pPr>
       <w:rPr>
+        <w:rFonts w:eastAsia="黑体"/>
         <w:b/>
         <w:bCs/>
       </w:rPr>
@@ -6429,12 +6760,14 @@
     </w:tblStylePr>
     <w:tblStylePr w:type="firstCol">
       <w:rPr>
+        <w:rFonts w:eastAsia="黑体"/>
         <w:b/>
         <w:bCs/>
       </w:rPr>
     </w:tblStylePr>
     <w:tblStylePr w:type="lastCol">
       <w:rPr>
+        <w:rFonts w:eastAsia="黑体"/>
         <w:b/>
         <w:bCs/>
       </w:rPr>
@@ -6496,6 +6829,7 @@
         <w:spacing w:after="0" w:before="0" w:line="240" w:lineRule="auto"/>
       </w:pPr>
       <w:rPr>
+        <w:rFonts w:eastAsia="黑体"/>
         <w:b/>
         <w:bCs/>
         <w:color w:themeColor="background1" w:val="FFFFFF"/>
@@ -6518,6 +6852,7 @@
         <w:spacing w:after="0" w:before="0" w:line="240" w:lineRule="auto"/>
       </w:pPr>
       <w:rPr>
+        <w:rFonts w:eastAsia="黑体"/>
         <w:b/>
         <w:bCs/>
       </w:rPr>
@@ -6535,12 +6870,14 @@
     </w:tblStylePr>
     <w:tblStylePr w:type="firstCol">
       <w:rPr>
+        <w:rFonts w:eastAsia="黑体"/>
         <w:b/>
         <w:bCs/>
       </w:rPr>
     </w:tblStylePr>
     <w:tblStylePr w:type="lastCol">
       <w:rPr>
+        <w:rFonts w:eastAsia="黑体"/>
         <w:b/>
         <w:bCs/>
       </w:rPr>
@@ -6602,6 +6939,7 @@
         <w:spacing w:after="0" w:before="0" w:line="240" w:lineRule="auto"/>
       </w:pPr>
       <w:rPr>
+        <w:rFonts w:eastAsia="黑体"/>
         <w:b/>
         <w:bCs/>
         <w:color w:themeColor="background1" w:val="FFFFFF"/>
@@ -6624,6 +6962,7 @@
         <w:spacing w:after="0" w:before="0" w:line="240" w:lineRule="auto"/>
       </w:pPr>
       <w:rPr>
+        <w:rFonts w:eastAsia="黑体"/>
         <w:b/>
         <w:bCs/>
       </w:rPr>
@@ -6641,12 +6980,14 @@
     </w:tblStylePr>
     <w:tblStylePr w:type="firstCol">
       <w:rPr>
+        <w:rFonts w:eastAsia="黑体"/>
         <w:b/>
         <w:bCs/>
       </w:rPr>
     </w:tblStylePr>
     <w:tblStylePr w:type="lastCol">
       <w:rPr>
+        <w:rFonts w:eastAsia="黑体"/>
         <w:b/>
         <w:bCs/>
       </w:rPr>
@@ -6708,6 +7049,7 @@
         <w:spacing w:after="0" w:before="0" w:line="240" w:lineRule="auto"/>
       </w:pPr>
       <w:rPr>
+        <w:rFonts w:eastAsia="黑体"/>
         <w:b/>
         <w:bCs/>
         <w:color w:themeColor="background1" w:val="FFFFFF"/>
@@ -6730,6 +7072,7 @@
         <w:spacing w:after="0" w:before="0" w:line="240" w:lineRule="auto"/>
       </w:pPr>
       <w:rPr>
+        <w:rFonts w:eastAsia="黑体"/>
         <w:b/>
         <w:bCs/>
       </w:rPr>
@@ -6747,12 +7090,14 @@
     </w:tblStylePr>
     <w:tblStylePr w:type="firstCol">
       <w:rPr>
+        <w:rFonts w:eastAsia="黑体"/>
         <w:b/>
         <w:bCs/>
       </w:rPr>
     </w:tblStylePr>
     <w:tblStylePr w:type="lastCol">
       <w:rPr>
+        <w:rFonts w:eastAsia="黑体"/>
         <w:b/>
         <w:bCs/>
       </w:rPr>
@@ -6814,6 +7159,7 @@
         <w:spacing w:after="0" w:before="0" w:line="240" w:lineRule="auto"/>
       </w:pPr>
       <w:rPr>
+        <w:rFonts w:eastAsia="黑体"/>
         <w:b/>
         <w:bCs/>
         <w:color w:themeColor="background1" w:val="FFFFFF"/>
@@ -6836,6 +7182,7 @@
         <w:spacing w:after="0" w:before="0" w:line="240" w:lineRule="auto"/>
       </w:pPr>
       <w:rPr>
+        <w:rFonts w:eastAsia="黑体"/>
         <w:b/>
         <w:bCs/>
       </w:rPr>
@@ -6853,12 +7200,14 @@
     </w:tblStylePr>
     <w:tblStylePr w:type="firstCol">
       <w:rPr>
+        <w:rFonts w:eastAsia="黑体"/>
         <w:b/>
         <w:bCs/>
       </w:rPr>
     </w:tblStylePr>
     <w:tblStylePr w:type="lastCol">
       <w:rPr>
+        <w:rFonts w:eastAsia="黑体"/>
         <w:b/>
         <w:bCs/>
       </w:rPr>
@@ -6920,6 +7269,7 @@
         <w:spacing w:after="0" w:before="0" w:line="240" w:lineRule="auto"/>
       </w:pPr>
       <w:rPr>
+        <w:rFonts w:eastAsia="黑体"/>
         <w:b/>
         <w:bCs/>
         <w:color w:themeColor="background1" w:val="FFFFFF"/>
@@ -6942,6 +7292,7 @@
         <w:spacing w:after="0" w:before="0" w:line="240" w:lineRule="auto"/>
       </w:pPr>
       <w:rPr>
+        <w:rFonts w:eastAsia="黑体"/>
         <w:b/>
         <w:bCs/>
       </w:rPr>
@@ -6959,12 +7310,14 @@
     </w:tblStylePr>
     <w:tblStylePr w:type="firstCol">
       <w:rPr>
+        <w:rFonts w:eastAsia="黑体"/>
         <w:b/>
         <w:bCs/>
       </w:rPr>
     </w:tblStylePr>
     <w:tblStylePr w:type="lastCol">
       <w:rPr>
+        <w:rFonts w:eastAsia="黑体"/>
         <w:b/>
         <w:bCs/>
       </w:rPr>
@@ -7026,6 +7379,7 @@
         <w:spacing w:after="0" w:before="0" w:line="240" w:lineRule="auto"/>
       </w:pPr>
       <w:rPr>
+        <w:rFonts w:eastAsia="黑体"/>
         <w:b/>
         <w:bCs/>
         <w:color w:themeColor="background1" w:val="FFFFFF"/>
@@ -7048,6 +7402,7 @@
         <w:spacing w:after="0" w:before="0" w:line="240" w:lineRule="auto"/>
       </w:pPr>
       <w:rPr>
+        <w:rFonts w:eastAsia="黑体"/>
         <w:b/>
         <w:bCs/>
       </w:rPr>
@@ -7065,12 +7420,14 @@
     </w:tblStylePr>
     <w:tblStylePr w:type="firstCol">
       <w:rPr>
+        <w:rFonts w:eastAsia="黑体"/>
         <w:b/>
         <w:bCs/>
       </w:rPr>
     </w:tblStylePr>
     <w:tblStylePr w:type="lastCol">
       <w:rPr>
+        <w:rFonts w:eastAsia="黑体"/>
         <w:b/>
         <w:bCs/>
       </w:rPr>
@@ -7129,6 +7486,7 @@
         <w:spacing w:after="0" w:before="0" w:line="240" w:lineRule="auto"/>
       </w:pPr>
       <w:rPr>
+        <w:rFonts w:eastAsia="黑体"/>
         <w:b/>
         <w:bCs/>
         <w:color w:themeColor="background1" w:val="FFFFFF"/>
@@ -7151,6 +7509,7 @@
         <w:spacing w:after="0" w:before="0" w:line="240" w:lineRule="auto"/>
       </w:pPr>
       <w:rPr>
+        <w:rFonts w:eastAsia="黑体"/>
         <w:color w:val="auto"/>
       </w:rPr>
       <w:tblPr/>
@@ -7168,6 +7527,7 @@
     </w:tblStylePr>
     <w:tblStylePr w:type="firstCol">
       <w:rPr>
+        <w:rFonts w:eastAsia="黑体"/>
         <w:b/>
         <w:bCs/>
         <w:color w:themeColor="background1" w:val="FFFFFF"/>
@@ -7187,6 +7547,7 @@
     </w:tblStylePr>
     <w:tblStylePr w:type="lastCol">
       <w:rPr>
+        <w:rFonts w:eastAsia="黑体"/>
         <w:b/>
         <w:bCs/>
         <w:color w:themeColor="background1" w:val="FFFFFF"/>
@@ -7235,6 +7596,7 @@
     </w:tblStylePr>
     <w:tblStylePr w:type="nwCell">
       <w:rPr>
+        <w:rFonts w:eastAsia="黑体"/>
         <w:color w:themeColor="background1" w:val="FFFFFF"/>
       </w:rPr>
       <w:tblPr/>
@@ -7278,6 +7640,7 @@
         <w:spacing w:after="0" w:before="0" w:line="240" w:lineRule="auto"/>
       </w:pPr>
       <w:rPr>
+        <w:rFonts w:eastAsia="黑体"/>
         <w:b/>
         <w:bCs/>
         <w:color w:themeColor="background1" w:val="FFFFFF"/>
@@ -7300,6 +7663,7 @@
         <w:spacing w:after="0" w:before="0" w:line="240" w:lineRule="auto"/>
       </w:pPr>
       <w:rPr>
+        <w:rFonts w:eastAsia="黑体"/>
         <w:color w:val="auto"/>
       </w:rPr>
       <w:tblPr/>
@@ -7317,6 +7681,7 @@
     </w:tblStylePr>
     <w:tblStylePr w:type="firstCol">
       <w:rPr>
+        <w:rFonts w:eastAsia="黑体"/>
         <w:b/>
         <w:bCs/>
         <w:color w:themeColor="background1" w:val="FFFFFF"/>
@@ -7336,6 +7701,7 @@
     </w:tblStylePr>
     <w:tblStylePr w:type="lastCol">
       <w:rPr>
+        <w:rFonts w:eastAsia="黑体"/>
         <w:b/>
         <w:bCs/>
         <w:color w:themeColor="background1" w:val="FFFFFF"/>
@@ -7384,6 +7750,7 @@
     </w:tblStylePr>
     <w:tblStylePr w:type="nwCell">
       <w:rPr>
+        <w:rFonts w:eastAsia="黑体"/>
         <w:color w:themeColor="background1" w:val="FFFFFF"/>
       </w:rPr>
       <w:tblPr/>
@@ -7427,6 +7794,7 @@
         <w:spacing w:after="0" w:before="0" w:line="240" w:lineRule="auto"/>
       </w:pPr>
       <w:rPr>
+        <w:rFonts w:eastAsia="黑体"/>
         <w:b/>
         <w:bCs/>
         <w:color w:themeColor="background1" w:val="FFFFFF"/>
@@ -7449,6 +7817,7 @@
         <w:spacing w:after="0" w:before="0" w:line="240" w:lineRule="auto"/>
       </w:pPr>
       <w:rPr>
+        <w:rFonts w:eastAsia="黑体"/>
         <w:color w:val="auto"/>
       </w:rPr>
       <w:tblPr/>
@@ -7466,6 +7835,7 @@
     </w:tblStylePr>
     <w:tblStylePr w:type="firstCol">
       <w:rPr>
+        <w:rFonts w:eastAsia="黑体"/>
         <w:b/>
         <w:bCs/>
         <w:color w:themeColor="background1" w:val="FFFFFF"/>
@@ -7485,6 +7855,7 @@
     </w:tblStylePr>
     <w:tblStylePr w:type="lastCol">
       <w:rPr>
+        <w:rFonts w:eastAsia="黑体"/>
         <w:b/>
         <w:bCs/>
         <w:color w:themeColor="background1" w:val="FFFFFF"/>
@@ -7533,6 +7904,7 @@
     </w:tblStylePr>
     <w:tblStylePr w:type="nwCell">
       <w:rPr>
+        <w:rFonts w:eastAsia="黑体"/>
         <w:color w:themeColor="background1" w:val="FFFFFF"/>
       </w:rPr>
       <w:tblPr/>
@@ -7576,6 +7948,7 @@
         <w:spacing w:after="0" w:before="0" w:line="240" w:lineRule="auto"/>
       </w:pPr>
       <w:rPr>
+        <w:rFonts w:eastAsia="黑体"/>
         <w:b/>
         <w:bCs/>
         <w:color w:themeColor="background1" w:val="FFFFFF"/>
@@ -7598,6 +7971,7 @@
         <w:spacing w:after="0" w:before="0" w:line="240" w:lineRule="auto"/>
       </w:pPr>
       <w:rPr>
+        <w:rFonts w:eastAsia="黑体"/>
         <w:color w:val="auto"/>
       </w:rPr>
       <w:tblPr/>
@@ -7615,6 +7989,7 @@
     </w:tblStylePr>
     <w:tblStylePr w:type="firstCol">
       <w:rPr>
+        <w:rFonts w:eastAsia="黑体"/>
         <w:b/>
         <w:bCs/>
         <w:color w:themeColor="background1" w:val="FFFFFF"/>
@@ -7634,6 +8009,7 @@
     </w:tblStylePr>
     <w:tblStylePr w:type="lastCol">
       <w:rPr>
+        <w:rFonts w:eastAsia="黑体"/>
         <w:b/>
         <w:bCs/>
         <w:color w:themeColor="background1" w:val="FFFFFF"/>
@@ -7682,6 +8058,7 @@
     </w:tblStylePr>
     <w:tblStylePr w:type="nwCell">
       <w:rPr>
+        <w:rFonts w:eastAsia="黑体"/>
         <w:color w:themeColor="background1" w:val="FFFFFF"/>
       </w:rPr>
       <w:tblPr/>
@@ -7725,6 +8102,7 @@
         <w:spacing w:after="0" w:before="0" w:line="240" w:lineRule="auto"/>
       </w:pPr>
       <w:rPr>
+        <w:rFonts w:eastAsia="黑体"/>
         <w:b/>
         <w:bCs/>
         <w:color w:themeColor="background1" w:val="FFFFFF"/>
@@ -7747,6 +8125,7 @@
         <w:spacing w:after="0" w:before="0" w:line="240" w:lineRule="auto"/>
       </w:pPr>
       <w:rPr>
+        <w:rFonts w:eastAsia="黑体"/>
         <w:color w:val="auto"/>
       </w:rPr>
       <w:tblPr/>
@@ -7764,6 +8143,7 @@
     </w:tblStylePr>
     <w:tblStylePr w:type="firstCol">
       <w:rPr>
+        <w:rFonts w:eastAsia="黑体"/>
         <w:b/>
         <w:bCs/>
         <w:color w:themeColor="background1" w:val="FFFFFF"/>
@@ -7783,6 +8163,7 @@
     </w:tblStylePr>
     <w:tblStylePr w:type="lastCol">
       <w:rPr>
+        <w:rFonts w:eastAsia="黑体"/>
         <w:b/>
         <w:bCs/>
         <w:color w:themeColor="background1" w:val="FFFFFF"/>
@@ -7831,6 +8212,7 @@
     </w:tblStylePr>
     <w:tblStylePr w:type="nwCell">
       <w:rPr>
+        <w:rFonts w:eastAsia="黑体"/>
         <w:color w:themeColor="background1" w:val="FFFFFF"/>
       </w:rPr>
       <w:tblPr/>
@@ -7874,6 +8256,7 @@
         <w:spacing w:after="0" w:before="0" w:line="240" w:lineRule="auto"/>
       </w:pPr>
       <w:rPr>
+        <w:rFonts w:eastAsia="黑体"/>
         <w:b/>
         <w:bCs/>
         <w:color w:themeColor="background1" w:val="FFFFFF"/>
@@ -7896,6 +8279,7 @@
         <w:spacing w:after="0" w:before="0" w:line="240" w:lineRule="auto"/>
       </w:pPr>
       <w:rPr>
+        <w:rFonts w:eastAsia="黑体"/>
         <w:color w:val="auto"/>
       </w:rPr>
       <w:tblPr/>
@@ -7913,6 +8297,7 @@
     </w:tblStylePr>
     <w:tblStylePr w:type="firstCol">
       <w:rPr>
+        <w:rFonts w:eastAsia="黑体"/>
         <w:b/>
         <w:bCs/>
         <w:color w:themeColor="background1" w:val="FFFFFF"/>
@@ -7932,6 +8317,7 @@
     </w:tblStylePr>
     <w:tblStylePr w:type="lastCol">
       <w:rPr>
+        <w:rFonts w:eastAsia="黑体"/>
         <w:b/>
         <w:bCs/>
         <w:color w:themeColor="background1" w:val="FFFFFF"/>
@@ -7980,6 +8366,7 @@
     </w:tblStylePr>
     <w:tblStylePr w:type="nwCell">
       <w:rPr>
+        <w:rFonts w:eastAsia="黑体"/>
         <w:color w:themeColor="background1" w:val="FFFFFF"/>
       </w:rPr>
       <w:tblPr/>
@@ -8023,6 +8410,7 @@
         <w:spacing w:after="0" w:before="0" w:line="240" w:lineRule="auto"/>
       </w:pPr>
       <w:rPr>
+        <w:rFonts w:eastAsia="黑体"/>
         <w:b/>
         <w:bCs/>
         <w:color w:themeColor="background1" w:val="FFFFFF"/>
@@ -8045,6 +8433,7 @@
         <w:spacing w:after="0" w:before="0" w:line="240" w:lineRule="auto"/>
       </w:pPr>
       <w:rPr>
+        <w:rFonts w:eastAsia="黑体"/>
         <w:color w:val="auto"/>
       </w:rPr>
       <w:tblPr/>
@@ -8062,6 +8451,7 @@
     </w:tblStylePr>
     <w:tblStylePr w:type="firstCol">
       <w:rPr>
+        <w:rFonts w:eastAsia="黑体"/>
         <w:b/>
         <w:bCs/>
         <w:color w:themeColor="background1" w:val="FFFFFF"/>
@@ -8081,6 +8471,7 @@
     </w:tblStylePr>
     <w:tblStylePr w:type="lastCol">
       <w:rPr>
+        <w:rFonts w:eastAsia="黑体"/>
         <w:b/>
         <w:bCs/>
         <w:color w:themeColor="background1" w:val="FFFFFF"/>
@@ -8129,6 +8520,7 @@
     </w:tblStylePr>
     <w:tblStylePr w:type="nwCell">
       <w:rPr>
+        <w:rFonts w:eastAsia="黑体"/>
         <w:color w:themeColor="background1" w:val="FFFFFF"/>
       </w:rPr>
       <w:tblPr/>
@@ -8153,6 +8545,7 @@
       <w:spacing w:after="0" w:line="240" w:lineRule="auto"/>
     </w:pPr>
     <w:rPr>
+      <w:rFonts w:eastAsia="黑体"/>
       <w:color w:themeColor="text1" w:val="000000"/>
     </w:rPr>
     <w:tblPr>
@@ -8172,7 +8565,7 @@
     </w:tblPr>
     <w:tblStylePr w:type="firstRow">
       <w:rPr>
-        <w:rFonts w:asciiTheme="majorHAnsi" w:cstheme="majorBidi" w:eastAsiaTheme="majorEastAsia" w:hAnsiTheme="majorHAnsi"/>
+        <w:rFonts w:asciiTheme="majorHAnsi" w:cstheme="majorBidi" w:hAnsiTheme="majorHAnsi" w:eastAsia="黑体"/>
       </w:rPr>
       <w:tblPr/>
       <w:tcPr>
@@ -8184,6 +8577,7 @@
     </w:tblStylePr>
     <w:tblStylePr w:type="lastRow">
       <w:rPr>
+        <w:rFonts w:eastAsia="黑体"/>
         <w:b/>
         <w:bCs/>
         <w:color w:themeColor="text2" w:val="1F497D"/>
@@ -8198,12 +8592,14 @@
     </w:tblStylePr>
     <w:tblStylePr w:type="firstCol">
       <w:rPr>
+        <w:rFonts w:eastAsia="黑体"/>
         <w:b/>
         <w:bCs/>
       </w:rPr>
     </w:tblStylePr>
     <w:tblStylePr w:type="lastCol">
       <w:rPr>
+        <w:rFonts w:eastAsia="黑体"/>
         <w:b/>
         <w:bCs/>
       </w:rPr>
@@ -8237,6 +8633,7 @@
       <w:spacing w:after="0" w:line="240" w:lineRule="auto"/>
     </w:pPr>
     <w:rPr>
+      <w:rFonts w:eastAsia="黑体"/>
       <w:color w:themeColor="text1" w:val="000000"/>
     </w:rPr>
     <w:tblPr>
@@ -8256,7 +8653,7 @@
     </w:tblPr>
     <w:tblStylePr w:type="firstRow">
       <w:rPr>
-        <w:rFonts w:asciiTheme="majorHAnsi" w:cstheme="majorBidi" w:eastAsiaTheme="majorEastAsia" w:hAnsiTheme="majorHAnsi"/>
+        <w:rFonts w:asciiTheme="majorHAnsi" w:cstheme="majorBidi" w:hAnsiTheme="majorHAnsi" w:eastAsia="黑体"/>
       </w:rPr>
       <w:tblPr/>
       <w:tcPr>
@@ -8268,6 +8665,7 @@
     </w:tblStylePr>
     <w:tblStylePr w:type="lastRow">
       <w:rPr>
+        <w:rFonts w:eastAsia="黑体"/>
         <w:b/>
         <w:bCs/>
         <w:color w:themeColor="text2" w:val="1F497D"/>
@@ -8282,12 +8680,14 @@
     </w:tblStylePr>
     <w:tblStylePr w:type="firstCol">
       <w:rPr>
+        <w:rFonts w:eastAsia="黑体"/>
         <w:b/>
         <w:bCs/>
       </w:rPr>
     </w:tblStylePr>
     <w:tblStylePr w:type="lastCol">
       <w:rPr>
+        <w:rFonts w:eastAsia="黑体"/>
         <w:b/>
         <w:bCs/>
       </w:rPr>
@@ -8321,6 +8721,7 @@
       <w:spacing w:after="0" w:line="240" w:lineRule="auto"/>
     </w:pPr>
     <w:rPr>
+      <w:rFonts w:eastAsia="黑体"/>
       <w:color w:themeColor="text1" w:val="000000"/>
     </w:rPr>
     <w:tblPr>
@@ -8340,7 +8741,7 @@
     </w:tblPr>
     <w:tblStylePr w:type="firstRow">
       <w:rPr>
-        <w:rFonts w:asciiTheme="majorHAnsi" w:cstheme="majorBidi" w:eastAsiaTheme="majorEastAsia" w:hAnsiTheme="majorHAnsi"/>
+        <w:rFonts w:asciiTheme="majorHAnsi" w:cstheme="majorBidi" w:hAnsiTheme="majorHAnsi" w:eastAsia="黑体"/>
       </w:rPr>
       <w:tblPr/>
       <w:tcPr>
@@ -8352,6 +8753,7 @@
     </w:tblStylePr>
     <w:tblStylePr w:type="lastRow">
       <w:rPr>
+        <w:rFonts w:eastAsia="黑体"/>
         <w:b/>
         <w:bCs/>
         <w:color w:themeColor="text2" w:val="1F497D"/>
@@ -8366,12 +8768,14 @@
     </w:tblStylePr>
     <w:tblStylePr w:type="firstCol">
       <w:rPr>
+        <w:rFonts w:eastAsia="黑体"/>
         <w:b/>
         <w:bCs/>
       </w:rPr>
     </w:tblStylePr>
     <w:tblStylePr w:type="lastCol">
       <w:rPr>
+        <w:rFonts w:eastAsia="黑体"/>
         <w:b/>
         <w:bCs/>
       </w:rPr>
@@ -8405,6 +8809,7 @@
       <w:spacing w:after="0" w:line="240" w:lineRule="auto"/>
     </w:pPr>
     <w:rPr>
+      <w:rFonts w:eastAsia="黑体"/>
       <w:color w:themeColor="text1" w:val="000000"/>
     </w:rPr>
     <w:tblPr>
@@ -8424,7 +8829,7 @@
     </w:tblPr>
     <w:tblStylePr w:type="firstRow">
       <w:rPr>
-        <w:rFonts w:asciiTheme="majorHAnsi" w:cstheme="majorBidi" w:eastAsiaTheme="majorEastAsia" w:hAnsiTheme="majorHAnsi"/>
+        <w:rFonts w:asciiTheme="majorHAnsi" w:cstheme="majorBidi" w:hAnsiTheme="majorHAnsi" w:eastAsia="黑体"/>
       </w:rPr>
       <w:tblPr/>
       <w:tcPr>
@@ -8436,6 +8841,7 @@
     </w:tblStylePr>
     <w:tblStylePr w:type="lastRow">
       <w:rPr>
+        <w:rFonts w:eastAsia="黑体"/>
         <w:b/>
         <w:bCs/>
         <w:color w:themeColor="text2" w:val="1F497D"/>
@@ -8450,12 +8856,14 @@
     </w:tblStylePr>
     <w:tblStylePr w:type="firstCol">
       <w:rPr>
+        <w:rFonts w:eastAsia="黑体"/>
         <w:b/>
         <w:bCs/>
       </w:rPr>
     </w:tblStylePr>
     <w:tblStylePr w:type="lastCol">
       <w:rPr>
+        <w:rFonts w:eastAsia="黑体"/>
         <w:b/>
         <w:bCs/>
       </w:rPr>
@@ -8489,6 +8897,7 @@
       <w:spacing w:after="0" w:line="240" w:lineRule="auto"/>
     </w:pPr>
     <w:rPr>
+      <w:rFonts w:eastAsia="黑体"/>
       <w:color w:themeColor="text1" w:val="000000"/>
     </w:rPr>
     <w:tblPr>
@@ -8508,7 +8917,7 @@
     </w:tblPr>
     <w:tblStylePr w:type="firstRow">
       <w:rPr>
-        <w:rFonts w:asciiTheme="majorHAnsi" w:cstheme="majorBidi" w:eastAsiaTheme="majorEastAsia" w:hAnsiTheme="majorHAnsi"/>
+        <w:rFonts w:asciiTheme="majorHAnsi" w:cstheme="majorBidi" w:hAnsiTheme="majorHAnsi" w:eastAsia="黑体"/>
       </w:rPr>
       <w:tblPr/>
       <w:tcPr>
@@ -8520,6 +8929,7 @@
     </w:tblStylePr>
     <w:tblStylePr w:type="lastRow">
       <w:rPr>
+        <w:rFonts w:eastAsia="黑体"/>
         <w:b/>
         <w:bCs/>
         <w:color w:themeColor="text2" w:val="1F497D"/>
@@ -8534,12 +8944,14 @@
     </w:tblStylePr>
     <w:tblStylePr w:type="firstCol">
       <w:rPr>
+        <w:rFonts w:eastAsia="黑体"/>
         <w:b/>
         <w:bCs/>
       </w:rPr>
     </w:tblStylePr>
     <w:tblStylePr w:type="lastCol">
       <w:rPr>
+        <w:rFonts w:eastAsia="黑体"/>
         <w:b/>
         <w:bCs/>
       </w:rPr>
@@ -8573,6 +8985,7 @@
       <w:spacing w:after="0" w:line="240" w:lineRule="auto"/>
     </w:pPr>
     <w:rPr>
+      <w:rFonts w:eastAsia="黑体"/>
       <w:color w:themeColor="text1" w:val="000000"/>
     </w:rPr>
     <w:tblPr>
@@ -8592,7 +9005,7 @@
     </w:tblPr>
     <w:tblStylePr w:type="firstRow">
       <w:rPr>
-        <w:rFonts w:asciiTheme="majorHAnsi" w:cstheme="majorBidi" w:eastAsiaTheme="majorEastAsia" w:hAnsiTheme="majorHAnsi"/>
+        <w:rFonts w:asciiTheme="majorHAnsi" w:cstheme="majorBidi" w:hAnsiTheme="majorHAnsi" w:eastAsia="黑体"/>
       </w:rPr>
       <w:tblPr/>
       <w:tcPr>
@@ -8604,6 +9017,7 @@
     </w:tblStylePr>
     <w:tblStylePr w:type="lastRow">
       <w:rPr>
+        <w:rFonts w:eastAsia="黑体"/>
         <w:b/>
         <w:bCs/>
         <w:color w:themeColor="text2" w:val="1F497D"/>
@@ -8618,12 +9032,14 @@
     </w:tblStylePr>
     <w:tblStylePr w:type="firstCol">
       <w:rPr>
+        <w:rFonts w:eastAsia="黑体"/>
         <w:b/>
         <w:bCs/>
       </w:rPr>
     </w:tblStylePr>
     <w:tblStylePr w:type="lastCol">
       <w:rPr>
+        <w:rFonts w:eastAsia="黑体"/>
         <w:b/>
         <w:bCs/>
       </w:rPr>
@@ -8657,6 +9073,7 @@
       <w:spacing w:after="0" w:line="240" w:lineRule="auto"/>
     </w:pPr>
     <w:rPr>
+      <w:rFonts w:eastAsia="黑体"/>
       <w:color w:themeColor="text1" w:val="000000"/>
     </w:rPr>
     <w:tblPr>
@@ -8676,7 +9093,7 @@
     </w:tblPr>
     <w:tblStylePr w:type="firstRow">
       <w:rPr>
-        <w:rFonts w:asciiTheme="majorHAnsi" w:cstheme="majorBidi" w:eastAsiaTheme="majorEastAsia" w:hAnsiTheme="majorHAnsi"/>
+        <w:rFonts w:asciiTheme="majorHAnsi" w:cstheme="majorBidi" w:hAnsiTheme="majorHAnsi" w:eastAsia="黑体"/>
       </w:rPr>
       <w:tblPr/>
       <w:tcPr>
@@ -8688,6 +9105,7 @@
     </w:tblStylePr>
     <w:tblStylePr w:type="lastRow">
       <w:rPr>
+        <w:rFonts w:eastAsia="黑体"/>
         <w:b/>
         <w:bCs/>
         <w:color w:themeColor="text2" w:val="1F497D"/>
@@ -8702,12 +9120,14 @@
     </w:tblStylePr>
     <w:tblStylePr w:type="firstCol">
       <w:rPr>
+        <w:rFonts w:eastAsia="黑体"/>
         <w:b/>
         <w:bCs/>
       </w:rPr>
     </w:tblStylePr>
     <w:tblStylePr w:type="lastCol">
       <w:rPr>
+        <w:rFonts w:eastAsia="黑体"/>
         <w:b/>
         <w:bCs/>
       </w:rPr>
@@ -8741,7 +9161,7 @@
       <w:spacing w:after="0" w:line="240" w:lineRule="auto"/>
     </w:pPr>
     <w:rPr>
-      <w:rFonts w:asciiTheme="majorHAnsi" w:cstheme="majorBidi" w:eastAsiaTheme="majorEastAsia" w:hAnsiTheme="majorHAnsi"/>
+      <w:rFonts w:asciiTheme="majorHAnsi" w:cstheme="majorBidi" w:hAnsiTheme="majorHAnsi" w:eastAsia="黑体"/>
       <w:color w:themeColor="text1" w:val="000000"/>
     </w:rPr>
     <w:tblPr>
@@ -8763,6 +9183,7 @@
     </w:tblPr>
     <w:tblStylePr w:type="firstRow">
       <w:rPr>
+        <w:rFonts w:eastAsia="黑体"/>
         <w:sz w:val="24"/>
         <w:szCs w:val="24"/>
       </w:rPr>
@@ -8869,7 +9290,7 @@
       <w:spacing w:after="0" w:line="240" w:lineRule="auto"/>
     </w:pPr>
     <w:rPr>
-      <w:rFonts w:asciiTheme="majorHAnsi" w:cstheme="majorBidi" w:eastAsiaTheme="majorEastAsia" w:hAnsiTheme="majorHAnsi"/>
+      <w:rFonts w:asciiTheme="majorHAnsi" w:cstheme="majorBidi" w:hAnsiTheme="majorHAnsi" w:eastAsia="黑体"/>
       <w:color w:themeColor="text1" w:val="000000"/>
     </w:rPr>
     <w:tblPr>
@@ -8891,6 +9312,7 @@
     </w:tblPr>
     <w:tblStylePr w:type="firstRow">
       <w:rPr>
+        <w:rFonts w:eastAsia="黑体"/>
         <w:sz w:val="24"/>
         <w:szCs w:val="24"/>
       </w:rPr>
@@ -8997,7 +9419,7 @@
       <w:spacing w:after="0" w:line="240" w:lineRule="auto"/>
     </w:pPr>
     <w:rPr>
-      <w:rFonts w:asciiTheme="majorHAnsi" w:cstheme="majorBidi" w:eastAsiaTheme="majorEastAsia" w:hAnsiTheme="majorHAnsi"/>
+      <w:rFonts w:asciiTheme="majorHAnsi" w:cstheme="majorBidi" w:hAnsiTheme="majorHAnsi" w:eastAsia="黑体"/>
       <w:color w:themeColor="text1" w:val="000000"/>
     </w:rPr>
     <w:tblPr>
@@ -9019,6 +9441,7 @@
     </w:tblPr>
     <w:tblStylePr w:type="firstRow">
       <w:rPr>
+        <w:rFonts w:eastAsia="黑体"/>
         <w:sz w:val="24"/>
         <w:szCs w:val="24"/>
       </w:rPr>
@@ -9125,7 +9548,7 @@
       <w:spacing w:after="0" w:line="240" w:lineRule="auto"/>
     </w:pPr>
     <w:rPr>
-      <w:rFonts w:asciiTheme="majorHAnsi" w:cstheme="majorBidi" w:eastAsiaTheme="majorEastAsia" w:hAnsiTheme="majorHAnsi"/>
+      <w:rFonts w:asciiTheme="majorHAnsi" w:cstheme="majorBidi" w:hAnsiTheme="majorHAnsi" w:eastAsia="黑体"/>
       <w:color w:themeColor="text1" w:val="000000"/>
     </w:rPr>
     <w:tblPr>
@@ -9147,6 +9570,7 @@
     </w:tblPr>
     <w:tblStylePr w:type="firstRow">
       <w:rPr>
+        <w:rFonts w:eastAsia="黑体"/>
         <w:sz w:val="24"/>
         <w:szCs w:val="24"/>
       </w:rPr>
@@ -9253,7 +9677,7 @@
       <w:spacing w:after="0" w:line="240" w:lineRule="auto"/>
     </w:pPr>
     <w:rPr>
-      <w:rFonts w:asciiTheme="majorHAnsi" w:cstheme="majorBidi" w:eastAsiaTheme="majorEastAsia" w:hAnsiTheme="majorHAnsi"/>
+      <w:rFonts w:asciiTheme="majorHAnsi" w:cstheme="majorBidi" w:hAnsiTheme="majorHAnsi" w:eastAsia="黑体"/>
       <w:color w:themeColor="text1" w:val="000000"/>
     </w:rPr>
     <w:tblPr>
@@ -9275,6 +9699,7 @@
     </w:tblPr>
     <w:tblStylePr w:type="firstRow">
       <w:rPr>
+        <w:rFonts w:eastAsia="黑体"/>
         <w:sz w:val="24"/>
         <w:szCs w:val="24"/>
       </w:rPr>
@@ -9381,7 +9806,7 @@
       <w:spacing w:after="0" w:line="240" w:lineRule="auto"/>
     </w:pPr>
     <w:rPr>
-      <w:rFonts w:asciiTheme="majorHAnsi" w:cstheme="majorBidi" w:eastAsiaTheme="majorEastAsia" w:hAnsiTheme="majorHAnsi"/>
+      <w:rFonts w:asciiTheme="majorHAnsi" w:cstheme="majorBidi" w:hAnsiTheme="majorHAnsi" w:eastAsia="黑体"/>
       <w:color w:themeColor="text1" w:val="000000"/>
     </w:rPr>
     <w:tblPr>
@@ -9403,6 +9828,7 @@
     </w:tblPr>
     <w:tblStylePr w:type="firstRow">
       <w:rPr>
+        <w:rFonts w:eastAsia="黑体"/>
         <w:sz w:val="24"/>
         <w:szCs w:val="24"/>
       </w:rPr>
@@ -9509,7 +9935,7 @@
       <w:spacing w:after="0" w:line="240" w:lineRule="auto"/>
     </w:pPr>
     <w:rPr>
-      <w:rFonts w:asciiTheme="majorHAnsi" w:cstheme="majorBidi" w:eastAsiaTheme="majorEastAsia" w:hAnsiTheme="majorHAnsi"/>
+      <w:rFonts w:asciiTheme="majorHAnsi" w:cstheme="majorBidi" w:hAnsiTheme="majorHAnsi" w:eastAsia="黑体"/>
       <w:color w:themeColor="text1" w:val="000000"/>
     </w:rPr>
     <w:tblPr>
@@ -9531,6 +9957,7 @@
     </w:tblPr>
     <w:tblStylePr w:type="firstRow">
       <w:rPr>
+        <w:rFonts w:eastAsia="黑体"/>
         <w:sz w:val="24"/>
         <w:szCs w:val="24"/>
       </w:rPr>
@@ -9660,12 +10087,14 @@
     </w:tcPr>
     <w:tblStylePr w:type="firstRow">
       <w:rPr>
+        <w:rFonts w:eastAsia="黑体"/>
         <w:b/>
         <w:bCs/>
       </w:rPr>
     </w:tblStylePr>
     <w:tblStylePr w:type="lastRow">
       <w:rPr>
+        <w:rFonts w:eastAsia="黑体"/>
         <w:b/>
         <w:bCs/>
       </w:rPr>
@@ -9678,12 +10107,14 @@
     </w:tblStylePr>
     <w:tblStylePr w:type="firstCol">
       <w:rPr>
+        <w:rFonts w:eastAsia="黑体"/>
         <w:b/>
         <w:bCs/>
       </w:rPr>
     </w:tblStylePr>
     <w:tblStylePr w:type="lastCol">
       <w:rPr>
+        <w:rFonts w:eastAsia="黑体"/>
         <w:b/>
         <w:bCs/>
       </w:rPr>
@@ -9733,12 +10164,14 @@
     </w:tcPr>
     <w:tblStylePr w:type="firstRow">
       <w:rPr>
+        <w:rFonts w:eastAsia="黑体"/>
         <w:b/>
         <w:bCs/>
       </w:rPr>
     </w:tblStylePr>
     <w:tblStylePr w:type="lastRow">
       <w:rPr>
+        <w:rFonts w:eastAsia="黑体"/>
         <w:b/>
         <w:bCs/>
       </w:rPr>
@@ -9751,12 +10184,14 @@
     </w:tblStylePr>
     <w:tblStylePr w:type="firstCol">
       <w:rPr>
+        <w:rFonts w:eastAsia="黑体"/>
         <w:b/>
         <w:bCs/>
       </w:rPr>
     </w:tblStylePr>
     <w:tblStylePr w:type="lastCol">
       <w:rPr>
+        <w:rFonts w:eastAsia="黑体"/>
         <w:b/>
         <w:bCs/>
       </w:rPr>
@@ -9806,12 +10241,14 @@
     </w:tcPr>
     <w:tblStylePr w:type="firstRow">
       <w:rPr>
+        <w:rFonts w:eastAsia="黑体"/>
         <w:b/>
         <w:bCs/>
       </w:rPr>
     </w:tblStylePr>
     <w:tblStylePr w:type="lastRow">
       <w:rPr>
+        <w:rFonts w:eastAsia="黑体"/>
         <w:b/>
         <w:bCs/>
       </w:rPr>
@@ -9824,12 +10261,14 @@
     </w:tblStylePr>
     <w:tblStylePr w:type="firstCol">
       <w:rPr>
+        <w:rFonts w:eastAsia="黑体"/>
         <w:b/>
         <w:bCs/>
       </w:rPr>
     </w:tblStylePr>
     <w:tblStylePr w:type="lastCol">
       <w:rPr>
+        <w:rFonts w:eastAsia="黑体"/>
         <w:b/>
         <w:bCs/>
       </w:rPr>
@@ -9879,12 +10318,14 @@
     </w:tcPr>
     <w:tblStylePr w:type="firstRow">
       <w:rPr>
+        <w:rFonts w:eastAsia="黑体"/>
         <w:b/>
         <w:bCs/>
       </w:rPr>
     </w:tblStylePr>
     <w:tblStylePr w:type="lastRow">
       <w:rPr>
+        <w:rFonts w:eastAsia="黑体"/>
         <w:b/>
         <w:bCs/>
       </w:rPr>
@@ -9897,12 +10338,14 @@
     </w:tblStylePr>
     <w:tblStylePr w:type="firstCol">
       <w:rPr>
+        <w:rFonts w:eastAsia="黑体"/>
         <w:b/>
         <w:bCs/>
       </w:rPr>
     </w:tblStylePr>
     <w:tblStylePr w:type="lastCol">
       <w:rPr>
+        <w:rFonts w:eastAsia="黑体"/>
         <w:b/>
         <w:bCs/>
       </w:rPr>
@@ -9952,12 +10395,14 @@
     </w:tcPr>
     <w:tblStylePr w:type="firstRow">
       <w:rPr>
+        <w:rFonts w:eastAsia="黑体"/>
         <w:b/>
         <w:bCs/>
       </w:rPr>
     </w:tblStylePr>
     <w:tblStylePr w:type="lastRow">
       <w:rPr>
+        <w:rFonts w:eastAsia="黑体"/>
         <w:b/>
         <w:bCs/>
       </w:rPr>
@@ -9970,12 +10415,14 @@
     </w:tblStylePr>
     <w:tblStylePr w:type="firstCol">
       <w:rPr>
+        <w:rFonts w:eastAsia="黑体"/>
         <w:b/>
         <w:bCs/>
       </w:rPr>
     </w:tblStylePr>
     <w:tblStylePr w:type="lastCol">
       <w:rPr>
+        <w:rFonts w:eastAsia="黑体"/>
         <w:b/>
         <w:bCs/>
       </w:rPr>
@@ -10025,12 +10472,14 @@
     </w:tcPr>
     <w:tblStylePr w:type="firstRow">
       <w:rPr>
+        <w:rFonts w:eastAsia="黑体"/>
         <w:b/>
         <w:bCs/>
       </w:rPr>
     </w:tblStylePr>
     <w:tblStylePr w:type="lastRow">
       <w:rPr>
+        <w:rFonts w:eastAsia="黑体"/>
         <w:b/>
         <w:bCs/>
       </w:rPr>
@@ -10043,12 +10492,14 @@
     </w:tblStylePr>
     <w:tblStylePr w:type="firstCol">
       <w:rPr>
+        <w:rFonts w:eastAsia="黑体"/>
         <w:b/>
         <w:bCs/>
       </w:rPr>
     </w:tblStylePr>
     <w:tblStylePr w:type="lastCol">
       <w:rPr>
+        <w:rFonts w:eastAsia="黑体"/>
         <w:b/>
         <w:bCs/>
       </w:rPr>
@@ -10098,12 +10549,14 @@
     </w:tcPr>
     <w:tblStylePr w:type="firstRow">
       <w:rPr>
+        <w:rFonts w:eastAsia="黑体"/>
         <w:b/>
         <w:bCs/>
       </w:rPr>
     </w:tblStylePr>
     <w:tblStylePr w:type="lastRow">
       <w:rPr>
+        <w:rFonts w:eastAsia="黑体"/>
         <w:b/>
         <w:bCs/>
       </w:rPr>
@@ -10116,12 +10569,14 @@
     </w:tblStylePr>
     <w:tblStylePr w:type="firstCol">
       <w:rPr>
+        <w:rFonts w:eastAsia="黑体"/>
         <w:b/>
         <w:bCs/>
       </w:rPr>
     </w:tblStylePr>
     <w:tblStylePr w:type="lastCol">
       <w:rPr>
+        <w:rFonts w:eastAsia="黑体"/>
         <w:b/>
         <w:bCs/>
       </w:rPr>
@@ -10148,7 +10603,7 @@
       <w:spacing w:after="0" w:line="240" w:lineRule="auto"/>
     </w:pPr>
     <w:rPr>
-      <w:rFonts w:asciiTheme="majorHAnsi" w:cstheme="majorBidi" w:eastAsiaTheme="majorEastAsia" w:hAnsiTheme="majorHAnsi"/>
+      <w:rFonts w:asciiTheme="majorHAnsi" w:cstheme="majorBidi" w:hAnsiTheme="majorHAnsi" w:eastAsia="黑体"/>
       <w:color w:themeColor="text1" w:val="000000"/>
     </w:rPr>
     <w:tblPr>
@@ -10175,6 +10630,7 @@
     </w:tcPr>
     <w:tblStylePr w:type="firstRow">
       <w:rPr>
+        <w:rFonts w:eastAsia="黑体"/>
         <w:b/>
         <w:bCs/>
         <w:color w:themeColor="text1" w:val="000000"/>
@@ -10186,6 +10642,7 @@
     </w:tblStylePr>
     <w:tblStylePr w:type="lastRow">
       <w:rPr>
+        <w:rFonts w:eastAsia="黑体"/>
         <w:b/>
         <w:bCs/>
         <w:color w:themeColor="text1" w:val="000000"/>
@@ -10205,6 +10662,7 @@
     </w:tblStylePr>
     <w:tblStylePr w:type="firstCol">
       <w:rPr>
+        <w:rFonts w:eastAsia="黑体"/>
         <w:b/>
         <w:bCs/>
         <w:color w:themeColor="text1" w:val="000000"/>
@@ -10224,6 +10682,7 @@
     </w:tblStylePr>
     <w:tblStylePr w:type="lastCol">
       <w:rPr>
+        <w:rFonts w:eastAsia="黑体"/>
         <w:b w:val="0"/>
         <w:bCs w:val="0"/>
         <w:color w:themeColor="text1" w:val="000000"/>
@@ -10273,7 +10732,7 @@
       <w:spacing w:after="0" w:line="240" w:lineRule="auto"/>
     </w:pPr>
     <w:rPr>
-      <w:rFonts w:asciiTheme="majorHAnsi" w:cstheme="majorBidi" w:eastAsiaTheme="majorEastAsia" w:hAnsiTheme="majorHAnsi"/>
+      <w:rFonts w:asciiTheme="majorHAnsi" w:cstheme="majorBidi" w:hAnsiTheme="majorHAnsi" w:eastAsia="黑体"/>
       <w:color w:themeColor="text1" w:val="000000"/>
     </w:rPr>
     <w:tblPr>
@@ -10300,6 +10759,7 @@
     </w:tcPr>
     <w:tblStylePr w:type="firstRow">
       <w:rPr>
+        <w:rFonts w:eastAsia="黑体"/>
         <w:b/>
         <w:bCs/>
         <w:color w:themeColor="text1" w:val="000000"/>
@@ -10311,6 +10771,7 @@
     </w:tblStylePr>
     <w:tblStylePr w:type="lastRow">
       <w:rPr>
+        <w:rFonts w:eastAsia="黑体"/>
         <w:b/>
         <w:bCs/>
         <w:color w:themeColor="text1" w:val="000000"/>
@@ -10330,6 +10791,7 @@
     </w:tblStylePr>
     <w:tblStylePr w:type="firstCol">
       <w:rPr>
+        <w:rFonts w:eastAsia="黑体"/>
         <w:b/>
         <w:bCs/>
         <w:color w:themeColor="text1" w:val="000000"/>
@@ -10349,6 +10811,7 @@
     </w:tblStylePr>
     <w:tblStylePr w:type="lastCol">
       <w:rPr>
+        <w:rFonts w:eastAsia="黑体"/>
         <w:b w:val="0"/>
         <w:bCs w:val="0"/>
         <w:color w:themeColor="text1" w:val="000000"/>
@@ -10398,7 +10861,7 @@
       <w:spacing w:after="0" w:line="240" w:lineRule="auto"/>
     </w:pPr>
     <w:rPr>
-      <w:rFonts w:asciiTheme="majorHAnsi" w:cstheme="majorBidi" w:eastAsiaTheme="majorEastAsia" w:hAnsiTheme="majorHAnsi"/>
+      <w:rFonts w:asciiTheme="majorHAnsi" w:cstheme="majorBidi" w:hAnsiTheme="majorHAnsi" w:eastAsia="黑体"/>
       <w:color w:themeColor="text1" w:val="000000"/>
     </w:rPr>
     <w:tblPr>
@@ -10425,6 +10888,7 @@
     </w:tcPr>
     <w:tblStylePr w:type="firstRow">
       <w:rPr>
+        <w:rFonts w:eastAsia="黑体"/>
         <w:b/>
         <w:bCs/>
         <w:color w:themeColor="text1" w:val="000000"/>
@@ -10436,6 +10900,7 @@
     </w:tblStylePr>
     <w:tblStylePr w:type="lastRow">
       <w:rPr>
+        <w:rFonts w:eastAsia="黑体"/>
         <w:b/>
         <w:bCs/>
         <w:color w:themeColor="text1" w:val="000000"/>
@@ -10455,6 +10920,7 @@
     </w:tblStylePr>
     <w:tblStylePr w:type="firstCol">
       <w:rPr>
+        <w:rFonts w:eastAsia="黑体"/>
         <w:b/>
         <w:bCs/>
         <w:color w:themeColor="text1" w:val="000000"/>
@@ -10474,6 +10940,7 @@
     </w:tblStylePr>
     <w:tblStylePr w:type="lastCol">
       <w:rPr>
+        <w:rFonts w:eastAsia="黑体"/>
         <w:b w:val="0"/>
         <w:bCs w:val="0"/>
         <w:color w:themeColor="text1" w:val="000000"/>
@@ -10523,7 +10990,7 @@
       <w:spacing w:after="0" w:line="240" w:lineRule="auto"/>
     </w:pPr>
     <w:rPr>
-      <w:rFonts w:asciiTheme="majorHAnsi" w:cstheme="majorBidi" w:eastAsiaTheme="majorEastAsia" w:hAnsiTheme="majorHAnsi"/>
+      <w:rFonts w:asciiTheme="majorHAnsi" w:cstheme="majorBidi" w:hAnsiTheme="majorHAnsi" w:eastAsia="黑体"/>
       <w:color w:themeColor="text1" w:val="000000"/>
     </w:rPr>
     <w:tblPr>
@@ -10550,6 +11017,7 @@
     </w:tcPr>
     <w:tblStylePr w:type="firstRow">
       <w:rPr>
+        <w:rFonts w:eastAsia="黑体"/>
         <w:b/>
         <w:bCs/>
         <w:color w:themeColor="text1" w:val="000000"/>
@@ -10561,6 +11029,7 @@
     </w:tblStylePr>
     <w:tblStylePr w:type="lastRow">
       <w:rPr>
+        <w:rFonts w:eastAsia="黑体"/>
         <w:b/>
         <w:bCs/>
         <w:color w:themeColor="text1" w:val="000000"/>
@@ -10580,6 +11049,7 @@
     </w:tblStylePr>
     <w:tblStylePr w:type="firstCol">
       <w:rPr>
+        <w:rFonts w:eastAsia="黑体"/>
         <w:b/>
         <w:bCs/>
         <w:color w:themeColor="text1" w:val="000000"/>
@@ -10599,6 +11069,7 @@
     </w:tblStylePr>
     <w:tblStylePr w:type="lastCol">
       <w:rPr>
+        <w:rFonts w:eastAsia="黑体"/>
         <w:b w:val="0"/>
         <w:bCs w:val="0"/>
         <w:color w:themeColor="text1" w:val="000000"/>
@@ -10648,7 +11119,7 @@
       <w:spacing w:after="0" w:line="240" w:lineRule="auto"/>
     </w:pPr>
     <w:rPr>
-      <w:rFonts w:asciiTheme="majorHAnsi" w:cstheme="majorBidi" w:eastAsiaTheme="majorEastAsia" w:hAnsiTheme="majorHAnsi"/>
+      <w:rFonts w:asciiTheme="majorHAnsi" w:cstheme="majorBidi" w:hAnsiTheme="majorHAnsi" w:eastAsia="黑体"/>
       <w:color w:themeColor="text1" w:val="000000"/>
     </w:rPr>
     <w:tblPr>
@@ -10675,6 +11146,7 @@
     </w:tcPr>
     <w:tblStylePr w:type="firstRow">
       <w:rPr>
+        <w:rFonts w:eastAsia="黑体"/>
         <w:b/>
         <w:bCs/>
         <w:color w:themeColor="text1" w:val="000000"/>
@@ -10686,6 +11158,7 @@
     </w:tblStylePr>
     <w:tblStylePr w:type="lastRow">
       <w:rPr>
+        <w:rFonts w:eastAsia="黑体"/>
         <w:b/>
         <w:bCs/>
         <w:color w:themeColor="text1" w:val="000000"/>
@@ -10705,6 +11178,7 @@
     </w:tblStylePr>
     <w:tblStylePr w:type="firstCol">
       <w:rPr>
+        <w:rFonts w:eastAsia="黑体"/>
         <w:b/>
         <w:bCs/>
         <w:color w:themeColor="text1" w:val="000000"/>
@@ -10724,6 +11198,7 @@
     </w:tblStylePr>
     <w:tblStylePr w:type="lastCol">
       <w:rPr>
+        <w:rFonts w:eastAsia="黑体"/>
         <w:b w:val="0"/>
         <w:bCs w:val="0"/>
         <w:color w:themeColor="text1" w:val="000000"/>
@@ -10773,7 +11248,7 @@
       <w:spacing w:after="0" w:line="240" w:lineRule="auto"/>
     </w:pPr>
     <w:rPr>
-      <w:rFonts w:asciiTheme="majorHAnsi" w:cstheme="majorBidi" w:eastAsiaTheme="majorEastAsia" w:hAnsiTheme="majorHAnsi"/>
+      <w:rFonts w:asciiTheme="majorHAnsi" w:cstheme="majorBidi" w:hAnsiTheme="majorHAnsi" w:eastAsia="黑体"/>
       <w:color w:themeColor="text1" w:val="000000"/>
     </w:rPr>
     <w:tblPr>
@@ -10800,6 +11275,7 @@
     </w:tcPr>
     <w:tblStylePr w:type="firstRow">
       <w:rPr>
+        <w:rFonts w:eastAsia="黑体"/>
         <w:b/>
         <w:bCs/>
         <w:color w:themeColor="text1" w:val="000000"/>
@@ -10811,6 +11287,7 @@
     </w:tblStylePr>
     <w:tblStylePr w:type="lastRow">
       <w:rPr>
+        <w:rFonts w:eastAsia="黑体"/>
         <w:b/>
         <w:bCs/>
         <w:color w:themeColor="text1" w:val="000000"/>
@@ -10830,6 +11307,7 @@
     </w:tblStylePr>
     <w:tblStylePr w:type="firstCol">
       <w:rPr>
+        <w:rFonts w:eastAsia="黑体"/>
         <w:b/>
         <w:bCs/>
         <w:color w:themeColor="text1" w:val="000000"/>
@@ -10849,6 +11327,7 @@
     </w:tblStylePr>
     <w:tblStylePr w:type="lastCol">
       <w:rPr>
+        <w:rFonts w:eastAsia="黑体"/>
         <w:b w:val="0"/>
         <w:bCs w:val="0"/>
         <w:color w:themeColor="text1" w:val="000000"/>
@@ -10898,7 +11377,7 @@
       <w:spacing w:after="0" w:line="240" w:lineRule="auto"/>
     </w:pPr>
     <w:rPr>
-      <w:rFonts w:asciiTheme="majorHAnsi" w:cstheme="majorBidi" w:eastAsiaTheme="majorEastAsia" w:hAnsiTheme="majorHAnsi"/>
+      <w:rFonts w:asciiTheme="majorHAnsi" w:cstheme="majorBidi" w:hAnsiTheme="majorHAnsi" w:eastAsia="黑体"/>
       <w:color w:themeColor="text1" w:val="000000"/>
     </w:rPr>
     <w:tblPr>
@@ -10925,6 +11404,7 @@
     </w:tcPr>
     <w:tblStylePr w:type="firstRow">
       <w:rPr>
+        <w:rFonts w:eastAsia="黑体"/>
         <w:b/>
         <w:bCs/>
         <w:color w:themeColor="text1" w:val="000000"/>
@@ -10936,6 +11416,7 @@
     </w:tblStylePr>
     <w:tblStylePr w:type="lastRow">
       <w:rPr>
+        <w:rFonts w:eastAsia="黑体"/>
         <w:b/>
         <w:bCs/>
         <w:color w:themeColor="text1" w:val="000000"/>
@@ -10955,6 +11436,7 @@
     </w:tblStylePr>
     <w:tblStylePr w:type="firstCol">
       <w:rPr>
+        <w:rFonts w:eastAsia="黑体"/>
         <w:b/>
         <w:bCs/>
         <w:color w:themeColor="text1" w:val="000000"/>
@@ -10974,6 +11456,7 @@
     </w:tblStylePr>
     <w:tblStylePr w:type="lastCol">
       <w:rPr>
+        <w:rFonts w:eastAsia="黑体"/>
         <w:b w:val="0"/>
         <w:bCs w:val="0"/>
         <w:color w:themeColor="text1" w:val="000000"/>
@@ -11046,6 +11529,7 @@
     </w:tcPr>
     <w:tblStylePr w:type="firstRow">
       <w:rPr>
+        <w:rFonts w:eastAsia="黑体"/>
         <w:b/>
         <w:bCs/>
         <w:i w:val="0"/>
@@ -11067,6 +11551,7 @@
     </w:tblStylePr>
     <w:tblStylePr w:type="lastRow">
       <w:rPr>
+        <w:rFonts w:eastAsia="黑体"/>
         <w:b/>
         <w:bCs/>
         <w:i w:val="0"/>
@@ -11088,6 +11573,7 @@
     </w:tblStylePr>
     <w:tblStylePr w:type="firstCol">
       <w:rPr>
+        <w:rFonts w:eastAsia="黑体"/>
         <w:b/>
         <w:bCs/>
         <w:i w:val="0"/>
@@ -11107,6 +11593,7 @@
     </w:tblStylePr>
     <w:tblStylePr w:type="lastCol">
       <w:rPr>
+        <w:rFonts w:eastAsia="黑体"/>
         <w:b/>
         <w:bCs/>
         <w:i w:val="0"/>
@@ -11187,6 +11674,7 @@
     </w:tcPr>
     <w:tblStylePr w:type="firstRow">
       <w:rPr>
+        <w:rFonts w:eastAsia="黑体"/>
         <w:b/>
         <w:bCs/>
         <w:i w:val="0"/>
@@ -11208,6 +11696,7 @@
     </w:tblStylePr>
     <w:tblStylePr w:type="lastRow">
       <w:rPr>
+        <w:rFonts w:eastAsia="黑体"/>
         <w:b/>
         <w:bCs/>
         <w:i w:val="0"/>
@@ -11229,6 +11718,7 @@
     </w:tblStylePr>
     <w:tblStylePr w:type="firstCol">
       <w:rPr>
+        <w:rFonts w:eastAsia="黑体"/>
         <w:b/>
         <w:bCs/>
         <w:i w:val="0"/>
@@ -11248,6 +11738,7 @@
     </w:tblStylePr>
     <w:tblStylePr w:type="lastCol">
       <w:rPr>
+        <w:rFonts w:eastAsia="黑体"/>
         <w:b/>
         <w:bCs/>
         <w:i w:val="0"/>
@@ -11328,6 +11819,7 @@
     </w:tcPr>
     <w:tblStylePr w:type="firstRow">
       <w:rPr>
+        <w:rFonts w:eastAsia="黑体"/>
         <w:b/>
         <w:bCs/>
         <w:i w:val="0"/>
@@ -11349,6 +11841,7 @@
     </w:tblStylePr>
     <w:tblStylePr w:type="lastRow">
       <w:rPr>
+        <w:rFonts w:eastAsia="黑体"/>
         <w:b/>
         <w:bCs/>
         <w:i w:val="0"/>
@@ -11370,6 +11863,7 @@
     </w:tblStylePr>
     <w:tblStylePr w:type="firstCol">
       <w:rPr>
+        <w:rFonts w:eastAsia="黑体"/>
         <w:b/>
         <w:bCs/>
         <w:i w:val="0"/>
@@ -11389,6 +11883,7 @@
     </w:tblStylePr>
     <w:tblStylePr w:type="lastCol">
       <w:rPr>
+        <w:rFonts w:eastAsia="黑体"/>
         <w:b/>
         <w:bCs/>
         <w:i w:val="0"/>
@@ -11469,6 +11964,7 @@
     </w:tcPr>
     <w:tblStylePr w:type="firstRow">
       <w:rPr>
+        <w:rFonts w:eastAsia="黑体"/>
         <w:b/>
         <w:bCs/>
         <w:i w:val="0"/>
@@ -11490,6 +11986,7 @@
     </w:tblStylePr>
     <w:tblStylePr w:type="lastRow">
       <w:rPr>
+        <w:rFonts w:eastAsia="黑体"/>
         <w:b/>
         <w:bCs/>
         <w:i w:val="0"/>
@@ -11511,6 +12008,7 @@
     </w:tblStylePr>
     <w:tblStylePr w:type="firstCol">
       <w:rPr>
+        <w:rFonts w:eastAsia="黑体"/>
         <w:b/>
         <w:bCs/>
         <w:i w:val="0"/>
@@ -11530,6 +12028,7 @@
     </w:tblStylePr>
     <w:tblStylePr w:type="lastCol">
       <w:rPr>
+        <w:rFonts w:eastAsia="黑体"/>
         <w:b/>
         <w:bCs/>
         <w:i w:val="0"/>
@@ -11610,6 +12109,7 @@
     </w:tcPr>
     <w:tblStylePr w:type="firstRow">
       <w:rPr>
+        <w:rFonts w:eastAsia="黑体"/>
         <w:b/>
         <w:bCs/>
         <w:i w:val="0"/>
@@ -11631,6 +12131,7 @@
     </w:tblStylePr>
     <w:tblStylePr w:type="lastRow">
       <w:rPr>
+        <w:rFonts w:eastAsia="黑体"/>
         <w:b/>
         <w:bCs/>
         <w:i w:val="0"/>
@@ -11652,6 +12153,7 @@
     </w:tblStylePr>
     <w:tblStylePr w:type="firstCol">
       <w:rPr>
+        <w:rFonts w:eastAsia="黑体"/>
         <w:b/>
         <w:bCs/>
         <w:i w:val="0"/>
@@ -11671,6 +12173,7 @@
     </w:tblStylePr>
     <w:tblStylePr w:type="lastCol">
       <w:rPr>
+        <w:rFonts w:eastAsia="黑体"/>
         <w:b/>
         <w:bCs/>
         <w:i w:val="0"/>
@@ -11751,6 +12254,7 @@
     </w:tcPr>
     <w:tblStylePr w:type="firstRow">
       <w:rPr>
+        <w:rFonts w:eastAsia="黑体"/>
         <w:b/>
         <w:bCs/>
         <w:i w:val="0"/>
@@ -11772,6 +12276,7 @@
     </w:tblStylePr>
     <w:tblStylePr w:type="lastRow">
       <w:rPr>
+        <w:rFonts w:eastAsia="黑体"/>
         <w:b/>
         <w:bCs/>
         <w:i w:val="0"/>
@@ -11793,6 +12298,7 @@
     </w:tblStylePr>
     <w:tblStylePr w:type="firstCol">
       <w:rPr>
+        <w:rFonts w:eastAsia="黑体"/>
         <w:b/>
         <w:bCs/>
         <w:i w:val="0"/>
@@ -11812,6 +12318,7 @@
     </w:tblStylePr>
     <w:tblStylePr w:type="lastCol">
       <w:rPr>
+        <w:rFonts w:eastAsia="黑体"/>
         <w:b/>
         <w:bCs/>
         <w:i w:val="0"/>
@@ -11892,6 +12399,7 @@
     </w:tcPr>
     <w:tblStylePr w:type="firstRow">
       <w:rPr>
+        <w:rFonts w:eastAsia="黑体"/>
         <w:b/>
         <w:bCs/>
         <w:i w:val="0"/>
@@ -11913,6 +12421,7 @@
     </w:tblStylePr>
     <w:tblStylePr w:type="lastRow">
       <w:rPr>
+        <w:rFonts w:eastAsia="黑体"/>
         <w:b/>
         <w:bCs/>
         <w:i w:val="0"/>
@@ -11934,6 +12443,7 @@
     </w:tblStylePr>
     <w:tblStylePr w:type="firstCol">
       <w:rPr>
+        <w:rFonts w:eastAsia="黑体"/>
         <w:b/>
         <w:bCs/>
         <w:i w:val="0"/>
@@ -11953,6 +12463,7 @@
     </w:tblStylePr>
     <w:tblStylePr w:type="lastCol">
       <w:rPr>
+        <w:rFonts w:eastAsia="黑体"/>
         <w:b/>
         <w:bCs/>
         <w:i w:val="0"/>
@@ -12010,6 +12521,7 @@
       <w:spacing w:after="0" w:line="240" w:lineRule="auto"/>
     </w:pPr>
     <w:rPr>
+      <w:rFonts w:eastAsia="黑体"/>
       <w:color w:themeColor="background1" w:val="FFFFFF"/>
     </w:rPr>
     <w:tblPr>
@@ -12028,6 +12540,7 @@
     </w:tcPr>
     <w:tblStylePr w:type="firstRow">
       <w:rPr>
+        <w:rFonts w:eastAsia="黑体"/>
         <w:b/>
         <w:bCs/>
       </w:rPr>
@@ -12124,6 +12637,7 @@
       <w:spacing w:after="0" w:line="240" w:lineRule="auto"/>
     </w:pPr>
     <w:rPr>
+      <w:rFonts w:eastAsia="黑体"/>
       <w:color w:themeColor="background1" w:val="FFFFFF"/>
     </w:rPr>
     <w:tblPr>
@@ -12142,6 +12656,7 @@
     </w:tcPr>
     <w:tblStylePr w:type="firstRow">
       <w:rPr>
+        <w:rFonts w:eastAsia="黑体"/>
         <w:b/>
         <w:bCs/>
       </w:rPr>
@@ -12238,6 +12753,7 @@
       <w:spacing w:after="0" w:line="240" w:lineRule="auto"/>
     </w:pPr>
     <w:rPr>
+      <w:rFonts w:eastAsia="黑体"/>
       <w:color w:themeColor="background1" w:val="FFFFFF"/>
     </w:rPr>
     <w:tblPr>
@@ -12256,6 +12772,7 @@
     </w:tcPr>
     <w:tblStylePr w:type="firstRow">
       <w:rPr>
+        <w:rFonts w:eastAsia="黑体"/>
         <w:b/>
         <w:bCs/>
       </w:rPr>
@@ -12352,6 +12869,7 @@
       <w:spacing w:after="0" w:line="240" w:lineRule="auto"/>
     </w:pPr>
     <w:rPr>
+      <w:rFonts w:eastAsia="黑体"/>
       <w:color w:themeColor="background1" w:val="FFFFFF"/>
     </w:rPr>
     <w:tblPr>
@@ -12370,6 +12888,7 @@
     </w:tcPr>
     <w:tblStylePr w:type="firstRow">
       <w:rPr>
+        <w:rFonts w:eastAsia="黑体"/>
         <w:b/>
         <w:bCs/>
       </w:rPr>
@@ -12466,6 +12985,7 @@
       <w:spacing w:after="0" w:line="240" w:lineRule="auto"/>
     </w:pPr>
     <w:rPr>
+      <w:rFonts w:eastAsia="黑体"/>
       <w:color w:themeColor="background1" w:val="FFFFFF"/>
     </w:rPr>
     <w:tblPr>
@@ -12484,6 +13004,7 @@
     </w:tcPr>
     <w:tblStylePr w:type="firstRow">
       <w:rPr>
+        <w:rFonts w:eastAsia="黑体"/>
         <w:b/>
         <w:bCs/>
       </w:rPr>
@@ -12580,6 +13101,7 @@
       <w:spacing w:after="0" w:line="240" w:lineRule="auto"/>
     </w:pPr>
     <w:rPr>
+      <w:rFonts w:eastAsia="黑体"/>
       <w:color w:themeColor="background1" w:val="FFFFFF"/>
     </w:rPr>
     <w:tblPr>
@@ -12598,6 +13120,7 @@
     </w:tcPr>
     <w:tblStylePr w:type="firstRow">
       <w:rPr>
+        <w:rFonts w:eastAsia="黑体"/>
         <w:b/>
         <w:bCs/>
       </w:rPr>
@@ -12694,6 +13217,7 @@
       <w:spacing w:after="0" w:line="240" w:lineRule="auto"/>
     </w:pPr>
     <w:rPr>
+      <w:rFonts w:eastAsia="黑体"/>
       <w:color w:themeColor="background1" w:val="FFFFFF"/>
     </w:rPr>
     <w:tblPr>
@@ -12712,6 +13236,7 @@
     </w:tcPr>
     <w:tblStylePr w:type="firstRow">
       <w:rPr>
+        <w:rFonts w:eastAsia="黑体"/>
         <w:b/>
         <w:bCs/>
       </w:rPr>
@@ -12808,6 +13333,7 @@
       <w:spacing w:after="0" w:line="240" w:lineRule="auto"/>
     </w:pPr>
     <w:rPr>
+      <w:rFonts w:eastAsia="黑体"/>
       <w:color w:themeColor="text1" w:val="000000"/>
     </w:rPr>
     <w:tblPr>
@@ -12834,6 +13360,7 @@
     </w:tcPr>
     <w:tblStylePr w:type="firstRow">
       <w:rPr>
+        <w:rFonts w:eastAsia="黑体"/>
         <w:b/>
         <w:bCs/>
       </w:rPr>
@@ -12852,6 +13379,7 @@
     </w:tblStylePr>
     <w:tblStylePr w:type="lastRow">
       <w:rPr>
+        <w:rFonts w:eastAsia="黑体"/>
         <w:b/>
         <w:bCs/>
         <w:color w:themeColor="background1" w:val="FFFFFF"/>
@@ -12866,6 +13394,7 @@
     </w:tblStylePr>
     <w:tblStylePr w:type="firstCol">
       <w:rPr>
+        <w:rFonts w:eastAsia="黑体"/>
         <w:color w:themeColor="background1" w:val="FFFFFF"/>
       </w:rPr>
       <w:tblPr/>
@@ -12883,6 +13412,7 @@
     </w:tblStylePr>
     <w:tblStylePr w:type="lastCol">
       <w:rPr>
+        <w:rFonts w:eastAsia="黑体"/>
         <w:color w:themeColor="background1" w:val="FFFFFF"/>
       </w:rPr>
       <w:tblPr/>
@@ -12912,11 +13442,13 @@
     </w:tblStylePr>
     <w:tblStylePr w:type="neCell">
       <w:rPr>
+        <w:rFonts w:eastAsia="黑体"/>
         <w:color w:themeColor="text1" w:val="000000"/>
       </w:rPr>
     </w:tblStylePr>
     <w:tblStylePr w:type="nwCell">
       <w:rPr>
+        <w:rFonts w:eastAsia="黑体"/>
         <w:color w:themeColor="text1" w:val="000000"/>
       </w:rPr>
     </w:tblStylePr>
@@ -12930,6 +13462,7 @@
       <w:spacing w:after="0" w:line="240" w:lineRule="auto"/>
     </w:pPr>
     <w:rPr>
+      <w:rFonts w:eastAsia="黑体"/>
       <w:color w:themeColor="text1" w:val="000000"/>
     </w:rPr>
     <w:tblPr>
@@ -12956,6 +13489,7 @@
     </w:tcPr>
     <w:tblStylePr w:type="firstRow">
       <w:rPr>
+        <w:rFonts w:eastAsia="黑体"/>
         <w:b/>
         <w:bCs/>
       </w:rPr>
@@ -12974,6 +13508,7 @@
     </w:tblStylePr>
     <w:tblStylePr w:type="lastRow">
       <w:rPr>
+        <w:rFonts w:eastAsia="黑体"/>
         <w:b/>
         <w:bCs/>
         <w:color w:themeColor="background1" w:val="FFFFFF"/>
@@ -12988,6 +13523,7 @@
     </w:tblStylePr>
     <w:tblStylePr w:type="firstCol">
       <w:rPr>
+        <w:rFonts w:eastAsia="黑体"/>
         <w:color w:themeColor="background1" w:val="FFFFFF"/>
       </w:rPr>
       <w:tblPr/>
@@ -13005,6 +13541,7 @@
     </w:tblStylePr>
     <w:tblStylePr w:type="lastCol">
       <w:rPr>
+        <w:rFonts w:eastAsia="黑体"/>
         <w:color w:themeColor="background1" w:val="FFFFFF"/>
       </w:rPr>
       <w:tblPr/>
@@ -13034,11 +13571,13 @@
     </w:tblStylePr>
     <w:tblStylePr w:type="neCell">
       <w:rPr>
+        <w:rFonts w:eastAsia="黑体"/>
         <w:color w:themeColor="text1" w:val="000000"/>
       </w:rPr>
     </w:tblStylePr>
     <w:tblStylePr w:type="nwCell">
       <w:rPr>
+        <w:rFonts w:eastAsia="黑体"/>
         <w:color w:themeColor="text1" w:val="000000"/>
       </w:rPr>
     </w:tblStylePr>
@@ -13052,6 +13591,7 @@
       <w:spacing w:after="0" w:line="240" w:lineRule="auto"/>
     </w:pPr>
     <w:rPr>
+      <w:rFonts w:eastAsia="黑体"/>
       <w:color w:themeColor="text1" w:val="000000"/>
     </w:rPr>
     <w:tblPr>
@@ -13078,6 +13618,7 @@
     </w:tcPr>
     <w:tblStylePr w:type="firstRow">
       <w:rPr>
+        <w:rFonts w:eastAsia="黑体"/>
         <w:b/>
         <w:bCs/>
       </w:rPr>
@@ -13096,6 +13637,7 @@
     </w:tblStylePr>
     <w:tblStylePr w:type="lastRow">
       <w:rPr>
+        <w:rFonts w:eastAsia="黑体"/>
         <w:b/>
         <w:bCs/>
         <w:color w:themeColor="background1" w:val="FFFFFF"/>
@@ -13110,6 +13652,7 @@
     </w:tblStylePr>
     <w:tblStylePr w:type="firstCol">
       <w:rPr>
+        <w:rFonts w:eastAsia="黑体"/>
         <w:color w:themeColor="background1" w:val="FFFFFF"/>
       </w:rPr>
       <w:tblPr/>
@@ -13127,6 +13670,7 @@
     </w:tblStylePr>
     <w:tblStylePr w:type="lastCol">
       <w:rPr>
+        <w:rFonts w:eastAsia="黑体"/>
         <w:color w:themeColor="background1" w:val="FFFFFF"/>
       </w:rPr>
       <w:tblPr/>
@@ -13156,11 +13700,13 @@
     </w:tblStylePr>
     <w:tblStylePr w:type="neCell">
       <w:rPr>
+        <w:rFonts w:eastAsia="黑体"/>
         <w:color w:themeColor="text1" w:val="000000"/>
       </w:rPr>
     </w:tblStylePr>
     <w:tblStylePr w:type="nwCell">
       <w:rPr>
+        <w:rFonts w:eastAsia="黑体"/>
         <w:color w:themeColor="text1" w:val="000000"/>
       </w:rPr>
     </w:tblStylePr>
@@ -13174,6 +13720,7 @@
       <w:spacing w:after="0" w:line="240" w:lineRule="auto"/>
     </w:pPr>
     <w:rPr>
+      <w:rFonts w:eastAsia="黑体"/>
       <w:color w:themeColor="text1" w:val="000000"/>
     </w:rPr>
     <w:tblPr>
@@ -13200,6 +13747,7 @@
     </w:tcPr>
     <w:tblStylePr w:type="firstRow">
       <w:rPr>
+        <w:rFonts w:eastAsia="黑体"/>
         <w:b/>
         <w:bCs/>
       </w:rPr>
@@ -13218,6 +13766,7 @@
     </w:tblStylePr>
     <w:tblStylePr w:type="lastRow">
       <w:rPr>
+        <w:rFonts w:eastAsia="黑体"/>
         <w:b/>
         <w:bCs/>
         <w:color w:themeColor="background1" w:val="FFFFFF"/>
@@ -13232,6 +13781,7 @@
     </w:tblStylePr>
     <w:tblStylePr w:type="firstCol">
       <w:rPr>
+        <w:rFonts w:eastAsia="黑体"/>
         <w:color w:themeColor="background1" w:val="FFFFFF"/>
       </w:rPr>
       <w:tblPr/>
@@ -13249,6 +13799,7 @@
     </w:tblStylePr>
     <w:tblStylePr w:type="lastCol">
       <w:rPr>
+        <w:rFonts w:eastAsia="黑体"/>
         <w:color w:themeColor="background1" w:val="FFFFFF"/>
       </w:rPr>
       <w:tblPr/>
@@ -13286,6 +13837,7 @@
       <w:spacing w:after="0" w:line="240" w:lineRule="auto"/>
     </w:pPr>
     <w:rPr>
+      <w:rFonts w:eastAsia="黑体"/>
       <w:color w:themeColor="text1" w:val="000000"/>
     </w:rPr>
     <w:tblPr>
@@ -13312,6 +13864,7 @@
     </w:tcPr>
     <w:tblStylePr w:type="firstRow">
       <w:rPr>
+        <w:rFonts w:eastAsia="黑体"/>
         <w:b/>
         <w:bCs/>
       </w:rPr>
@@ -13330,6 +13883,7 @@
     </w:tblStylePr>
     <w:tblStylePr w:type="lastRow">
       <w:rPr>
+        <w:rFonts w:eastAsia="黑体"/>
         <w:b/>
         <w:bCs/>
         <w:color w:themeColor="background1" w:val="FFFFFF"/>
@@ -13344,6 +13898,7 @@
     </w:tblStylePr>
     <w:tblStylePr w:type="firstCol">
       <w:rPr>
+        <w:rFonts w:eastAsia="黑体"/>
         <w:color w:themeColor="background1" w:val="FFFFFF"/>
       </w:rPr>
       <w:tblPr/>
@@ -13361,6 +13916,7 @@
     </w:tblStylePr>
     <w:tblStylePr w:type="lastCol">
       <w:rPr>
+        <w:rFonts w:eastAsia="黑体"/>
         <w:color w:themeColor="background1" w:val="FFFFFF"/>
       </w:rPr>
       <w:tblPr/>
@@ -13390,11 +13946,13 @@
     </w:tblStylePr>
     <w:tblStylePr w:type="neCell">
       <w:rPr>
+        <w:rFonts w:eastAsia="黑体"/>
         <w:color w:themeColor="text1" w:val="000000"/>
       </w:rPr>
     </w:tblStylePr>
     <w:tblStylePr w:type="nwCell">
       <w:rPr>
+        <w:rFonts w:eastAsia="黑体"/>
         <w:color w:themeColor="text1" w:val="000000"/>
       </w:rPr>
     </w:tblStylePr>
@@ -13408,6 +13966,7 @@
       <w:spacing w:after="0" w:line="240" w:lineRule="auto"/>
     </w:pPr>
     <w:rPr>
+      <w:rFonts w:eastAsia="黑体"/>
       <w:color w:themeColor="text1" w:val="000000"/>
     </w:rPr>
     <w:tblPr>
@@ -13434,6 +13993,7 @@
     </w:tcPr>
     <w:tblStylePr w:type="firstRow">
       <w:rPr>
+        <w:rFonts w:eastAsia="黑体"/>
         <w:b/>
         <w:bCs/>
       </w:rPr>
@@ -13452,6 +14012,7 @@
     </w:tblStylePr>
     <w:tblStylePr w:type="lastRow">
       <w:rPr>
+        <w:rFonts w:eastAsia="黑体"/>
         <w:b/>
         <w:bCs/>
         <w:color w:themeColor="background1" w:val="FFFFFF"/>
@@ -13466,6 +14027,7 @@
     </w:tblStylePr>
     <w:tblStylePr w:type="firstCol">
       <w:rPr>
+        <w:rFonts w:eastAsia="黑体"/>
         <w:color w:themeColor="background1" w:val="FFFFFF"/>
       </w:rPr>
       <w:tblPr/>
@@ -13483,6 +14045,7 @@
     </w:tblStylePr>
     <w:tblStylePr w:type="lastCol">
       <w:rPr>
+        <w:rFonts w:eastAsia="黑体"/>
         <w:color w:themeColor="background1" w:val="FFFFFF"/>
       </w:rPr>
       <w:tblPr/>
@@ -13512,11 +14075,13 @@
     </w:tblStylePr>
     <w:tblStylePr w:type="neCell">
       <w:rPr>
+        <w:rFonts w:eastAsia="黑体"/>
         <w:color w:themeColor="text1" w:val="000000"/>
       </w:rPr>
     </w:tblStylePr>
     <w:tblStylePr w:type="nwCell">
       <w:rPr>
+        <w:rFonts w:eastAsia="黑体"/>
         <w:color w:themeColor="text1" w:val="000000"/>
       </w:rPr>
     </w:tblStylePr>
@@ -13530,6 +14095,7 @@
       <w:spacing w:after="0" w:line="240" w:lineRule="auto"/>
     </w:pPr>
     <w:rPr>
+      <w:rFonts w:eastAsia="黑体"/>
       <w:color w:themeColor="text1" w:val="000000"/>
     </w:rPr>
     <w:tblPr>
@@ -13556,6 +14122,7 @@
     </w:tcPr>
     <w:tblStylePr w:type="firstRow">
       <w:rPr>
+        <w:rFonts w:eastAsia="黑体"/>
         <w:b/>
         <w:bCs/>
       </w:rPr>
@@ -13574,6 +14141,7 @@
     </w:tblStylePr>
     <w:tblStylePr w:type="lastRow">
       <w:rPr>
+        <w:rFonts w:eastAsia="黑体"/>
         <w:b/>
         <w:bCs/>
         <w:color w:themeColor="background1" w:val="FFFFFF"/>
@@ -13588,6 +14156,7 @@
     </w:tblStylePr>
     <w:tblStylePr w:type="firstCol">
       <w:rPr>
+        <w:rFonts w:eastAsia="黑体"/>
         <w:color w:themeColor="background1" w:val="FFFFFF"/>
       </w:rPr>
       <w:tblPr/>
@@ -13605,6 +14174,7 @@
     </w:tblStylePr>
     <w:tblStylePr w:type="lastCol">
       <w:rPr>
+        <w:rFonts w:eastAsia="黑体"/>
         <w:color w:themeColor="background1" w:val="FFFFFF"/>
       </w:rPr>
       <w:tblPr/>
@@ -13634,11 +14204,13 @@
     </w:tblStylePr>
     <w:tblStylePr w:type="neCell">
       <w:rPr>
+        <w:rFonts w:eastAsia="黑体"/>
         <w:color w:themeColor="text1" w:val="000000"/>
       </w:rPr>
     </w:tblStylePr>
     <w:tblStylePr w:type="nwCell">
       <w:rPr>
+        <w:rFonts w:eastAsia="黑体"/>
         <w:color w:themeColor="text1" w:val="000000"/>
       </w:rPr>
     </w:tblStylePr>
@@ -13652,6 +14224,7 @@
       <w:spacing w:after="0" w:line="240" w:lineRule="auto"/>
     </w:pPr>
     <w:rPr>
+      <w:rFonts w:eastAsia="黑体"/>
       <w:color w:themeColor="text1" w:val="000000"/>
     </w:rPr>
     <w:tblPr>
@@ -13670,6 +14243,7 @@
     </w:tcPr>
     <w:tblStylePr w:type="firstRow">
       <w:rPr>
+        <w:rFonts w:eastAsia="黑体"/>
         <w:b/>
         <w:bCs/>
         <w:color w:themeColor="background1" w:val="FFFFFF"/>
@@ -13684,6 +14258,7 @@
     </w:tblStylePr>
     <w:tblStylePr w:type="lastRow">
       <w:rPr>
+        <w:rFonts w:eastAsia="黑体"/>
         <w:b/>
         <w:bCs/>
         <w:color w:themeColor="accent2" w:themeShade="CC" w:val="9E3A38"/>
@@ -13698,12 +14273,14 @@
     </w:tblStylePr>
     <w:tblStylePr w:type="firstCol">
       <w:rPr>
+        <w:rFonts w:eastAsia="黑体"/>
         <w:b/>
         <w:bCs/>
       </w:rPr>
     </w:tblStylePr>
     <w:tblStylePr w:type="lastCol">
       <w:rPr>
+        <w:rFonts w:eastAsia="黑体"/>
         <w:b/>
         <w:bCs/>
       </w:rPr>
@@ -13738,6 +14315,7 @@
       <w:spacing w:after="0" w:line="240" w:lineRule="auto"/>
     </w:pPr>
     <w:rPr>
+      <w:rFonts w:eastAsia="黑体"/>
       <w:color w:themeColor="text1" w:val="000000"/>
     </w:rPr>
     <w:tblPr>
@@ -13756,6 +14334,7 @@
     </w:tcPr>
     <w:tblStylePr w:type="firstRow">
       <w:rPr>
+        <w:rFonts w:eastAsia="黑体"/>
         <w:b/>
         <w:bCs/>
         <w:color w:themeColor="background1" w:val="FFFFFF"/>
@@ -13770,6 +14349,7 @@
     </w:tblStylePr>
     <w:tblStylePr w:type="lastRow">
       <w:rPr>
+        <w:rFonts w:eastAsia="黑体"/>
         <w:b/>
         <w:bCs/>
         <w:color w:themeColor="accent2" w:themeShade="CC" w:val="9E3A38"/>
@@ -13784,12 +14364,14 @@
     </w:tblStylePr>
     <w:tblStylePr w:type="firstCol">
       <w:rPr>
+        <w:rFonts w:eastAsia="黑体"/>
         <w:b/>
         <w:bCs/>
       </w:rPr>
     </w:tblStylePr>
     <w:tblStylePr w:type="lastCol">
       <w:rPr>
+        <w:rFonts w:eastAsia="黑体"/>
         <w:b/>
         <w:bCs/>
       </w:rPr>
@@ -13824,6 +14406,7 @@
       <w:spacing w:after="0" w:line="240" w:lineRule="auto"/>
     </w:pPr>
     <w:rPr>
+      <w:rFonts w:eastAsia="黑体"/>
       <w:color w:themeColor="text1" w:val="000000"/>
     </w:rPr>
     <w:tblPr>
@@ -13842,6 +14425,7 @@
     </w:tcPr>
     <w:tblStylePr w:type="firstRow">
       <w:rPr>
+        <w:rFonts w:eastAsia="黑体"/>
         <w:b/>
         <w:bCs/>
         <w:color w:themeColor="background1" w:val="FFFFFF"/>
@@ -13856,6 +14440,7 @@
     </w:tblStylePr>
     <w:tblStylePr w:type="lastRow">
       <w:rPr>
+        <w:rFonts w:eastAsia="黑体"/>
         <w:b/>
         <w:bCs/>
         <w:color w:themeColor="accent2" w:themeShade="CC" w:val="9E3A38"/>
@@ -13870,12 +14455,14 @@
     </w:tblStylePr>
     <w:tblStylePr w:type="firstCol">
       <w:rPr>
+        <w:rFonts w:eastAsia="黑体"/>
         <w:b/>
         <w:bCs/>
       </w:rPr>
     </w:tblStylePr>
     <w:tblStylePr w:type="lastCol">
       <w:rPr>
+        <w:rFonts w:eastAsia="黑体"/>
         <w:b/>
         <w:bCs/>
       </w:rPr>
@@ -13910,6 +14497,7 @@
       <w:spacing w:after="0" w:line="240" w:lineRule="auto"/>
     </w:pPr>
     <w:rPr>
+      <w:rFonts w:eastAsia="黑体"/>
       <w:color w:themeColor="text1" w:val="000000"/>
     </w:rPr>
     <w:tblPr>
@@ -13928,6 +14516,7 @@
     </w:tcPr>
     <w:tblStylePr w:type="firstRow">
       <w:rPr>
+        <w:rFonts w:eastAsia="黑体"/>
         <w:b/>
         <w:bCs/>
         <w:color w:themeColor="background1" w:val="FFFFFF"/>
@@ -13942,6 +14531,7 @@
     </w:tblStylePr>
     <w:tblStylePr w:type="lastRow">
       <w:rPr>
+        <w:rFonts w:eastAsia="黑体"/>
         <w:b/>
         <w:bCs/>
         <w:color w:themeColor="accent4" w:themeShade="CC" w:val="664E82"/>
@@ -13956,12 +14546,14 @@
     </w:tblStylePr>
     <w:tblStylePr w:type="firstCol">
       <w:rPr>
+        <w:rFonts w:eastAsia="黑体"/>
         <w:b/>
         <w:bCs/>
       </w:rPr>
     </w:tblStylePr>
     <w:tblStylePr w:type="lastCol">
       <w:rPr>
+        <w:rFonts w:eastAsia="黑体"/>
         <w:b/>
         <w:bCs/>
       </w:rPr>
@@ -13996,6 +14588,7 @@
       <w:spacing w:after="0" w:line="240" w:lineRule="auto"/>
     </w:pPr>
     <w:rPr>
+      <w:rFonts w:eastAsia="黑体"/>
       <w:color w:themeColor="text1" w:val="000000"/>
     </w:rPr>
     <w:tblPr>
@@ -14014,6 +14607,7 @@
     </w:tcPr>
     <w:tblStylePr w:type="firstRow">
       <w:rPr>
+        <w:rFonts w:eastAsia="黑体"/>
         <w:b/>
         <w:bCs/>
         <w:color w:themeColor="background1" w:val="FFFFFF"/>
@@ -14028,6 +14622,7 @@
     </w:tblStylePr>
     <w:tblStylePr w:type="lastRow">
       <w:rPr>
+        <w:rFonts w:eastAsia="黑体"/>
         <w:b/>
         <w:bCs/>
         <w:color w:themeColor="accent3" w:themeShade="CC" w:val="7E9C40"/>
@@ -14042,12 +14637,14 @@
     </w:tblStylePr>
     <w:tblStylePr w:type="firstCol">
       <w:rPr>
+        <w:rFonts w:eastAsia="黑体"/>
         <w:b/>
         <w:bCs/>
       </w:rPr>
     </w:tblStylePr>
     <w:tblStylePr w:type="lastCol">
       <w:rPr>
+        <w:rFonts w:eastAsia="黑体"/>
         <w:b/>
         <w:bCs/>
       </w:rPr>
@@ -14082,6 +14679,7 @@
       <w:spacing w:after="0" w:line="240" w:lineRule="auto"/>
     </w:pPr>
     <w:rPr>
+      <w:rFonts w:eastAsia="黑体"/>
       <w:color w:themeColor="text1" w:val="000000"/>
     </w:rPr>
     <w:tblPr>
@@ -14100,6 +14698,7 @@
     </w:tcPr>
     <w:tblStylePr w:type="firstRow">
       <w:rPr>
+        <w:rFonts w:eastAsia="黑体"/>
         <w:b/>
         <w:bCs/>
         <w:color w:themeColor="background1" w:val="FFFFFF"/>
@@ -14114,6 +14713,7 @@
     </w:tblStylePr>
     <w:tblStylePr w:type="lastRow">
       <w:rPr>
+        <w:rFonts w:eastAsia="黑体"/>
         <w:b/>
         <w:bCs/>
         <w:color w:themeColor="accent6" w:themeShade="CC" w:val="F2730A"/>
@@ -14128,12 +14728,14 @@
     </w:tblStylePr>
     <w:tblStylePr w:type="firstCol">
       <w:rPr>
+        <w:rFonts w:eastAsia="黑体"/>
         <w:b/>
         <w:bCs/>
       </w:rPr>
     </w:tblStylePr>
     <w:tblStylePr w:type="lastCol">
       <w:rPr>
+        <w:rFonts w:eastAsia="黑体"/>
         <w:b/>
         <w:bCs/>
       </w:rPr>
@@ -14168,6 +14770,7 @@
       <w:spacing w:after="0" w:line="240" w:lineRule="auto"/>
     </w:pPr>
     <w:rPr>
+      <w:rFonts w:eastAsia="黑体"/>
       <w:color w:themeColor="text1" w:val="000000"/>
     </w:rPr>
     <w:tblPr>
@@ -14186,6 +14789,7 @@
     </w:tcPr>
     <w:tblStylePr w:type="firstRow">
       <w:rPr>
+        <w:rFonts w:eastAsia="黑体"/>
         <w:b/>
         <w:bCs/>
         <w:color w:themeColor="background1" w:val="FFFFFF"/>
@@ -14200,6 +14804,7 @@
     </w:tblStylePr>
     <w:tblStylePr w:type="lastRow">
       <w:rPr>
+        <w:rFonts w:eastAsia="黑体"/>
         <w:b/>
         <w:bCs/>
         <w:color w:themeColor="accent5" w:themeShade="CC" w:val="348DA5"/>
@@ -14214,12 +14819,14 @@
     </w:tblStylePr>
     <w:tblStylePr w:type="firstCol">
       <w:rPr>
+        <w:rFonts w:eastAsia="黑体"/>
         <w:b/>
         <w:bCs/>
       </w:rPr>
     </w:tblStylePr>
     <w:tblStylePr w:type="lastCol">
       <w:rPr>
+        <w:rFonts w:eastAsia="黑体"/>
         <w:b/>
         <w:bCs/>
       </w:rPr>
@@ -14254,6 +14861,7 @@
       <w:spacing w:after="0" w:line="240" w:lineRule="auto"/>
     </w:pPr>
     <w:rPr>
+      <w:rFonts w:eastAsia="黑体"/>
       <w:color w:themeColor="text1" w:val="000000"/>
     </w:rPr>
     <w:tblPr>
@@ -14275,6 +14883,7 @@
     </w:tcPr>
     <w:tblStylePr w:type="firstRow">
       <w:rPr>
+        <w:rFonts w:eastAsia="黑体"/>
         <w:b/>
         <w:bCs/>
       </w:rPr>
@@ -14285,6 +14894,7 @@
     </w:tblStylePr>
     <w:tblStylePr w:type="lastRow">
       <w:rPr>
+        <w:rFonts w:eastAsia="黑体"/>
         <w:b/>
         <w:bCs/>
         <w:color w:themeColor="text1" w:val="000000"/>
@@ -14296,6 +14906,7 @@
     </w:tblStylePr>
     <w:tblStylePr w:type="firstCol">
       <w:rPr>
+        <w:rFonts w:eastAsia="黑体"/>
         <w:color w:themeColor="background1" w:val="FFFFFF"/>
       </w:rPr>
       <w:tblPr/>
@@ -14305,6 +14916,7 @@
     </w:tblStylePr>
     <w:tblStylePr w:type="lastCol">
       <w:rPr>
+        <w:rFonts w:eastAsia="黑体"/>
         <w:color w:themeColor="background1" w:val="FFFFFF"/>
       </w:rPr>
       <w:tblPr/>
@@ -14334,6 +14946,7 @@
       <w:spacing w:after="0" w:line="240" w:lineRule="auto"/>
     </w:pPr>
     <w:rPr>
+      <w:rFonts w:eastAsia="黑体"/>
       <w:color w:themeColor="text1" w:val="000000"/>
     </w:rPr>
     <w:tblPr>
@@ -14355,6 +14968,7 @@
     </w:tcPr>
     <w:tblStylePr w:type="firstRow">
       <w:rPr>
+        <w:rFonts w:eastAsia="黑体"/>
         <w:b/>
         <w:bCs/>
       </w:rPr>
@@ -14365,6 +14979,7 @@
     </w:tblStylePr>
     <w:tblStylePr w:type="lastRow">
       <w:rPr>
+        <w:rFonts w:eastAsia="黑体"/>
         <w:b/>
         <w:bCs/>
         <w:color w:themeColor="text1" w:val="000000"/>
@@ -14376,6 +14991,7 @@
     </w:tblStylePr>
     <w:tblStylePr w:type="firstCol">
       <w:rPr>
+        <w:rFonts w:eastAsia="黑体"/>
         <w:color w:themeColor="background1" w:val="FFFFFF"/>
       </w:rPr>
       <w:tblPr/>
@@ -14385,6 +15001,7 @@
     </w:tblStylePr>
     <w:tblStylePr w:type="lastCol">
       <w:rPr>
+        <w:rFonts w:eastAsia="黑体"/>
         <w:color w:themeColor="background1" w:val="FFFFFF"/>
       </w:rPr>
       <w:tblPr/>
@@ -14414,6 +15031,7 @@
       <w:spacing w:after="0" w:line="240" w:lineRule="auto"/>
     </w:pPr>
     <w:rPr>
+      <w:rFonts w:eastAsia="黑体"/>
       <w:color w:themeColor="text1" w:val="000000"/>
     </w:rPr>
     <w:tblPr>
@@ -14435,6 +15053,7 @@
     </w:tcPr>
     <w:tblStylePr w:type="firstRow">
       <w:rPr>
+        <w:rFonts w:eastAsia="黑体"/>
         <w:b/>
         <w:bCs/>
       </w:rPr>
@@ -14445,6 +15064,7 @@
     </w:tblStylePr>
     <w:tblStylePr w:type="lastRow">
       <w:rPr>
+        <w:rFonts w:eastAsia="黑体"/>
         <w:b/>
         <w:bCs/>
         <w:color w:themeColor="text1" w:val="000000"/>
@@ -14456,6 +15076,7 @@
     </w:tblStylePr>
     <w:tblStylePr w:type="firstCol">
       <w:rPr>
+        <w:rFonts w:eastAsia="黑体"/>
         <w:color w:themeColor="background1" w:val="FFFFFF"/>
       </w:rPr>
       <w:tblPr/>
@@ -14465,6 +15086,7 @@
     </w:tblStylePr>
     <w:tblStylePr w:type="lastCol">
       <w:rPr>
+        <w:rFonts w:eastAsia="黑体"/>
         <w:color w:themeColor="background1" w:val="FFFFFF"/>
       </w:rPr>
       <w:tblPr/>
@@ -14494,6 +15116,7 @@
       <w:spacing w:after="0" w:line="240" w:lineRule="auto"/>
     </w:pPr>
     <w:rPr>
+      <w:rFonts w:eastAsia="黑体"/>
       <w:color w:themeColor="text1" w:val="000000"/>
     </w:rPr>
     <w:tblPr>
@@ -14515,6 +15138,7 @@
     </w:tcPr>
     <w:tblStylePr w:type="firstRow">
       <w:rPr>
+        <w:rFonts w:eastAsia="黑体"/>
         <w:b/>
         <w:bCs/>
       </w:rPr>
@@ -14525,6 +15149,7 @@
     </w:tblStylePr>
     <w:tblStylePr w:type="lastRow">
       <w:rPr>
+        <w:rFonts w:eastAsia="黑体"/>
         <w:b/>
         <w:bCs/>
         <w:color w:themeColor="text1" w:val="000000"/>
@@ -14536,6 +15161,7 @@
     </w:tblStylePr>
     <w:tblStylePr w:type="firstCol">
       <w:rPr>
+        <w:rFonts w:eastAsia="黑体"/>
         <w:color w:themeColor="background1" w:val="FFFFFF"/>
       </w:rPr>
       <w:tblPr/>
@@ -14545,6 +15171,7 @@
     </w:tblStylePr>
     <w:tblStylePr w:type="lastCol">
       <w:rPr>
+        <w:rFonts w:eastAsia="黑体"/>
         <w:color w:themeColor="background1" w:val="FFFFFF"/>
       </w:rPr>
       <w:tblPr/>
@@ -14574,6 +15201,7 @@
       <w:spacing w:after="0" w:line="240" w:lineRule="auto"/>
     </w:pPr>
     <w:rPr>
+      <w:rFonts w:eastAsia="黑体"/>
       <w:color w:themeColor="text1" w:val="000000"/>
     </w:rPr>
     <w:tblPr>
@@ -14595,6 +15223,7 @@
     </w:tcPr>
     <w:tblStylePr w:type="firstRow">
       <w:rPr>
+        <w:rFonts w:eastAsia="黑体"/>
         <w:b/>
         <w:bCs/>
       </w:rPr>
@@ -14605,6 +15234,7 @@
     </w:tblStylePr>
     <w:tblStylePr w:type="lastRow">
       <w:rPr>
+        <w:rFonts w:eastAsia="黑体"/>
         <w:b/>
         <w:bCs/>
         <w:color w:themeColor="text1" w:val="000000"/>
@@ -14616,6 +15246,7 @@
     </w:tblStylePr>
     <w:tblStylePr w:type="firstCol">
       <w:rPr>
+        <w:rFonts w:eastAsia="黑体"/>
         <w:color w:themeColor="background1" w:val="FFFFFF"/>
       </w:rPr>
       <w:tblPr/>
@@ -14625,6 +15256,7 @@
     </w:tblStylePr>
     <w:tblStylePr w:type="lastCol">
       <w:rPr>
+        <w:rFonts w:eastAsia="黑体"/>
         <w:color w:themeColor="background1" w:val="FFFFFF"/>
       </w:rPr>
       <w:tblPr/>
@@ -14654,6 +15286,7 @@
       <w:spacing w:after="0" w:line="240" w:lineRule="auto"/>
     </w:pPr>
     <w:rPr>
+      <w:rFonts w:eastAsia="黑体"/>
       <w:color w:themeColor="text1" w:val="000000"/>
     </w:rPr>
     <w:tblPr>
@@ -14675,6 +15308,7 @@
     </w:tcPr>
     <w:tblStylePr w:type="firstRow">
       <w:rPr>
+        <w:rFonts w:eastAsia="黑体"/>
         <w:b/>
         <w:bCs/>
       </w:rPr>
@@ -14685,6 +15319,7 @@
     </w:tblStylePr>
     <w:tblStylePr w:type="lastRow">
       <w:rPr>
+        <w:rFonts w:eastAsia="黑体"/>
         <w:b/>
         <w:bCs/>
         <w:color w:themeColor="text1" w:val="000000"/>
@@ -14696,6 +15331,7 @@
     </w:tblStylePr>
     <w:tblStylePr w:type="firstCol">
       <w:rPr>
+        <w:rFonts w:eastAsia="黑体"/>
         <w:color w:themeColor="background1" w:val="FFFFFF"/>
       </w:rPr>
       <w:tblPr/>
@@ -14705,6 +15341,7 @@
     </w:tblStylePr>
     <w:tblStylePr w:type="lastCol">
       <w:rPr>
+        <w:rFonts w:eastAsia="黑体"/>
         <w:color w:themeColor="background1" w:val="FFFFFF"/>
       </w:rPr>
       <w:tblPr/>
@@ -14734,6 +15371,7 @@
       <w:spacing w:after="0" w:line="240" w:lineRule="auto"/>
     </w:pPr>
     <w:rPr>
+      <w:rFonts w:eastAsia="黑体"/>
       <w:color w:themeColor="text1" w:val="000000"/>
     </w:rPr>
     <w:tblPr>
@@ -14755,6 +15393,7 @@
     </w:tcPr>
     <w:tblStylePr w:type="firstRow">
       <w:rPr>
+        <w:rFonts w:eastAsia="黑体"/>
         <w:b/>
         <w:bCs/>
       </w:rPr>
@@ -14765,6 +15404,7 @@
     </w:tblStylePr>
     <w:tblStylePr w:type="lastRow">
       <w:rPr>
+        <w:rFonts w:eastAsia="黑体"/>
         <w:b/>
         <w:bCs/>
         <w:color w:themeColor="text1" w:val="000000"/>
@@ -14776,6 +15416,7 @@
     </w:tblStylePr>
     <w:tblStylePr w:type="firstCol">
       <w:rPr>
+        <w:rFonts w:eastAsia="黑体"/>
         <w:color w:themeColor="background1" w:val="FFFFFF"/>
       </w:rPr>
       <w:tblPr/>
@@ -14785,6 +15426,7 @@
     </w:tblStylePr>
     <w:tblStylePr w:type="lastCol">
       <w:rPr>
+        <w:rFonts w:eastAsia="黑体"/>
         <w:color w:themeColor="background1" w:val="FFFFFF"/>
       </w:rPr>
       <w:tblPr/>
@@ -14817,6 +15459,7 @@
     <w:name w:val="KeywordTok"/>
     <w:basedOn w:val="VerbatimChar"/>
     <w:rPr>
+      <w:rFonts w:eastAsia="黑体"/>
       <w:b/>
       <w:color w:val="007020"/>
     </w:rPr>
@@ -14825,6 +15468,7 @@
     <w:name w:val="DataTypeTok"/>
     <w:basedOn w:val="VerbatimChar"/>
     <w:rPr>
+      <w:rFonts w:eastAsia="黑体"/>
       <w:color w:val="902000"/>
     </w:rPr>
   </w:style>
@@ -14832,6 +15476,7 @@
     <w:name w:val="DecValTok"/>
     <w:basedOn w:val="VerbatimChar"/>
     <w:rPr>
+      <w:rFonts w:eastAsia="黑体"/>
       <w:color w:val="40a070"/>
     </w:rPr>
   </w:style>
@@ -14839,6 +15484,7 @@
     <w:name w:val="BaseNTok"/>
     <w:basedOn w:val="VerbatimChar"/>
     <w:rPr>
+      <w:rFonts w:eastAsia="黑体"/>
       <w:color w:val="40a070"/>
     </w:rPr>
   </w:style>
@@ -14846,6 +15492,7 @@
     <w:name w:val="FloatTok"/>
     <w:basedOn w:val="VerbatimChar"/>
     <w:rPr>
+      <w:rFonts w:eastAsia="黑体"/>
       <w:color w:val="40a070"/>
     </w:rPr>
   </w:style>
@@ -14853,6 +15500,7 @@
     <w:name w:val="ConstantTok"/>
     <w:basedOn w:val="VerbatimChar"/>
     <w:rPr>
+      <w:rFonts w:eastAsia="黑体"/>
       <w:color w:val="880000"/>
     </w:rPr>
   </w:style>
@@ -14860,6 +15508,7 @@
     <w:name w:val="CharTok"/>
     <w:basedOn w:val="VerbatimChar"/>
     <w:rPr>
+      <w:rFonts w:eastAsia="黑体"/>
       <w:color w:val="4070a0"/>
     </w:rPr>
   </w:style>
@@ -14867,6 +15516,7 @@
     <w:name w:val="SpecialCharTok"/>
     <w:basedOn w:val="VerbatimChar"/>
     <w:rPr>
+      <w:rFonts w:eastAsia="黑体"/>
       <w:color w:val="4070a0"/>
     </w:rPr>
   </w:style>
@@ -14874,6 +15524,7 @@
     <w:name w:val="StringTok"/>
     <w:basedOn w:val="VerbatimChar"/>
     <w:rPr>
+      <w:rFonts w:eastAsia="黑体"/>
       <w:color w:val="4070a0"/>
     </w:rPr>
   </w:style>
@@ -14881,6 +15532,7 @@
     <w:name w:val="VerbatimStringTok"/>
     <w:basedOn w:val="VerbatimChar"/>
     <w:rPr>
+      <w:rFonts w:eastAsia="黑体"/>
       <w:color w:val="4070a0"/>
     </w:rPr>
   </w:style>
@@ -14888,6 +15540,7 @@
     <w:name w:val="SpecialStringTok"/>
     <w:basedOn w:val="VerbatimChar"/>
     <w:rPr>
+      <w:rFonts w:eastAsia="黑体"/>
       <w:color w:val="bb6688"/>
     </w:rPr>
   </w:style>
@@ -14895,6 +15548,7 @@
     <w:name w:val="ImportTok"/>
     <w:basedOn w:val="VerbatimChar"/>
     <w:rPr>
+      <w:rFonts w:eastAsia="黑体"/>
       <w:b/>
       <w:color w:val="008000"/>
     </w:rPr>
@@ -14903,6 +15557,7 @@
     <w:name w:val="CommentTok"/>
     <w:basedOn w:val="VerbatimChar"/>
     <w:rPr>
+      <w:rFonts w:eastAsia="黑体"/>
       <w:i/>
       <w:color w:val="60a0b0"/>
     </w:rPr>
@@ -14911,6 +15566,7 @@
     <w:name w:val="DocumentationTok"/>
     <w:basedOn w:val="VerbatimChar"/>
     <w:rPr>
+      <w:rFonts w:eastAsia="黑体"/>
       <w:i/>
       <w:color w:val="ba2121"/>
     </w:rPr>
@@ -14919,6 +15575,7 @@
     <w:name w:val="AnnotationTok"/>
     <w:basedOn w:val="VerbatimChar"/>
     <w:rPr>
+      <w:rFonts w:eastAsia="黑体"/>
       <w:b/>
       <w:i/>
       <w:color w:val="60a0b0"/>
@@ -14928,6 +15585,7 @@
     <w:name w:val="CommentVarTok"/>
     <w:basedOn w:val="VerbatimChar"/>
     <w:rPr>
+      <w:rFonts w:eastAsia="黑体"/>
       <w:b/>
       <w:i/>
       <w:color w:val="60a0b0"/>
@@ -14937,6 +15595,7 @@
     <w:name w:val="OtherTok"/>
     <w:basedOn w:val="VerbatimChar"/>
     <w:rPr>
+      <w:rFonts w:eastAsia="黑体"/>
       <w:color w:val="007020"/>
     </w:rPr>
   </w:style>
@@ -14944,6 +15603,7 @@
     <w:name w:val="FunctionTok"/>
     <w:basedOn w:val="VerbatimChar"/>
     <w:rPr>
+      <w:rFonts w:eastAsia="黑体"/>
       <w:color w:val="06287e"/>
     </w:rPr>
   </w:style>
@@ -14951,6 +15611,7 @@
     <w:name w:val="VariableTok"/>
     <w:basedOn w:val="VerbatimChar"/>
     <w:rPr>
+      <w:rFonts w:eastAsia="黑体"/>
       <w:color w:val="19177c"/>
     </w:rPr>
   </w:style>
@@ -14958,6 +15619,7 @@
     <w:name w:val="ControlFlowTok"/>
     <w:basedOn w:val="VerbatimChar"/>
     <w:rPr>
+      <w:rFonts w:eastAsia="黑体"/>
       <w:b/>
       <w:color w:val="007020"/>
     </w:rPr>
@@ -14966,6 +15628,7 @@
     <w:name w:val="OperatorTok"/>
     <w:basedOn w:val="VerbatimChar"/>
     <w:rPr>
+      <w:rFonts w:eastAsia="黑体"/>
       <w:color w:val="666666"/>
     </w:rPr>
   </w:style>
@@ -14973,18 +15636,22 @@
     <w:name w:val="BuiltInTok"/>
     <w:basedOn w:val="VerbatimChar"/>
     <w:rPr>
+      <w:rFonts w:eastAsia="黑体"/>
       <w:color w:val="008000"/>
     </w:rPr>
   </w:style>
   <w:style w:type="character" w:customStyle="1" w:styleId="ExtensionTok">
     <w:name w:val="ExtensionTok"/>
     <w:basedOn w:val="VerbatimChar"/>
-    <w:rPr/>
+    <w:rPr>
+      <w:rFonts w:eastAsia="黑体"/>
+    </w:rPr>
   </w:style>
   <w:style w:type="character" w:customStyle="1" w:styleId="PreprocessorTok">
     <w:name w:val="PreprocessorTok"/>
     <w:basedOn w:val="VerbatimChar"/>
     <w:rPr>
+      <w:rFonts w:eastAsia="黑体"/>
       <w:color w:val="bc7a00"/>
     </w:rPr>
   </w:style>
@@ -14992,18 +15659,22 @@
     <w:name w:val="AttributeTok"/>
     <w:basedOn w:val="VerbatimChar"/>
     <w:rPr>
+      <w:rFonts w:eastAsia="黑体"/>
       <w:color w:val="7d9029"/>
     </w:rPr>
   </w:style>
   <w:style w:type="character" w:customStyle="1" w:styleId="RegionMarkerTok">
     <w:name w:val="RegionMarkerTok"/>
     <w:basedOn w:val="VerbatimChar"/>
-    <w:rPr/>
+    <w:rPr>
+      <w:rFonts w:eastAsia="黑体"/>
+    </w:rPr>
   </w:style>
   <w:style w:type="character" w:customStyle="1" w:styleId="InformationTok">
     <w:name w:val="InformationTok"/>
     <w:basedOn w:val="VerbatimChar"/>
     <w:rPr>
+      <w:rFonts w:eastAsia="黑体"/>
       <w:b/>
       <w:i/>
       <w:color w:val="60a0b0"/>
@@ -15013,6 +15684,7 @@
     <w:name w:val="WarningTok"/>
     <w:basedOn w:val="VerbatimChar"/>
     <w:rPr>
+      <w:rFonts w:eastAsia="黑体"/>
       <w:b/>
       <w:i/>
       <w:color w:val="60a0b0"/>
@@ -15022,6 +15694,7 @@
     <w:name w:val="AlertTok"/>
     <w:basedOn w:val="VerbatimChar"/>
     <w:rPr>
+      <w:rFonts w:eastAsia="黑体"/>
       <w:b/>
       <w:color w:val="ff0000"/>
     </w:rPr>
@@ -15030,6 +15703,7 @@
     <w:name w:val="ErrorTok"/>
     <w:basedOn w:val="VerbatimChar"/>
     <w:rPr>
+      <w:rFonts w:eastAsia="黑体"/>
       <w:b/>
       <w:color w:val="ff0000"/>
     </w:rPr>
@@ -15037,7 +15711,9 @@
   <w:style w:type="character" w:customStyle="1" w:styleId="NormalTok">
     <w:name w:val="NormalTok"/>
     <w:basedOn w:val="VerbatimChar"/>
-    <w:rPr/>
+    <w:rPr>
+      <w:rFonts w:eastAsia="黑体"/>
+    </w:rPr>
   </w:style>
 </w:styles>
 </file>
@@ -15086,12 +15762,12 @@
     <a:fontScheme name="Office">
       <a:majorFont>
         <a:latin typeface="Calibri"/>
-        <a:ea typeface=""/>
+        <a:ea typeface="黑体"/>
         <a:cs typeface=""/>
         <a:font script="Jpan" typeface="ＭＳ ゴシック"/>
         <a:font script="Hang" typeface="맑은 고딕"/>
-        <a:font script="Hans" typeface="宋体"/>
-        <a:font script="Hant" typeface="新細明體"/>
+        <a:font script="Hans" typeface="黑体"/>
+        <a:font script="Hant" typeface="黑体"/>
         <a:font script="Arab" typeface="Times New Roman"/>
         <a:font script="Hebr" typeface="Times New Roman"/>
         <a:font script="Thai" typeface="Angsana New"/>
@@ -15121,12 +15797,12 @@
       </a:majorFont>
       <a:minorFont>
         <a:latin typeface="Cambria"/>
-        <a:ea typeface=""/>
+        <a:ea typeface="黑体"/>
         <a:cs typeface=""/>
         <a:font script="Jpan" typeface="ＭＳ 明朝"/>
         <a:font script="Hang" typeface="맑은 고딕"/>
-        <a:font script="Hans" typeface="宋体"/>
-        <a:font script="Hant" typeface="新細明體"/>
+        <a:font script="Hans" typeface="黑体"/>
+        <a:font script="Hant" typeface="黑体"/>
         <a:font script="Arab" typeface="Arial"/>
         <a:font script="Hebr" typeface="Arial"/>
         <a:font script="Thai" typeface="Cordia New"/>

--- a/05-数字电路/02-时序逻辑电路/随机存储器RAM电路/随机存储器RAM电路.docx
+++ b/05-数字电路/02-时序逻辑电路/随机存储器RAM电路/随机存储器RAM电路.docx
@@ -2691,7 +2691,7 @@
           <w:color w:val="555555"/>
           <w:sz w:val="21"/>
         </w:rPr>
-        <w:t>材料收集者：杜文杰，WX手机：19519196569，QQ:3478827729</w:t>
+        <w:t>材料收集者：杜文杰，微信/手机：19519196569，QQ:3478827729</w:t>
       </w:r>
     </w:p>
     <w:sectPr>
